--- a/Documentation.docx
+++ b/Documentation.docx
@@ -144,12 +144,18 @@
         <w:jc w:val="center"/>
         <w:rPr>
           <w:rFonts w:ascii="Times New Roman" w:eastAsiaTheme="majorEastAsia" w:hAnsi="Times New Roman" w:cs="Times New Roman"/>
-          <w:b/>
-          <w:bCs/>
           <w:sz w:val="32"/>
           <w:szCs w:val="32"/>
         </w:rPr>
       </w:pPr>
+      <w:r>
+        <w:rPr>
+          <w:rFonts w:ascii="Times New Roman" w:eastAsiaTheme="majorEastAsia" w:hAnsi="Times New Roman" w:cs="Times New Roman"/>
+          <w:sz w:val="32"/>
+          <w:szCs w:val="32"/>
+        </w:rPr>
+        <w:t>Executive Dashboard for Healthcare Analytics: Multi-Dimensional Analysis of Patient Attendance Trends</w:t>
+      </w:r>
     </w:p>
     <w:p>
       <w:pPr>
@@ -162,7 +168,10 @@
           <w:szCs w:val="32"/>
         </w:rPr>
       </w:pPr>
-      <w:r>
+    </w:p>
+    <w:p>
+      <w:pPr>
+        <w:jc w:val="center"/>
         <w:rPr>
           <w:rFonts w:ascii="Times New Roman" w:eastAsiaTheme="majorEastAsia" w:hAnsi="Times New Roman" w:cs="Times New Roman"/>
           <w:b/>
@@ -170,12 +179,8 @@
           <w:sz w:val="32"/>
           <w:szCs w:val="32"/>
         </w:rPr>
-        <w:t>Hermela Seltanu Gizaw</w:t>
-      </w:r>
-    </w:p>
-    <w:p>
-      <w:pPr>
-        <w:jc w:val="center"/>
+      </w:pPr>
+      <w:r>
         <w:rPr>
           <w:rFonts w:ascii="Times New Roman" w:eastAsiaTheme="majorEastAsia" w:hAnsi="Times New Roman" w:cs="Times New Roman"/>
           <w:b/>
@@ -183,8 +188,12 @@
           <w:sz w:val="32"/>
           <w:szCs w:val="32"/>
         </w:rPr>
-      </w:pPr>
-      <w:r>
+        <w:t>Hermela Seltanu Gizaw</w:t>
+      </w:r>
+    </w:p>
+    <w:p>
+      <w:pPr>
+        <w:jc w:val="center"/>
         <w:rPr>
           <w:rFonts w:ascii="Times New Roman" w:eastAsiaTheme="majorEastAsia" w:hAnsi="Times New Roman" w:cs="Times New Roman"/>
           <w:b/>
@@ -192,6 +201,15 @@
           <w:sz w:val="32"/>
           <w:szCs w:val="32"/>
         </w:rPr>
+      </w:pPr>
+      <w:r>
+        <w:rPr>
+          <w:rFonts w:ascii="Times New Roman" w:eastAsiaTheme="majorEastAsia" w:hAnsi="Times New Roman" w:cs="Times New Roman"/>
+          <w:b/>
+          <w:bCs/>
+          <w:sz w:val="32"/>
+          <w:szCs w:val="32"/>
+        </w:rPr>
         <w:t>670446</w:t>
       </w:r>
     </w:p>
@@ -308,17 +326,6 @@
     </w:p>
     <w:p>
       <w:pPr>
-        <w:rPr>
-          <w:rFonts w:ascii="Times New Roman" w:eastAsiaTheme="majorEastAsia" w:hAnsi="Times New Roman" w:cs="Times New Roman"/>
-          <w:b/>
-          <w:bCs/>
-          <w:sz w:val="36"/>
-          <w:szCs w:val="36"/>
-        </w:rPr>
-      </w:pPr>
-    </w:p>
-    <w:p>
-      <w:pPr>
         <w:jc w:val="center"/>
         <w:rPr>
           <w:rFonts w:ascii="Times New Roman" w:eastAsiaTheme="majorEastAsia" w:hAnsi="Times New Roman" w:cs="Times New Roman"/>
@@ -339,13 +346,6 @@
         <w:t>Spring Semester 2026</w:t>
       </w:r>
     </w:p>
-    <w:p>
-      <w:pPr>
-        <w:rPr>
-          <w:rFonts w:ascii="Times New Roman" w:hAnsi="Times New Roman" w:cs="Times New Roman"/>
-        </w:rPr>
-      </w:pPr>
-    </w:p>
     <w:sdt>
       <w:sdtPr>
         <w:rPr>
@@ -353,6 +353,8 @@
           <w:b/>
           <w:bCs/>
           <w:color w:val="auto"/>
+          <w:sz w:val="28"/>
+          <w:szCs w:val="28"/>
         </w:rPr>
         <w:id w:val="1049493034"/>
         <w:docPartObj>
@@ -380,6 +382,8 @@
               <w:b/>
               <w:bCs/>
               <w:color w:val="auto"/>
+              <w:sz w:val="28"/>
+              <w:szCs w:val="28"/>
             </w:rPr>
           </w:pPr>
           <w:r>
@@ -388,17 +392,11 @@
               <w:b/>
               <w:bCs/>
               <w:color w:val="auto"/>
+              <w:sz w:val="28"/>
+              <w:szCs w:val="28"/>
             </w:rPr>
             <w:t>Table of Contents</w:t>
           </w:r>
-        </w:p>
-        <w:p>
-          <w:pPr>
-            <w:pStyle w:val="TOC1"/>
-            <w:tabs>
-              <w:tab w:val="right" w:leader="dot" w:pos="9350"/>
-            </w:tabs>
-          </w:pPr>
         </w:p>
         <w:p>
           <w:pPr>
@@ -420,7 +418,7 @@
           <w:r>
             <w:fldChar w:fldCharType="separate"/>
           </w:r>
-          <w:hyperlink w:anchor="_Toc227464052" w:history="1">
+          <w:hyperlink w:anchor="_Toc227464821" w:history="1">
             <w:r>
               <w:rPr>
                 <w:rStyle w:val="Hyperlink"/>
@@ -429,7 +427,7 @@
                 <w:bCs/>
                 <w:noProof/>
               </w:rPr>
-              <w:t>Part A: Data Acquisition and Understanding</w:t>
+              <w:t>Introduction</w:t>
             </w:r>
             <w:r>
               <w:rPr>
@@ -450,7 +448,7 @@
                 <w:noProof/>
                 <w:webHidden/>
               </w:rPr>
-              <w:instrText xml:space="preserve"> PAGEREF _Toc227464052 \h </w:instrText>
+              <w:instrText xml:space="preserve"> PAGEREF _Toc227464821 \h </w:instrText>
             </w:r>
             <w:r>
               <w:rPr>
@@ -470,7 +468,7 @@
                 <w:noProof/>
                 <w:webHidden/>
               </w:rPr>
-              <w:t>2</w:t>
+              <w:t>3</w:t>
             </w:r>
             <w:r>
               <w:rPr>
@@ -492,7 +490,7 @@
               <w:noProof/>
             </w:rPr>
           </w:pPr>
-          <w:hyperlink w:anchor="_Toc227464053" w:history="1">
+          <w:hyperlink w:anchor="_Toc227464822" w:history="1">
             <w:r>
               <w:rPr>
                 <w:rStyle w:val="Hyperlink"/>
@@ -501,7 +499,7 @@
                 <w:iCs/>
                 <w:noProof/>
               </w:rPr>
-              <w:t>1. Domain and Business Problem</w:t>
+              <w:t>1. Overview</w:t>
             </w:r>
             <w:r>
               <w:rPr>
@@ -522,7 +520,7 @@
                 <w:noProof/>
                 <w:webHidden/>
               </w:rPr>
-              <w:instrText xml:space="preserve"> PAGEREF _Toc227464053 \h </w:instrText>
+              <w:instrText xml:space="preserve"> PAGEREF _Toc227464822 \h </w:instrText>
             </w:r>
             <w:r>
               <w:rPr>
@@ -542,7 +540,7 @@
                 <w:noProof/>
                 <w:webHidden/>
               </w:rPr>
-              <w:t>2</w:t>
+              <w:t>3</w:t>
             </w:r>
             <w:r>
               <w:rPr>
@@ -564,7 +562,7 @@
               <w:noProof/>
             </w:rPr>
           </w:pPr>
-          <w:hyperlink w:anchor="_Toc227464054" w:history="1">
+          <w:hyperlink w:anchor="_Toc227464823" w:history="1">
             <w:r>
               <w:rPr>
                 <w:rStyle w:val="Hyperlink"/>
@@ -573,7 +571,7 @@
                 <w:iCs/>
                 <w:noProof/>
               </w:rPr>
-              <w:t>2. Dataset Source and Overview</w:t>
+              <w:t>2. Motivation</w:t>
             </w:r>
             <w:r>
               <w:rPr>
@@ -594,7 +592,7 @@
                 <w:noProof/>
                 <w:webHidden/>
               </w:rPr>
-              <w:instrText xml:space="preserve"> PAGEREF _Toc227464054 \h </w:instrText>
+              <w:instrText xml:space="preserve"> PAGEREF _Toc227464823 \h </w:instrText>
             </w:r>
             <w:r>
               <w:rPr>
@@ -636,7 +634,7 @@
               <w:noProof/>
             </w:rPr>
           </w:pPr>
-          <w:hyperlink w:anchor="_Toc227464055" w:history="1">
+          <w:hyperlink w:anchor="_Toc227464824" w:history="1">
             <w:r>
               <w:rPr>
                 <w:rStyle w:val="Hyperlink"/>
@@ -645,7 +643,7 @@
                 <w:iCs/>
                 <w:noProof/>
               </w:rPr>
-              <w:t>3. Key Tables and Fields</w:t>
+              <w:t>3. Technical Objectives</w:t>
             </w:r>
             <w:r>
               <w:rPr>
@@ -666,7 +664,7 @@
                 <w:noProof/>
                 <w:webHidden/>
               </w:rPr>
-              <w:instrText xml:space="preserve"> PAGEREF _Toc227464055 \h </w:instrText>
+              <w:instrText xml:space="preserve"> PAGEREF _Toc227464824 \h </w:instrText>
             </w:r>
             <w:r>
               <w:rPr>
@@ -687,6 +685,78 @@
                 <w:webHidden/>
               </w:rPr>
               <w:t>3</w:t>
+            </w:r>
+            <w:r>
+              <w:rPr>
+                <w:noProof/>
+                <w:webHidden/>
+              </w:rPr>
+              <w:fldChar w:fldCharType="end"/>
+            </w:r>
+          </w:hyperlink>
+        </w:p>
+        <w:p>
+          <w:pPr>
+            <w:pStyle w:val="TOC1"/>
+            <w:tabs>
+              <w:tab w:val="right" w:leader="dot" w:pos="9350"/>
+            </w:tabs>
+            <w:rPr>
+              <w:rFonts w:eastAsiaTheme="minorEastAsia"/>
+              <w:noProof/>
+            </w:rPr>
+          </w:pPr>
+          <w:hyperlink w:anchor="_Toc227464825" w:history="1">
+            <w:r>
+              <w:rPr>
+                <w:rStyle w:val="Hyperlink"/>
+                <w:rFonts w:ascii="Times New Roman" w:hAnsi="Times New Roman" w:cs="Times New Roman"/>
+                <w:b/>
+                <w:bCs/>
+                <w:noProof/>
+              </w:rPr>
+              <w:t>Part A: Data Acquisition and Understanding</w:t>
+            </w:r>
+            <w:r>
+              <w:rPr>
+                <w:noProof/>
+                <w:webHidden/>
+              </w:rPr>
+              <w:tab/>
+            </w:r>
+            <w:r>
+              <w:rPr>
+                <w:noProof/>
+                <w:webHidden/>
+              </w:rPr>
+              <w:fldChar w:fldCharType="begin"/>
+            </w:r>
+            <w:r>
+              <w:rPr>
+                <w:noProof/>
+                <w:webHidden/>
+              </w:rPr>
+              <w:instrText xml:space="preserve"> PAGEREF _Toc227464825 \h </w:instrText>
+            </w:r>
+            <w:r>
+              <w:rPr>
+                <w:noProof/>
+                <w:webHidden/>
+              </w:rPr>
+            </w:r>
+            <w:r>
+              <w:rPr>
+                <w:noProof/>
+                <w:webHidden/>
+              </w:rPr>
+              <w:fldChar w:fldCharType="separate"/>
+            </w:r>
+            <w:r>
+              <w:rPr>
+                <w:noProof/>
+                <w:webHidden/>
+              </w:rPr>
+              <w:t>4</w:t>
             </w:r>
             <w:r>
               <w:rPr>
@@ -708,7 +778,7 @@
               <w:noProof/>
             </w:rPr>
           </w:pPr>
-          <w:hyperlink w:anchor="_Toc227464056" w:history="1">
+          <w:hyperlink w:anchor="_Toc227464826" w:history="1">
             <w:r>
               <w:rPr>
                 <w:rStyle w:val="Hyperlink"/>
@@ -717,6 +787,222 @@
                 <w:iCs/>
                 <w:noProof/>
               </w:rPr>
+              <w:t>1. Domain and Business Problem</w:t>
+            </w:r>
+            <w:r>
+              <w:rPr>
+                <w:noProof/>
+                <w:webHidden/>
+              </w:rPr>
+              <w:tab/>
+            </w:r>
+            <w:r>
+              <w:rPr>
+                <w:noProof/>
+                <w:webHidden/>
+              </w:rPr>
+              <w:fldChar w:fldCharType="begin"/>
+            </w:r>
+            <w:r>
+              <w:rPr>
+                <w:noProof/>
+                <w:webHidden/>
+              </w:rPr>
+              <w:instrText xml:space="preserve"> PAGEREF _Toc227464826 \h </w:instrText>
+            </w:r>
+            <w:r>
+              <w:rPr>
+                <w:noProof/>
+                <w:webHidden/>
+              </w:rPr>
+            </w:r>
+            <w:r>
+              <w:rPr>
+                <w:noProof/>
+                <w:webHidden/>
+              </w:rPr>
+              <w:fldChar w:fldCharType="separate"/>
+            </w:r>
+            <w:r>
+              <w:rPr>
+                <w:noProof/>
+                <w:webHidden/>
+              </w:rPr>
+              <w:t>4</w:t>
+            </w:r>
+            <w:r>
+              <w:rPr>
+                <w:noProof/>
+                <w:webHidden/>
+              </w:rPr>
+              <w:fldChar w:fldCharType="end"/>
+            </w:r>
+          </w:hyperlink>
+        </w:p>
+        <w:p>
+          <w:pPr>
+            <w:pStyle w:val="TOC2"/>
+            <w:tabs>
+              <w:tab w:val="right" w:leader="dot" w:pos="9350"/>
+            </w:tabs>
+            <w:rPr>
+              <w:rFonts w:eastAsiaTheme="minorEastAsia"/>
+              <w:noProof/>
+            </w:rPr>
+          </w:pPr>
+          <w:hyperlink w:anchor="_Toc227464827" w:history="1">
+            <w:r>
+              <w:rPr>
+                <w:rStyle w:val="Hyperlink"/>
+                <w:rFonts w:ascii="Times New Roman" w:hAnsi="Times New Roman" w:cs="Times New Roman"/>
+                <w:i/>
+                <w:iCs/>
+                <w:noProof/>
+              </w:rPr>
+              <w:t>2. Dataset Source</w:t>
+            </w:r>
+            <w:r>
+              <w:rPr>
+                <w:noProof/>
+                <w:webHidden/>
+              </w:rPr>
+              <w:tab/>
+            </w:r>
+            <w:r>
+              <w:rPr>
+                <w:noProof/>
+                <w:webHidden/>
+              </w:rPr>
+              <w:fldChar w:fldCharType="begin"/>
+            </w:r>
+            <w:r>
+              <w:rPr>
+                <w:noProof/>
+                <w:webHidden/>
+              </w:rPr>
+              <w:instrText xml:space="preserve"> PAGEREF _Toc227464827 \h </w:instrText>
+            </w:r>
+            <w:r>
+              <w:rPr>
+                <w:noProof/>
+                <w:webHidden/>
+              </w:rPr>
+            </w:r>
+            <w:r>
+              <w:rPr>
+                <w:noProof/>
+                <w:webHidden/>
+              </w:rPr>
+              <w:fldChar w:fldCharType="separate"/>
+            </w:r>
+            <w:r>
+              <w:rPr>
+                <w:noProof/>
+                <w:webHidden/>
+              </w:rPr>
+              <w:t>4</w:t>
+            </w:r>
+            <w:r>
+              <w:rPr>
+                <w:noProof/>
+                <w:webHidden/>
+              </w:rPr>
+              <w:fldChar w:fldCharType="end"/>
+            </w:r>
+          </w:hyperlink>
+        </w:p>
+        <w:p>
+          <w:pPr>
+            <w:pStyle w:val="TOC2"/>
+            <w:tabs>
+              <w:tab w:val="right" w:leader="dot" w:pos="9350"/>
+            </w:tabs>
+            <w:rPr>
+              <w:rFonts w:eastAsiaTheme="minorEastAsia"/>
+              <w:noProof/>
+            </w:rPr>
+          </w:pPr>
+          <w:hyperlink w:anchor="_Toc227464828" w:history="1">
+            <w:r>
+              <w:rPr>
+                <w:rStyle w:val="Hyperlink"/>
+                <w:rFonts w:ascii="Times New Roman" w:hAnsi="Times New Roman" w:cs="Times New Roman"/>
+                <w:i/>
+                <w:iCs/>
+                <w:noProof/>
+              </w:rPr>
+              <w:t>3. Key Tables and Fields</w:t>
+            </w:r>
+            <w:r>
+              <w:rPr>
+                <w:noProof/>
+                <w:webHidden/>
+              </w:rPr>
+              <w:tab/>
+            </w:r>
+            <w:r>
+              <w:rPr>
+                <w:noProof/>
+                <w:webHidden/>
+              </w:rPr>
+              <w:fldChar w:fldCharType="begin"/>
+            </w:r>
+            <w:r>
+              <w:rPr>
+                <w:noProof/>
+                <w:webHidden/>
+              </w:rPr>
+              <w:instrText xml:space="preserve"> PAGEREF _Toc227464828 \h </w:instrText>
+            </w:r>
+            <w:r>
+              <w:rPr>
+                <w:noProof/>
+                <w:webHidden/>
+              </w:rPr>
+            </w:r>
+            <w:r>
+              <w:rPr>
+                <w:noProof/>
+                <w:webHidden/>
+              </w:rPr>
+              <w:fldChar w:fldCharType="separate"/>
+            </w:r>
+            <w:r>
+              <w:rPr>
+                <w:noProof/>
+                <w:webHidden/>
+              </w:rPr>
+              <w:t>4</w:t>
+            </w:r>
+            <w:r>
+              <w:rPr>
+                <w:noProof/>
+                <w:webHidden/>
+              </w:rPr>
+              <w:fldChar w:fldCharType="end"/>
+            </w:r>
+          </w:hyperlink>
+        </w:p>
+        <w:p>
+          <w:pPr>
+            <w:pStyle w:val="TOC2"/>
+            <w:tabs>
+              <w:tab w:val="right" w:leader="dot" w:pos="9350"/>
+            </w:tabs>
+            <w:rPr>
+              <w:rFonts w:eastAsiaTheme="minorEastAsia"/>
+              <w:noProof/>
+            </w:rPr>
+          </w:pPr>
+          <w:hyperlink w:anchor="_Toc227464829" w:history="1">
+            <w:r>
+              <w:rPr>
+                <w:rStyle w:val="Hyperlink"/>
+                <w:rFonts w:ascii="Times New Roman" w:hAnsi="Times New Roman" w:cs="Times New Roman"/>
+                <w:i/>
+                <w:iCs/>
+                <w:noProof/>
+              </w:rPr>
               <w:t>4. Suitability for Advanced Analysis</w:t>
             </w:r>
             <w:r>
@@ -738,7 +1024,7 @@
                 <w:noProof/>
                 <w:webHidden/>
               </w:rPr>
-              <w:instrText xml:space="preserve"> PAGEREF _Toc227464056 \h </w:instrText>
+              <w:instrText xml:space="preserve"> PAGEREF _Toc227464829 \h </w:instrText>
             </w:r>
             <w:r>
               <w:rPr>
@@ -758,7 +1044,7 @@
                 <w:noProof/>
                 <w:webHidden/>
               </w:rPr>
-              <w:t>4</w:t>
+              <w:t>5</w:t>
             </w:r>
             <w:r>
               <w:rPr>
@@ -780,7 +1066,7 @@
               <w:noProof/>
             </w:rPr>
           </w:pPr>
-          <w:hyperlink w:anchor="_Toc227464057" w:history="1">
+          <w:hyperlink w:anchor="_Toc227464830" w:history="1">
             <w:r>
               <w:rPr>
                 <w:rStyle w:val="Hyperlink"/>
@@ -810,7 +1096,7 @@
                 <w:noProof/>
                 <w:webHidden/>
               </w:rPr>
-              <w:instrText xml:space="preserve"> PAGEREF _Toc227464057 \h </w:instrText>
+              <w:instrText xml:space="preserve"> PAGEREF _Toc227464830 \h </w:instrText>
             </w:r>
             <w:r>
               <w:rPr>
@@ -830,7 +1116,7 @@
                 <w:noProof/>
                 <w:webHidden/>
               </w:rPr>
-              <w:t>6</w:t>
+              <w:t>7</w:t>
             </w:r>
             <w:r>
               <w:rPr>
@@ -852,7 +1138,7 @@
               <w:noProof/>
             </w:rPr>
           </w:pPr>
-          <w:hyperlink w:anchor="_Toc227464058" w:history="1">
+          <w:hyperlink w:anchor="_Toc227464831" w:history="1">
             <w:r>
               <w:rPr>
                 <w:rStyle w:val="Hyperlink"/>
@@ -882,7 +1168,7 @@
                 <w:noProof/>
                 <w:webHidden/>
               </w:rPr>
-              <w:instrText xml:space="preserve"> PAGEREF _Toc227464058 \h </w:instrText>
+              <w:instrText xml:space="preserve"> PAGEREF _Toc227464831 \h </w:instrText>
             </w:r>
             <w:r>
               <w:rPr>
@@ -902,7 +1188,7 @@
                 <w:noProof/>
                 <w:webHidden/>
               </w:rPr>
-              <w:t>6</w:t>
+              <w:t>7</w:t>
             </w:r>
             <w:r>
               <w:rPr>
@@ -924,7 +1210,7 @@
               <w:noProof/>
             </w:rPr>
           </w:pPr>
-          <w:hyperlink w:anchor="_Toc227464059" w:history="1">
+          <w:hyperlink w:anchor="_Toc227464832" w:history="1">
             <w:r>
               <w:rPr>
                 <w:rStyle w:val="Hyperlink"/>
@@ -954,7 +1240,7 @@
                 <w:noProof/>
                 <w:webHidden/>
               </w:rPr>
-              <w:instrText xml:space="preserve"> PAGEREF _Toc227464059 \h </w:instrText>
+              <w:instrText xml:space="preserve"> PAGEREF _Toc227464832 \h </w:instrText>
             </w:r>
             <w:r>
               <w:rPr>
@@ -974,7 +1260,7 @@
                 <w:noProof/>
                 <w:webHidden/>
               </w:rPr>
-              <w:t>8</w:t>
+              <w:t>9</w:t>
             </w:r>
             <w:r>
               <w:rPr>
@@ -996,7 +1282,7 @@
               <w:noProof/>
             </w:rPr>
           </w:pPr>
-          <w:hyperlink w:anchor="_Toc227464060" w:history="1">
+          <w:hyperlink w:anchor="_Toc227464833" w:history="1">
             <w:r>
               <w:rPr>
                 <w:rStyle w:val="Hyperlink"/>
@@ -1026,7 +1312,7 @@
                 <w:noProof/>
                 <w:webHidden/>
               </w:rPr>
-              <w:instrText xml:space="preserve"> PAGEREF _Toc227464060 \h </w:instrText>
+              <w:instrText xml:space="preserve"> PAGEREF _Toc227464833 \h </w:instrText>
             </w:r>
             <w:r>
               <w:rPr>
@@ -1046,7 +1332,7 @@
                 <w:noProof/>
                 <w:webHidden/>
               </w:rPr>
-              <w:t>13</w:t>
+              <w:t>14</w:t>
             </w:r>
             <w:r>
               <w:rPr>
@@ -1068,7 +1354,7 @@
               <w:noProof/>
             </w:rPr>
           </w:pPr>
-          <w:hyperlink w:anchor="_Toc227464061" w:history="1">
+          <w:hyperlink w:anchor="_Toc227464834" w:history="1">
             <w:r>
               <w:rPr>
                 <w:rStyle w:val="Hyperlink"/>
@@ -1098,7 +1384,7 @@
                 <w:noProof/>
                 <w:webHidden/>
               </w:rPr>
-              <w:instrText xml:space="preserve"> PAGEREF _Toc227464061 \h </w:instrText>
+              <w:instrText xml:space="preserve"> PAGEREF _Toc227464834 \h </w:instrText>
             </w:r>
             <w:r>
               <w:rPr>
@@ -1118,7 +1404,7 @@
                 <w:noProof/>
                 <w:webHidden/>
               </w:rPr>
-              <w:t>14</w:t>
+              <w:t>15</w:t>
             </w:r>
             <w:r>
               <w:rPr>
@@ -1140,7 +1426,7 @@
               <w:noProof/>
             </w:rPr>
           </w:pPr>
-          <w:hyperlink w:anchor="_Toc227464062" w:history="1">
+          <w:hyperlink w:anchor="_Toc227464835" w:history="1">
             <w:r>
               <w:rPr>
                 <w:rStyle w:val="Hyperlink"/>
@@ -1170,7 +1456,7 @@
                 <w:noProof/>
                 <w:webHidden/>
               </w:rPr>
-              <w:instrText xml:space="preserve"> PAGEREF _Toc227464062 \h </w:instrText>
+              <w:instrText xml:space="preserve"> PAGEREF _Toc227464835 \h </w:instrText>
             </w:r>
             <w:r>
               <w:rPr>
@@ -1190,7 +1476,7 @@
                 <w:noProof/>
                 <w:webHidden/>
               </w:rPr>
-              <w:t>14</w:t>
+              <w:t>15</w:t>
             </w:r>
             <w:r>
               <w:rPr>
@@ -1212,7 +1498,7 @@
               <w:noProof/>
             </w:rPr>
           </w:pPr>
-          <w:hyperlink w:anchor="_Toc227464063" w:history="1">
+          <w:hyperlink w:anchor="_Toc227464836" w:history="1">
             <w:r>
               <w:rPr>
                 <w:rStyle w:val="Hyperlink"/>
@@ -1242,7 +1528,7 @@
                 <w:noProof/>
                 <w:webHidden/>
               </w:rPr>
-              <w:instrText xml:space="preserve"> PAGEREF _Toc227464063 \h </w:instrText>
+              <w:instrText xml:space="preserve"> PAGEREF _Toc227464836 \h </w:instrText>
             </w:r>
             <w:r>
               <w:rPr>
@@ -1262,7 +1548,7 @@
                 <w:noProof/>
                 <w:webHidden/>
               </w:rPr>
-              <w:t>14</w:t>
+              <w:t>15</w:t>
             </w:r>
             <w:r>
               <w:rPr>
@@ -1284,7 +1570,7 @@
               <w:noProof/>
             </w:rPr>
           </w:pPr>
-          <w:hyperlink w:anchor="_Toc227464064" w:history="1">
+          <w:hyperlink w:anchor="_Toc227464837" w:history="1">
             <w:r>
               <w:rPr>
                 <w:rStyle w:val="Hyperlink"/>
@@ -1314,7 +1600,7 @@
                 <w:noProof/>
                 <w:webHidden/>
               </w:rPr>
-              <w:instrText xml:space="preserve"> PAGEREF _Toc227464064 \h </w:instrText>
+              <w:instrText xml:space="preserve"> PAGEREF _Toc227464837 \h </w:instrText>
             </w:r>
             <w:r>
               <w:rPr>
@@ -1334,7 +1620,7 @@
                 <w:noProof/>
                 <w:webHidden/>
               </w:rPr>
-              <w:t>15</w:t>
+              <w:t>16</w:t>
             </w:r>
             <w:r>
               <w:rPr>
@@ -1356,7 +1642,7 @@
               <w:noProof/>
             </w:rPr>
           </w:pPr>
-          <w:hyperlink w:anchor="_Toc227464065" w:history="1">
+          <w:hyperlink w:anchor="_Toc227464838" w:history="1">
             <w:r>
               <w:rPr>
                 <w:rStyle w:val="Hyperlink"/>
@@ -1386,7 +1672,7 @@
                 <w:noProof/>
                 <w:webHidden/>
               </w:rPr>
-              <w:instrText xml:space="preserve"> PAGEREF _Toc227464065 \h </w:instrText>
+              <w:instrText xml:space="preserve"> PAGEREF _Toc227464838 \h </w:instrText>
             </w:r>
             <w:r>
               <w:rPr>
@@ -1406,7 +1692,7 @@
                 <w:noProof/>
                 <w:webHidden/>
               </w:rPr>
-              <w:t>15</w:t>
+              <w:t>16</w:t>
             </w:r>
             <w:r>
               <w:rPr>
@@ -1428,7 +1714,7 @@
               <w:noProof/>
             </w:rPr>
           </w:pPr>
-          <w:hyperlink w:anchor="_Toc227464066" w:history="1">
+          <w:hyperlink w:anchor="_Toc227464839" w:history="1">
             <w:r>
               <w:rPr>
                 <w:rStyle w:val="Hyperlink"/>
@@ -1458,7 +1744,7 @@
                 <w:noProof/>
                 <w:webHidden/>
               </w:rPr>
-              <w:instrText xml:space="preserve"> PAGEREF _Toc227464066 \h </w:instrText>
+              <w:instrText xml:space="preserve"> PAGEREF _Toc227464839 \h </w:instrText>
             </w:r>
             <w:r>
               <w:rPr>
@@ -1478,7 +1764,7 @@
                 <w:noProof/>
                 <w:webHidden/>
               </w:rPr>
-              <w:t>15</w:t>
+              <w:t>16</w:t>
             </w:r>
             <w:r>
               <w:rPr>
@@ -1500,7 +1786,7 @@
               <w:noProof/>
             </w:rPr>
           </w:pPr>
-          <w:hyperlink w:anchor="_Toc227464067" w:history="1">
+          <w:hyperlink w:anchor="_Toc227464840" w:history="1">
             <w:r>
               <w:rPr>
                 <w:rStyle w:val="Hyperlink"/>
@@ -1530,7 +1816,7 @@
                 <w:noProof/>
                 <w:webHidden/>
               </w:rPr>
-              <w:instrText xml:space="preserve"> PAGEREF _Toc227464067 \h </w:instrText>
+              <w:instrText xml:space="preserve"> PAGEREF _Toc227464840 \h </w:instrText>
             </w:r>
             <w:r>
               <w:rPr>
@@ -1550,7 +1836,7 @@
                 <w:noProof/>
                 <w:webHidden/>
               </w:rPr>
-              <w:t>16</w:t>
+              <w:t>17</w:t>
             </w:r>
             <w:r>
               <w:rPr>
@@ -1572,7 +1858,7 @@
               <w:noProof/>
             </w:rPr>
           </w:pPr>
-          <w:hyperlink w:anchor="_Toc227464068" w:history="1">
+          <w:hyperlink w:anchor="_Toc227464841" w:history="1">
             <w:r>
               <w:rPr>
                 <w:rStyle w:val="Hyperlink"/>
@@ -1602,7 +1888,7 @@
                 <w:noProof/>
                 <w:webHidden/>
               </w:rPr>
-              <w:instrText xml:space="preserve"> PAGEREF _Toc227464068 \h </w:instrText>
+              <w:instrText xml:space="preserve"> PAGEREF _Toc227464841 \h </w:instrText>
             </w:r>
             <w:r>
               <w:rPr>
@@ -1622,7 +1908,7 @@
                 <w:noProof/>
                 <w:webHidden/>
               </w:rPr>
-              <w:t>19</w:t>
+              <w:t>20</w:t>
             </w:r>
             <w:r>
               <w:rPr>
@@ -1644,7 +1930,7 @@
               <w:noProof/>
             </w:rPr>
           </w:pPr>
-          <w:hyperlink w:anchor="_Toc227464069" w:history="1">
+          <w:hyperlink w:anchor="_Toc227464842" w:history="1">
             <w:r>
               <w:rPr>
                 <w:rStyle w:val="Hyperlink"/>
@@ -1682,7 +1968,7 @@
                 <w:noProof/>
                 <w:webHidden/>
               </w:rPr>
-              <w:instrText xml:space="preserve"> PAGEREF _Toc227464069 \h </w:instrText>
+              <w:instrText xml:space="preserve"> PAGEREF _Toc227464842 \h </w:instrText>
             </w:r>
             <w:r>
               <w:rPr>
@@ -1702,7 +1988,7 @@
                 <w:noProof/>
                 <w:webHidden/>
               </w:rPr>
-              <w:t>20</w:t>
+              <w:t>21</w:t>
             </w:r>
             <w:r>
               <w:rPr>
@@ -1724,7 +2010,7 @@
               <w:noProof/>
             </w:rPr>
           </w:pPr>
-          <w:hyperlink w:anchor="_Toc227464070" w:history="1">
+          <w:hyperlink w:anchor="_Toc227464843" w:history="1">
             <w:r>
               <w:rPr>
                 <w:rStyle w:val="Hyperlink"/>
@@ -1754,7 +2040,7 @@
                 <w:noProof/>
                 <w:webHidden/>
               </w:rPr>
-              <w:instrText xml:space="preserve"> PAGEREF _Toc227464070 \h </w:instrText>
+              <w:instrText xml:space="preserve"> PAGEREF _Toc227464843 \h </w:instrText>
             </w:r>
             <w:r>
               <w:rPr>
@@ -1774,7 +2060,7 @@
                 <w:noProof/>
                 <w:webHidden/>
               </w:rPr>
-              <w:t>21</w:t>
+              <w:t>22</w:t>
             </w:r>
             <w:r>
               <w:rPr>
@@ -1796,7 +2082,7 @@
               <w:noProof/>
             </w:rPr>
           </w:pPr>
-          <w:hyperlink w:anchor="_Toc227464071" w:history="1">
+          <w:hyperlink w:anchor="_Toc227464844" w:history="1">
             <w:r>
               <w:rPr>
                 <w:rStyle w:val="Hyperlink"/>
@@ -1826,7 +2112,7 @@
                 <w:noProof/>
                 <w:webHidden/>
               </w:rPr>
-              <w:instrText xml:space="preserve"> PAGEREF _Toc227464071 \h </w:instrText>
+              <w:instrText xml:space="preserve"> PAGEREF _Toc227464844 \h </w:instrText>
             </w:r>
             <w:r>
               <w:rPr>
@@ -1846,7 +2132,7 @@
                 <w:noProof/>
                 <w:webHidden/>
               </w:rPr>
-              <w:t>21</w:t>
+              <w:t>22</w:t>
             </w:r>
             <w:r>
               <w:rPr>
@@ -1868,7 +2154,7 @@
               <w:noProof/>
             </w:rPr>
           </w:pPr>
-          <w:hyperlink w:anchor="_Toc227464072" w:history="1">
+          <w:hyperlink w:anchor="_Toc227464845" w:history="1">
             <w:r>
               <w:rPr>
                 <w:rStyle w:val="Hyperlink"/>
@@ -1898,7 +2184,7 @@
                 <w:noProof/>
                 <w:webHidden/>
               </w:rPr>
-              <w:instrText xml:space="preserve"> PAGEREF _Toc227464072 \h </w:instrText>
+              <w:instrText xml:space="preserve"> PAGEREF _Toc227464845 \h </w:instrText>
             </w:r>
             <w:r>
               <w:rPr>
@@ -1918,7 +2204,7 @@
                 <w:noProof/>
                 <w:webHidden/>
               </w:rPr>
-              <w:t>21</w:t>
+              <w:t>22</w:t>
             </w:r>
             <w:r>
               <w:rPr>
@@ -1940,7 +2226,7 @@
               <w:noProof/>
             </w:rPr>
           </w:pPr>
-          <w:hyperlink w:anchor="_Toc227464073" w:history="1">
+          <w:hyperlink w:anchor="_Toc227464846" w:history="1">
             <w:r>
               <w:rPr>
                 <w:rStyle w:val="Hyperlink"/>
@@ -1970,7 +2256,7 @@
                 <w:noProof/>
                 <w:webHidden/>
               </w:rPr>
-              <w:instrText xml:space="preserve"> PAGEREF _Toc227464073 \h </w:instrText>
+              <w:instrText xml:space="preserve"> PAGEREF _Toc227464846 \h </w:instrText>
             </w:r>
             <w:r>
               <w:rPr>
@@ -1990,7 +2276,7 @@
                 <w:noProof/>
                 <w:webHidden/>
               </w:rPr>
-              <w:t>22</w:t>
+              <w:t>23</w:t>
             </w:r>
             <w:r>
               <w:rPr>
@@ -2012,7 +2298,7 @@
               <w:noProof/>
             </w:rPr>
           </w:pPr>
-          <w:hyperlink w:anchor="_Toc227464074" w:history="1">
+          <w:hyperlink w:anchor="_Toc227464847" w:history="1">
             <w:r>
               <w:rPr>
                 <w:rStyle w:val="Hyperlink"/>
@@ -2042,7 +2328,7 @@
                 <w:noProof/>
                 <w:webHidden/>
               </w:rPr>
-              <w:instrText xml:space="preserve"> PAGEREF _Toc227464074 \h </w:instrText>
+              <w:instrText xml:space="preserve"> PAGEREF _Toc227464847 \h </w:instrText>
             </w:r>
             <w:r>
               <w:rPr>
@@ -2062,7 +2348,7 @@
                 <w:noProof/>
                 <w:webHidden/>
               </w:rPr>
-              <w:t>23</w:t>
+              <w:t>24</w:t>
             </w:r>
             <w:r>
               <w:rPr>
@@ -2084,7 +2370,7 @@
               <w:noProof/>
             </w:rPr>
           </w:pPr>
-          <w:hyperlink w:anchor="_Toc227464075" w:history="1">
+          <w:hyperlink w:anchor="_Toc227464848" w:history="1">
             <w:r>
               <w:rPr>
                 <w:rStyle w:val="Hyperlink"/>
@@ -2114,7 +2400,7 @@
                 <w:noProof/>
                 <w:webHidden/>
               </w:rPr>
-              <w:instrText xml:space="preserve"> PAGEREF _Toc227464075 \h </w:instrText>
+              <w:instrText xml:space="preserve"> PAGEREF _Toc227464848 \h </w:instrText>
             </w:r>
             <w:r>
               <w:rPr>
@@ -2134,7 +2420,7 @@
                 <w:noProof/>
                 <w:webHidden/>
               </w:rPr>
-              <w:t>24</w:t>
+              <w:t>25</w:t>
             </w:r>
             <w:r>
               <w:rPr>
@@ -2160,6 +2446,7 @@
     <w:p>
       <w:pPr>
         <w:pStyle w:val="Heading1"/>
+        <w:spacing w:line="360" w:lineRule="auto"/>
         <w:rPr>
           <w:rFonts w:ascii="Times New Roman" w:hAnsi="Times New Roman" w:cs="Times New Roman"/>
           <w:b/>
@@ -2169,7 +2456,7 @@
           <w:szCs w:val="28"/>
         </w:rPr>
       </w:pPr>
-      <w:bookmarkStart w:id="0" w:name="_Toc227464052"/>
+      <w:bookmarkStart w:id="0" w:name="_Toc227464821"/>
       <w:r>
         <w:rPr>
           <w:rFonts w:ascii="Times New Roman" w:hAnsi="Times New Roman" w:cs="Times New Roman"/>
@@ -2180,7 +2467,7 @@
           <w:szCs w:val="28"/>
         </w:rPr>
         <w:lastRenderedPageBreak/>
-        <w:t>Part A: Data Acquisition and Understanding</w:t>
+        <w:t>Introduction</w:t>
       </w:r>
       <w:bookmarkEnd w:id="0"/>
     </w:p>
@@ -2196,7 +2483,7 @@
           <w:szCs w:val="24"/>
         </w:rPr>
       </w:pPr>
-      <w:bookmarkStart w:id="1" w:name="_Toc227464053"/>
+      <w:bookmarkStart w:id="1" w:name="_Toc227464822"/>
       <w:r>
         <w:rPr>
           <w:rFonts w:ascii="Times New Roman" w:hAnsi="Times New Roman" w:cs="Times New Roman"/>
@@ -2206,72 +2493,9 @@
           <w:sz w:val="24"/>
           <w:szCs w:val="24"/>
         </w:rPr>
-        <w:t>1. Domain and Business Problem</w:t>
-      </w:r>
-      <w:bookmarkEnd w:id="1"/>
-    </w:p>
-    <w:p>
-      <w:pPr>
-        <w:tabs>
-          <w:tab w:val="left" w:pos="9270"/>
-        </w:tabs>
-        <w:spacing w:line="360" w:lineRule="auto"/>
-        <w:ind w:left="-90"/>
-        <w:jc w:val="both"/>
-        <w:rPr>
-          <w:rFonts w:ascii="Times New Roman" w:hAnsi="Times New Roman" w:cs="Times New Roman"/>
-        </w:rPr>
-      </w:pPr>
-      <w:r>
-        <w:rPr>
-          <w:rFonts w:ascii="Times New Roman" w:hAnsi="Times New Roman" w:cs="Times New Roman"/>
-        </w:rPr>
-        <w:t xml:space="preserve">Domain: Healthcare Analytics  </w:t>
-      </w:r>
-    </w:p>
-    <w:p>
-      <w:pPr>
-        <w:tabs>
-          <w:tab w:val="left" w:pos="9270"/>
-        </w:tabs>
-        <w:spacing w:line="360" w:lineRule="auto"/>
-        <w:ind w:left="-90"/>
-        <w:jc w:val="both"/>
-        <w:rPr>
-          <w:rFonts w:ascii="Times New Roman" w:hAnsi="Times New Roman" w:cs="Times New Roman"/>
-        </w:rPr>
-      </w:pPr>
-      <w:r>
-        <w:rPr>
-          <w:rFonts w:ascii="Times New Roman" w:hAnsi="Times New Roman" w:cs="Times New Roman"/>
-        </w:rPr>
-        <w:t xml:space="preserve">Problem Statement: </w:t>
-      </w:r>
-      <w:r>
-        <w:rPr>
-          <w:rFonts w:ascii="Times New Roman" w:hAnsi="Times New Roman" w:cs="Times New Roman"/>
-        </w:rPr>
-        <w:t>In healthcare systems, patient non-attendance (No-Show) creates operational inefficiencies, underutilization of expensive medical equipment, and increased wait times for other patients. This project analyzes a dataset of 110,527 medical appointments to identify key drivers of no-shows. By understanding these patterns, healthcare providers can implement targeted interventions, such as optimized SMS reminders or specialized scheduling for high-risk demographics.</w:t>
-      </w:r>
-    </w:p>
-    <w:p>
-      <w:pPr>
-        <w:tabs>
-          <w:tab w:val="left" w:pos="9270"/>
-        </w:tabs>
-        <w:spacing w:line="360" w:lineRule="auto"/>
-        <w:ind w:left="-90"/>
-        <w:jc w:val="both"/>
-        <w:rPr>
-          <w:rFonts w:ascii="Times New Roman" w:hAnsi="Times New Roman" w:cs="Times New Roman"/>
-          <w:sz w:val="4"/>
-          <w:szCs w:val="4"/>
-        </w:rPr>
-      </w:pPr>
-    </w:p>
-    <w:p>
-      <w:pPr>
-        <w:pStyle w:val="Heading2"/>
+        <w:t xml:space="preserve">1. </w:t>
+      </w:r>
+      <w:r>
         <w:rPr>
           <w:rFonts w:ascii="Times New Roman" w:hAnsi="Times New Roman" w:cs="Times New Roman"/>
           <w:i/>
@@ -2280,9 +2504,40 @@
           <w:sz w:val="24"/>
           <w:szCs w:val="24"/>
         </w:rPr>
-      </w:pPr>
-      <w:bookmarkStart w:id="2" w:name="_Toc227464054"/>
-      <w:r>
+        <w:t>Overview</w:t>
+      </w:r>
+      <w:bookmarkEnd w:id="1"/>
+    </w:p>
+    <w:p>
+      <w:pPr>
+        <w:spacing w:line="360" w:lineRule="auto"/>
+        <w:jc w:val="both"/>
+        <w:rPr>
+          <w:rFonts w:ascii="Times New Roman" w:hAnsi="Times New Roman" w:cs="Times New Roman"/>
+        </w:rPr>
+      </w:pPr>
+      <w:r>
+        <w:rPr>
+          <w:rFonts w:ascii="Times New Roman" w:hAnsi="Times New Roman" w:cs="Times New Roman"/>
+        </w:rPr>
+        <w:t xml:space="preserve">In the modern healthcare sector, data-driven decision-making is essential for maintaining high standards of patient care and operational sustainability. This report presents a comprehensive Business Intelligence (BI) solution </w:t>
+      </w:r>
+      <w:r>
+        <w:rPr>
+          <w:rFonts w:ascii="Times New Roman" w:hAnsi="Times New Roman" w:cs="Times New Roman"/>
+        </w:rPr>
+        <w:t xml:space="preserve">I </w:t>
+      </w:r>
+      <w:r>
+        <w:rPr>
+          <w:rFonts w:ascii="Times New Roman" w:hAnsi="Times New Roman" w:cs="Times New Roman"/>
+        </w:rPr>
+        <w:t>developed for the DSA 3050A course at United States International University-Africa (USIU-Africa). The project focuses on the critical issue of patient non-attendance within a large-scale healthcare dataset, employing advanced data engineering and modeling techniques to transform raw data into a strategic asset.</w:t>
+      </w:r>
+    </w:p>
+    <w:p>
+      <w:pPr>
+        <w:pStyle w:val="Heading2"/>
         <w:rPr>
           <w:rFonts w:ascii="Times New Roman" w:hAnsi="Times New Roman" w:cs="Times New Roman"/>
           <w:i/>
@@ -2291,9 +2546,279 @@
           <w:sz w:val="24"/>
           <w:szCs w:val="24"/>
         </w:rPr>
-        <w:t>2. Dataset Source and Overview</w:t>
+      </w:pPr>
+      <w:bookmarkStart w:id="2" w:name="_Toc227464823"/>
+      <w:r>
+        <w:rPr>
+          <w:rFonts w:ascii="Times New Roman" w:hAnsi="Times New Roman" w:cs="Times New Roman"/>
+          <w:i/>
+          <w:iCs/>
+          <w:color w:val="auto"/>
+          <w:sz w:val="24"/>
+          <w:szCs w:val="24"/>
+        </w:rPr>
+        <w:t>2. Motivation</w:t>
       </w:r>
       <w:bookmarkEnd w:id="2"/>
+    </w:p>
+    <w:p>
+      <w:pPr>
+        <w:spacing w:line="360" w:lineRule="auto"/>
+        <w:jc w:val="both"/>
+        <w:rPr>
+          <w:rFonts w:ascii="Times New Roman" w:hAnsi="Times New Roman" w:cs="Times New Roman"/>
+        </w:rPr>
+      </w:pPr>
+      <w:r>
+        <w:rPr>
+          <w:rFonts w:ascii="Times New Roman" w:hAnsi="Times New Roman" w:cs="Times New Roman"/>
+        </w:rPr>
+        <w:t>The primary motivation for this study is to address the systemic "Process Loss" caused by medical "No-Shows." When patients miss appointments without prior notification, the ripple effects are felt throughout the healthcare ecosystem: clinical staff time is wasted, expensive diagnostic machinery remains idle, and most importantly, other patients are denied access to timely care. By moving beyond simple descriptive statistics, this project utilizes Diagnostic and Predictive Analytics to uncover the invisible barriers</w:t>
+      </w:r>
+      <w:r>
+        <w:rPr>
+          <w:rFonts w:ascii="Times New Roman" w:hAnsi="Times New Roman" w:cs="Times New Roman"/>
+        </w:rPr>
+        <w:t xml:space="preserve">, </w:t>
+      </w:r>
+      <w:r>
+        <w:rPr>
+          <w:rFonts w:ascii="Times New Roman" w:hAnsi="Times New Roman" w:cs="Times New Roman"/>
+        </w:rPr>
+        <w:t>whether demographic, temporal, or socio-economic</w:t>
+      </w:r>
+      <w:r>
+        <w:rPr>
+          <w:rFonts w:ascii="Times New Roman" w:hAnsi="Times New Roman" w:cs="Times New Roman"/>
+        </w:rPr>
+        <w:t xml:space="preserve">, </w:t>
+      </w:r>
+      <w:r>
+        <w:rPr>
+          <w:rFonts w:ascii="Times New Roman" w:hAnsi="Times New Roman" w:cs="Times New Roman"/>
+        </w:rPr>
+        <w:t>that prevent patients from attending their scheduled visits.</w:t>
+      </w:r>
+    </w:p>
+    <w:p>
+      <w:pPr>
+        <w:pStyle w:val="Heading2"/>
+        <w:rPr>
+          <w:rFonts w:ascii="Times New Roman" w:hAnsi="Times New Roman" w:cs="Times New Roman"/>
+          <w:i/>
+          <w:iCs/>
+          <w:color w:val="auto"/>
+          <w:sz w:val="24"/>
+          <w:szCs w:val="24"/>
+        </w:rPr>
+      </w:pPr>
+      <w:bookmarkStart w:id="3" w:name="_Toc227464824"/>
+      <w:r>
+        <w:rPr>
+          <w:rFonts w:ascii="Times New Roman" w:hAnsi="Times New Roman" w:cs="Times New Roman"/>
+          <w:i/>
+          <w:iCs/>
+          <w:color w:val="auto"/>
+          <w:sz w:val="24"/>
+          <w:szCs w:val="24"/>
+        </w:rPr>
+        <w:t xml:space="preserve">3. </w:t>
+      </w:r>
+      <w:r>
+        <w:rPr>
+          <w:rFonts w:ascii="Times New Roman" w:hAnsi="Times New Roman" w:cs="Times New Roman"/>
+          <w:i/>
+          <w:iCs/>
+          <w:color w:val="auto"/>
+          <w:sz w:val="24"/>
+          <w:szCs w:val="24"/>
+        </w:rPr>
+        <w:t>Technical Objectives</w:t>
+      </w:r>
+      <w:bookmarkEnd w:id="3"/>
+    </w:p>
+    <w:p>
+      <w:pPr>
+        <w:spacing w:line="360" w:lineRule="auto"/>
+        <w:jc w:val="both"/>
+        <w:rPr>
+          <w:rFonts w:ascii="Times New Roman" w:hAnsi="Times New Roman" w:cs="Times New Roman"/>
+        </w:rPr>
+      </w:pPr>
+      <w:r>
+        <w:rPr>
+          <w:rFonts w:ascii="Times New Roman" w:hAnsi="Times New Roman" w:cs="Times New Roman"/>
+        </w:rPr>
+        <w:t>To solve this multifaceted problem, the project follows a rigorous analytical lifecycle that begins with the establishment of a robust Snowflake Schema. This architecture integrates clinical transactional data with external socio-economic indicators from the IBGE Brazilian Cities dataset, providing a macro-level view of patient behavior. Achieving this requires engineering excellence in Power Query, where complex transformations are implemented to ensure data integrity and the creation of specialized analytical categories.</w:t>
+      </w:r>
+    </w:p>
+    <w:p>
+      <w:pPr>
+        <w:spacing w:line="360" w:lineRule="auto"/>
+        <w:jc w:val="both"/>
+        <w:rPr>
+          <w:rFonts w:ascii="Times New Roman" w:hAnsi="Times New Roman" w:cs="Times New Roman"/>
+        </w:rPr>
+      </w:pPr>
+      <w:r>
+        <w:rPr>
+          <w:rFonts w:ascii="Times New Roman" w:hAnsi="Times New Roman" w:cs="Times New Roman"/>
+        </w:rPr>
+        <w:t>Building upon this foundation, the project utilizes Data Analysis Expressions (DAX) to construct high-performance measures for trend analysis, prior-month comparisons, and regional performance rankings. These measures are then brought to life through AI-enhanced visualization, deploying interactive dashboards that utilize machine learning visuals</w:t>
+      </w:r>
+      <w:r>
+        <w:rPr>
+          <w:rFonts w:ascii="Times New Roman" w:hAnsi="Times New Roman" w:cs="Times New Roman"/>
+        </w:rPr>
+        <w:t xml:space="preserve">, </w:t>
+      </w:r>
+      <w:r>
+        <w:rPr>
+          <w:rFonts w:ascii="Times New Roman" w:hAnsi="Times New Roman" w:cs="Times New Roman"/>
+        </w:rPr>
+        <w:t>such as Decomposition Trees and Key Influencers</w:t>
+      </w:r>
+      <w:r>
+        <w:rPr>
+          <w:rFonts w:ascii="Times New Roman" w:hAnsi="Times New Roman" w:cs="Times New Roman"/>
+        </w:rPr>
+        <w:t xml:space="preserve">, </w:t>
+      </w:r>
+      <w:r>
+        <w:rPr>
+          <w:rFonts w:ascii="Times New Roman" w:hAnsi="Times New Roman" w:cs="Times New Roman"/>
+        </w:rPr>
+        <w:t xml:space="preserve">to provide healthcare administrators with immediate, actionable insights. Ultimately, this report serves as a bridge between technical data science and clinical </w:t>
+      </w:r>
+      <w:r>
+        <w:rPr>
+          <w:rFonts w:ascii="Times New Roman" w:hAnsi="Times New Roman" w:cs="Times New Roman"/>
+        </w:rPr>
+        <w:lastRenderedPageBreak/>
+        <w:t>management, providing a roadmap for targeted interventions that can improve attendance rates and optimize the delivery of healthcare services.</w:t>
+      </w:r>
+    </w:p>
+    <w:p>
+      <w:pPr>
+        <w:pStyle w:val="Heading1"/>
+        <w:rPr>
+          <w:rFonts w:ascii="Times New Roman" w:hAnsi="Times New Roman" w:cs="Times New Roman"/>
+          <w:b/>
+          <w:bCs/>
+          <w:color w:val="auto"/>
+          <w:sz w:val="28"/>
+          <w:szCs w:val="28"/>
+        </w:rPr>
+      </w:pPr>
+      <w:bookmarkStart w:id="4" w:name="_Toc227464825"/>
+      <w:r>
+        <w:rPr>
+          <w:rFonts w:ascii="Times New Roman" w:hAnsi="Times New Roman" w:cs="Times New Roman"/>
+          <w:b/>
+          <w:bCs/>
+          <w:color w:val="auto"/>
+          <w:sz w:val="28"/>
+          <w:szCs w:val="28"/>
+        </w:rPr>
+        <w:t>Part A: Data Acquisition and Understanding</w:t>
+      </w:r>
+      <w:bookmarkEnd w:id="4"/>
+    </w:p>
+    <w:p>
+      <w:pPr>
+        <w:pStyle w:val="Heading2"/>
+        <w:rPr>
+          <w:rFonts w:ascii="Times New Roman" w:hAnsi="Times New Roman" w:cs="Times New Roman"/>
+          <w:i/>
+          <w:iCs/>
+          <w:color w:val="auto"/>
+          <w:sz w:val="24"/>
+          <w:szCs w:val="24"/>
+        </w:rPr>
+      </w:pPr>
+      <w:bookmarkStart w:id="5" w:name="_Toc227464826"/>
+      <w:r>
+        <w:rPr>
+          <w:rFonts w:ascii="Times New Roman" w:hAnsi="Times New Roman" w:cs="Times New Roman"/>
+          <w:i/>
+          <w:iCs/>
+          <w:color w:val="auto"/>
+          <w:sz w:val="24"/>
+          <w:szCs w:val="24"/>
+        </w:rPr>
+        <w:t>1. Domain and Business Problem</w:t>
+      </w:r>
+      <w:bookmarkEnd w:id="5"/>
+    </w:p>
+    <w:p>
+      <w:pPr>
+        <w:tabs>
+          <w:tab w:val="left" w:pos="9270"/>
+        </w:tabs>
+        <w:spacing w:line="360" w:lineRule="auto"/>
+        <w:ind w:left="-90"/>
+        <w:jc w:val="both"/>
+        <w:rPr>
+          <w:rFonts w:ascii="Times New Roman" w:hAnsi="Times New Roman" w:cs="Times New Roman"/>
+        </w:rPr>
+      </w:pPr>
+      <w:r>
+        <w:rPr>
+          <w:rFonts w:ascii="Times New Roman" w:hAnsi="Times New Roman" w:cs="Times New Roman"/>
+        </w:rPr>
+        <w:t xml:space="preserve">Domain: Healthcare Analytics  </w:t>
+      </w:r>
+    </w:p>
+    <w:p>
+      <w:pPr>
+        <w:tabs>
+          <w:tab w:val="left" w:pos="9270"/>
+        </w:tabs>
+        <w:spacing w:line="360" w:lineRule="auto"/>
+        <w:ind w:left="-90"/>
+        <w:jc w:val="both"/>
+        <w:rPr>
+          <w:rFonts w:ascii="Times New Roman" w:hAnsi="Times New Roman" w:cs="Times New Roman"/>
+        </w:rPr>
+      </w:pPr>
+      <w:r>
+        <w:rPr>
+          <w:rFonts w:ascii="Times New Roman" w:hAnsi="Times New Roman" w:cs="Times New Roman"/>
+        </w:rPr>
+        <w:t xml:space="preserve">Problem Statement: </w:t>
+      </w:r>
+      <w:r>
+        <w:rPr>
+          <w:rFonts w:ascii="Times New Roman" w:hAnsi="Times New Roman" w:cs="Times New Roman"/>
+        </w:rPr>
+        <w:t>In healthcare systems, patient non-attendance (No-Show) creates operational inefficiencies, underutilization of expensive medical equipment, and increased wait times for other patients. This project analyzes a dataset of 110,527 medical appointments to identify key drivers of no-shows. By understanding these patterns, healthcare providers can implement targeted interventions, such as optimized SMS reminders or specialized scheduling for high-risk demographics.</w:t>
+      </w:r>
+    </w:p>
+    <w:p>
+      <w:pPr>
+        <w:pStyle w:val="Heading2"/>
+        <w:rPr>
+          <w:rFonts w:ascii="Times New Roman" w:hAnsi="Times New Roman" w:cs="Times New Roman"/>
+          <w:i/>
+          <w:iCs/>
+          <w:color w:val="auto"/>
+          <w:sz w:val="24"/>
+          <w:szCs w:val="24"/>
+        </w:rPr>
+      </w:pPr>
+      <w:bookmarkStart w:id="6" w:name="_Toc227464827"/>
+      <w:r>
+        <w:rPr>
+          <w:rFonts w:ascii="Times New Roman" w:hAnsi="Times New Roman" w:cs="Times New Roman"/>
+          <w:i/>
+          <w:iCs/>
+          <w:color w:val="auto"/>
+          <w:sz w:val="24"/>
+          <w:szCs w:val="24"/>
+        </w:rPr>
+        <w:t>2. Dataset Source</w:t>
+      </w:r>
+      <w:bookmarkEnd w:id="6"/>
     </w:p>
     <w:p>
       <w:pPr>
@@ -2442,15 +2967,12 @@
           <w:i/>
           <w:iCs/>
           <w:color w:val="auto"/>
-          <w:sz w:val="4"/>
-          <w:szCs w:val="4"/>
-        </w:rPr>
-      </w:pPr>
-    </w:p>
-    <w:p>
-      <w:pPr>
-        <w:pStyle w:val="Heading2"/>
-        <w:spacing w:line="360" w:lineRule="auto"/>
+          <w:sz w:val="24"/>
+          <w:szCs w:val="24"/>
+        </w:rPr>
+      </w:pPr>
+      <w:bookmarkStart w:id="7" w:name="_Toc227464828"/>
+      <w:r>
         <w:rPr>
           <w:rFonts w:ascii="Times New Roman" w:hAnsi="Times New Roman" w:cs="Times New Roman"/>
           <w:i/>
@@ -2459,9 +2981,549 @@
           <w:sz w:val="24"/>
           <w:szCs w:val="24"/>
         </w:rPr>
-      </w:pPr>
-      <w:bookmarkStart w:id="3" w:name="_Toc227464055"/>
-      <w:r>
+        <w:t>3. Key Tables and Fields</w:t>
+      </w:r>
+      <w:bookmarkEnd w:id="7"/>
+    </w:p>
+    <w:p>
+      <w:pPr>
+        <w:tabs>
+          <w:tab w:val="left" w:pos="9270"/>
+        </w:tabs>
+        <w:spacing w:line="360" w:lineRule="auto"/>
+        <w:ind w:left="-90"/>
+        <w:jc w:val="both"/>
+        <w:rPr>
+          <w:rFonts w:ascii="Times New Roman" w:hAnsi="Times New Roman" w:cs="Times New Roman"/>
+        </w:rPr>
+      </w:pPr>
+      <w:r>
+        <w:rPr>
+          <w:rFonts w:ascii="Times New Roman" w:hAnsi="Times New Roman" w:cs="Times New Roman"/>
+        </w:rPr>
+        <w:t>To facilitate advanced analytical reporting and optimize DAX performance, the raw dataset was transformed into a Snowflake Schema. This structure consists of a central Fact table supported by a hierarchy of Dimension tables, allowing for deep socio-economic analysis.</w:t>
+      </w:r>
+    </w:p>
+    <w:p>
+      <w:pPr>
+        <w:tabs>
+          <w:tab w:val="left" w:pos="9270"/>
+        </w:tabs>
+        <w:spacing w:line="360" w:lineRule="auto"/>
+        <w:ind w:left="-90"/>
+        <w:jc w:val="both"/>
+        <w:rPr>
+          <w:rFonts w:ascii="Times New Roman" w:hAnsi="Times New Roman" w:cs="Times New Roman"/>
+        </w:rPr>
+      </w:pPr>
+      <w:r>
+        <w:rPr>
+          <w:rFonts w:ascii="Times New Roman" w:hAnsi="Times New Roman" w:cs="Times New Roman"/>
+        </w:rPr>
+        <w:lastRenderedPageBreak/>
+        <w:t xml:space="preserve">A. </w:t>
+      </w:r>
+      <w:proofErr w:type="spellStart"/>
+      <w:r>
+        <w:rPr>
+          <w:rFonts w:ascii="Times New Roman" w:hAnsi="Times New Roman" w:cs="Times New Roman"/>
+        </w:rPr>
+        <w:t>Fact_Appointments</w:t>
+      </w:r>
+      <w:proofErr w:type="spellEnd"/>
+      <w:r>
+        <w:rPr>
+          <w:rFonts w:ascii="Times New Roman" w:hAnsi="Times New Roman" w:cs="Times New Roman"/>
+        </w:rPr>
+        <w:t xml:space="preserve"> (Transactional Table)</w:t>
+      </w:r>
+    </w:p>
+    <w:p>
+      <w:pPr>
+        <w:tabs>
+          <w:tab w:val="left" w:pos="9270"/>
+        </w:tabs>
+        <w:spacing w:line="360" w:lineRule="auto"/>
+        <w:ind w:left="-90"/>
+        <w:jc w:val="both"/>
+        <w:rPr>
+          <w:rFonts w:ascii="Times New Roman" w:hAnsi="Times New Roman" w:cs="Times New Roman"/>
+        </w:rPr>
+      </w:pPr>
+      <w:r>
+        <w:rPr>
+          <w:rFonts w:ascii="Times New Roman" w:hAnsi="Times New Roman" w:cs="Times New Roman"/>
+        </w:rPr>
+        <w:t xml:space="preserve">This table </w:t>
+      </w:r>
+      <w:r>
+        <w:rPr>
+          <w:rFonts w:ascii="Times New Roman" w:hAnsi="Times New Roman" w:cs="Times New Roman"/>
+        </w:rPr>
+        <w:t xml:space="preserve">serves as the transactional core of the model, containing every unique medical event. It stores key quantitative metrics such as </w:t>
+      </w:r>
+      <w:proofErr w:type="spellStart"/>
+      <w:r>
+        <w:rPr>
+          <w:rFonts w:ascii="Times New Roman" w:hAnsi="Times New Roman" w:cs="Times New Roman"/>
+          <w:i/>
+          <w:iCs/>
+        </w:rPr>
+        <w:t>WaitDays</w:t>
+      </w:r>
+      <w:proofErr w:type="spellEnd"/>
+      <w:r>
+        <w:rPr>
+          <w:rFonts w:ascii="Times New Roman" w:hAnsi="Times New Roman" w:cs="Times New Roman"/>
+        </w:rPr>
+        <w:t xml:space="preserve"> and binary indicators like </w:t>
+      </w:r>
+      <w:proofErr w:type="spellStart"/>
+      <w:r>
+        <w:rPr>
+          <w:rFonts w:ascii="Times New Roman" w:hAnsi="Times New Roman" w:cs="Times New Roman"/>
+          <w:i/>
+          <w:iCs/>
+        </w:rPr>
+        <w:t>SMS_received</w:t>
+      </w:r>
+      <w:proofErr w:type="spellEnd"/>
+      <w:r>
+        <w:rPr>
+          <w:rFonts w:ascii="Times New Roman" w:hAnsi="Times New Roman" w:cs="Times New Roman"/>
+        </w:rPr>
+        <w:t xml:space="preserve">, alongside the primary target variable, </w:t>
+      </w:r>
+      <w:r>
+        <w:rPr>
+          <w:rFonts w:ascii="Times New Roman" w:hAnsi="Times New Roman" w:cs="Times New Roman"/>
+          <w:i/>
+          <w:iCs/>
+        </w:rPr>
+        <w:t>No-show</w:t>
+      </w:r>
+      <w:r>
+        <w:rPr>
+          <w:rFonts w:ascii="Times New Roman" w:hAnsi="Times New Roman" w:cs="Times New Roman"/>
+        </w:rPr>
+        <w:t>, which categorizes appointments as either "Attended" or "Missed." To ensure relational integrity, it utilizes foreign keys to connect to the patient, location, and date dimensions.</w:t>
+      </w:r>
+    </w:p>
+    <w:p>
+      <w:pPr>
+        <w:tabs>
+          <w:tab w:val="left" w:pos="9270"/>
+        </w:tabs>
+        <w:spacing w:line="360" w:lineRule="auto"/>
+        <w:ind w:left="-90"/>
+        <w:jc w:val="both"/>
+        <w:rPr>
+          <w:rFonts w:ascii="Times New Roman" w:hAnsi="Times New Roman" w:cs="Times New Roman"/>
+        </w:rPr>
+      </w:pPr>
+      <w:r>
+        <w:rPr>
+          <w:rFonts w:ascii="Times New Roman" w:hAnsi="Times New Roman" w:cs="Times New Roman"/>
+        </w:rPr>
+        <w:t xml:space="preserve">B. </w:t>
+      </w:r>
+      <w:proofErr w:type="spellStart"/>
+      <w:r>
+        <w:rPr>
+          <w:rFonts w:ascii="Times New Roman" w:hAnsi="Times New Roman" w:cs="Times New Roman"/>
+        </w:rPr>
+        <w:t>Dim_Patient</w:t>
+      </w:r>
+      <w:proofErr w:type="spellEnd"/>
+      <w:r>
+        <w:rPr>
+          <w:rFonts w:ascii="Times New Roman" w:hAnsi="Times New Roman" w:cs="Times New Roman"/>
+        </w:rPr>
+        <w:t xml:space="preserve"> (Dimension Table)</w:t>
+      </w:r>
+    </w:p>
+    <w:p>
+      <w:pPr>
+        <w:tabs>
+          <w:tab w:val="left" w:pos="9270"/>
+        </w:tabs>
+        <w:spacing w:line="360" w:lineRule="auto"/>
+        <w:ind w:left="-90"/>
+        <w:jc w:val="both"/>
+        <w:rPr>
+          <w:rFonts w:ascii="Times New Roman" w:hAnsi="Times New Roman" w:cs="Times New Roman"/>
+        </w:rPr>
+      </w:pPr>
+      <w:r>
+        <w:rPr>
+          <w:rFonts w:ascii="Times New Roman" w:hAnsi="Times New Roman" w:cs="Times New Roman"/>
+        </w:rPr>
+        <w:t xml:space="preserve">This table </w:t>
+      </w:r>
+      <w:r>
+        <w:rPr>
+          <w:rFonts w:ascii="Times New Roman" w:hAnsi="Times New Roman" w:cs="Times New Roman"/>
+        </w:rPr>
+        <w:t xml:space="preserve">provides descriptive attributes for demographic segmentation. Each record is unique to a specific </w:t>
+      </w:r>
+      <w:proofErr w:type="spellStart"/>
+      <w:r>
+        <w:rPr>
+          <w:rFonts w:ascii="Times New Roman" w:hAnsi="Times New Roman" w:cs="Times New Roman"/>
+          <w:i/>
+          <w:iCs/>
+        </w:rPr>
+        <w:t>PatientId</w:t>
+      </w:r>
+      <w:proofErr w:type="spellEnd"/>
+      <w:r>
+        <w:rPr>
+          <w:rFonts w:ascii="Times New Roman" w:hAnsi="Times New Roman" w:cs="Times New Roman"/>
+        </w:rPr>
+        <w:t xml:space="preserve"> and includes critical data points such as </w:t>
+      </w:r>
+      <w:r>
+        <w:rPr>
+          <w:rFonts w:ascii="Times New Roman" w:hAnsi="Times New Roman" w:cs="Times New Roman"/>
+          <w:i/>
+          <w:iCs/>
+        </w:rPr>
+        <w:t>Gender</w:t>
+      </w:r>
+      <w:r>
+        <w:rPr>
+          <w:rFonts w:ascii="Times New Roman" w:hAnsi="Times New Roman" w:cs="Times New Roman"/>
+        </w:rPr>
+        <w:t xml:space="preserve">, </w:t>
+      </w:r>
+      <w:r>
+        <w:rPr>
+          <w:rFonts w:ascii="Times New Roman" w:hAnsi="Times New Roman" w:cs="Times New Roman"/>
+          <w:i/>
+          <w:iCs/>
+        </w:rPr>
+        <w:t>Age</w:t>
+      </w:r>
+      <w:r>
+        <w:rPr>
+          <w:rFonts w:ascii="Times New Roman" w:hAnsi="Times New Roman" w:cs="Times New Roman"/>
+        </w:rPr>
+        <w:t xml:space="preserve">, and </w:t>
+      </w:r>
+      <w:r>
+        <w:rPr>
+          <w:rFonts w:ascii="Times New Roman" w:hAnsi="Times New Roman" w:cs="Times New Roman"/>
+          <w:i/>
+          <w:iCs/>
+        </w:rPr>
+        <w:t>Scholarship</w:t>
+      </w:r>
+      <w:r>
+        <w:rPr>
+          <w:rFonts w:ascii="Times New Roman" w:hAnsi="Times New Roman" w:cs="Times New Roman"/>
+        </w:rPr>
+        <w:t xml:space="preserve"> status</w:t>
+      </w:r>
+      <w:r>
+        <w:rPr>
+          <w:rFonts w:ascii="Times New Roman" w:hAnsi="Times New Roman" w:cs="Times New Roman"/>
+        </w:rPr>
+        <w:t xml:space="preserve">, </w:t>
+      </w:r>
+      <w:r>
+        <w:rPr>
+          <w:rFonts w:ascii="Times New Roman" w:hAnsi="Times New Roman" w:cs="Times New Roman"/>
+        </w:rPr>
+        <w:t>indicating enrollment in the Bolsa Família program. Additionally, it contains clinical flags for chronic conditions like Hypertension and Diabetes, allowing for a health-profile-based analysis of attendance behavior.</w:t>
+      </w:r>
+    </w:p>
+    <w:p>
+      <w:pPr>
+        <w:tabs>
+          <w:tab w:val="left" w:pos="9270"/>
+        </w:tabs>
+        <w:spacing w:line="360" w:lineRule="auto"/>
+        <w:ind w:left="-90"/>
+        <w:jc w:val="both"/>
+        <w:rPr>
+          <w:rFonts w:ascii="Times New Roman" w:hAnsi="Times New Roman" w:cs="Times New Roman"/>
+        </w:rPr>
+      </w:pPr>
+      <w:r>
+        <w:rPr>
+          <w:rFonts w:ascii="Times New Roman" w:hAnsi="Times New Roman" w:cs="Times New Roman"/>
+        </w:rPr>
+        <w:t xml:space="preserve">C. </w:t>
+      </w:r>
+      <w:proofErr w:type="spellStart"/>
+      <w:r>
+        <w:rPr>
+          <w:rFonts w:ascii="Times New Roman" w:hAnsi="Times New Roman" w:cs="Times New Roman"/>
+        </w:rPr>
+        <w:t>Dim_Location</w:t>
+      </w:r>
+      <w:proofErr w:type="spellEnd"/>
+      <w:r>
+        <w:rPr>
+          <w:rFonts w:ascii="Times New Roman" w:hAnsi="Times New Roman" w:cs="Times New Roman"/>
+        </w:rPr>
+        <w:t xml:space="preserve"> &amp; </w:t>
+      </w:r>
+      <w:proofErr w:type="spellStart"/>
+      <w:r>
+        <w:rPr>
+          <w:rFonts w:ascii="Times New Roman" w:hAnsi="Times New Roman" w:cs="Times New Roman"/>
+        </w:rPr>
+        <w:t>Dim_SocioEconomic</w:t>
+      </w:r>
+      <w:proofErr w:type="spellEnd"/>
+      <w:r>
+        <w:rPr>
+          <w:rFonts w:ascii="Times New Roman" w:hAnsi="Times New Roman" w:cs="Times New Roman"/>
+        </w:rPr>
+        <w:t xml:space="preserve"> (Snowflake Extension)</w:t>
+      </w:r>
+    </w:p>
+    <w:p>
+      <w:pPr>
+        <w:tabs>
+          <w:tab w:val="left" w:pos="9270"/>
+        </w:tabs>
+        <w:spacing w:line="360" w:lineRule="auto"/>
+        <w:ind w:left="-90"/>
+        <w:jc w:val="both"/>
+        <w:rPr>
+          <w:rFonts w:ascii="Times New Roman" w:hAnsi="Times New Roman" w:cs="Times New Roman"/>
+        </w:rPr>
+      </w:pPr>
+      <w:r>
+        <w:rPr>
+          <w:rFonts w:ascii="Times New Roman" w:hAnsi="Times New Roman" w:cs="Times New Roman"/>
+        </w:rPr>
+        <w:t>Unlike a standard star schema, the location dimension is extended to include external economic data</w:t>
+      </w:r>
+      <w:r>
+        <w:rPr>
+          <w:rFonts w:ascii="Times New Roman" w:hAnsi="Times New Roman" w:cs="Times New Roman"/>
+        </w:rPr>
+        <w:t xml:space="preserve">. It </w:t>
+      </w:r>
+      <w:r>
+        <w:rPr>
+          <w:rFonts w:ascii="Times New Roman" w:hAnsi="Times New Roman" w:cs="Times New Roman"/>
+        </w:rPr>
+        <w:t>represents</w:t>
+      </w:r>
+      <w:r>
+        <w:rPr>
+          <w:rFonts w:ascii="Times New Roman" w:hAnsi="Times New Roman" w:cs="Times New Roman"/>
+        </w:rPr>
+        <w:t xml:space="preserve"> the Snowflake extension of the model. While </w:t>
+      </w:r>
+      <w:proofErr w:type="spellStart"/>
+      <w:r>
+        <w:rPr>
+          <w:rFonts w:ascii="Times New Roman" w:hAnsi="Times New Roman" w:cs="Times New Roman"/>
+          <w:i/>
+          <w:iCs/>
+        </w:rPr>
+        <w:t>Dim_Location</w:t>
+      </w:r>
+      <w:proofErr w:type="spellEnd"/>
+      <w:r>
+        <w:rPr>
+          <w:rFonts w:ascii="Times New Roman" w:hAnsi="Times New Roman" w:cs="Times New Roman"/>
+        </w:rPr>
+        <w:t xml:space="preserve"> maps clinical neighborhoods to their respective cities, it bridges the gap to the </w:t>
+      </w:r>
+      <w:proofErr w:type="spellStart"/>
+      <w:r>
+        <w:rPr>
+          <w:rFonts w:ascii="Times New Roman" w:hAnsi="Times New Roman" w:cs="Times New Roman"/>
+          <w:i/>
+          <w:iCs/>
+        </w:rPr>
+        <w:t>Dim_SocioEconomic</w:t>
+      </w:r>
+      <w:proofErr w:type="spellEnd"/>
+      <w:r>
+        <w:rPr>
+          <w:rFonts w:ascii="Times New Roman" w:hAnsi="Times New Roman" w:cs="Times New Roman"/>
+        </w:rPr>
+        <w:t xml:space="preserve"> table. This external dataset, sourced from IBGE, enriches the model with geographic wealth indicators like </w:t>
+      </w:r>
+      <w:r>
+        <w:rPr>
+          <w:rFonts w:ascii="Times New Roman" w:hAnsi="Times New Roman" w:cs="Times New Roman"/>
+          <w:i/>
+          <w:iCs/>
+        </w:rPr>
+        <w:t>GDP_CAPITA</w:t>
+      </w:r>
+      <w:r>
+        <w:rPr>
+          <w:rFonts w:ascii="Times New Roman" w:hAnsi="Times New Roman" w:cs="Times New Roman"/>
+        </w:rPr>
+        <w:t xml:space="preserve"> and Human Development Index (</w:t>
+      </w:r>
+      <w:r>
+        <w:rPr>
+          <w:rFonts w:ascii="Times New Roman" w:hAnsi="Times New Roman" w:cs="Times New Roman"/>
+          <w:i/>
+          <w:iCs/>
+        </w:rPr>
+        <w:t>IDHM</w:t>
+      </w:r>
+      <w:r>
+        <w:rPr>
+          <w:rFonts w:ascii="Times New Roman" w:hAnsi="Times New Roman" w:cs="Times New Roman"/>
+        </w:rPr>
+        <w:t>) scores, enabling a sophisticated correlation analysis between regional prosperity and patient reliability.</w:t>
+      </w:r>
+    </w:p>
+    <w:p>
+      <w:pPr>
+        <w:tabs>
+          <w:tab w:val="left" w:pos="9270"/>
+        </w:tabs>
+        <w:spacing w:line="360" w:lineRule="auto"/>
+        <w:ind w:left="-90"/>
+        <w:jc w:val="both"/>
+        <w:rPr>
+          <w:rFonts w:ascii="Times New Roman" w:hAnsi="Times New Roman" w:cs="Times New Roman"/>
+        </w:rPr>
+      </w:pPr>
+      <w:r>
+        <w:rPr>
+          <w:rFonts w:ascii="Times New Roman" w:hAnsi="Times New Roman" w:cs="Times New Roman"/>
+        </w:rPr>
+        <w:t xml:space="preserve">D. </w:t>
+      </w:r>
+      <w:proofErr w:type="spellStart"/>
+      <w:r>
+        <w:rPr>
+          <w:rFonts w:ascii="Times New Roman" w:hAnsi="Times New Roman" w:cs="Times New Roman"/>
+        </w:rPr>
+        <w:t>Dim_Date</w:t>
+      </w:r>
+      <w:proofErr w:type="spellEnd"/>
+      <w:r>
+        <w:rPr>
+          <w:rFonts w:ascii="Times New Roman" w:hAnsi="Times New Roman" w:cs="Times New Roman"/>
+        </w:rPr>
+        <w:t xml:space="preserve"> (Calendar Table)</w:t>
+      </w:r>
+    </w:p>
+    <w:p>
+      <w:pPr>
+        <w:tabs>
+          <w:tab w:val="left" w:pos="9270"/>
+        </w:tabs>
+        <w:spacing w:line="360" w:lineRule="auto"/>
+        <w:ind w:left="-90"/>
+        <w:jc w:val="both"/>
+        <w:rPr>
+          <w:rFonts w:ascii="Times New Roman" w:hAnsi="Times New Roman" w:cs="Times New Roman"/>
+        </w:rPr>
+      </w:pPr>
+      <w:r>
+        <w:rPr>
+          <w:rFonts w:ascii="Times New Roman" w:hAnsi="Times New Roman" w:cs="Times New Roman"/>
+        </w:rPr>
+        <w:t>A dedicated DAX-generated table that provides a continuous timeline, essential for reliable Time Intelligence.</w:t>
+      </w:r>
+      <w:r>
+        <w:rPr>
+          <w:rFonts w:ascii="Times New Roman" w:hAnsi="Times New Roman" w:cs="Times New Roman"/>
+        </w:rPr>
+        <w:t xml:space="preserve"> </w:t>
+      </w:r>
+      <w:r>
+        <w:rPr>
+          <w:rFonts w:ascii="Times New Roman" w:hAnsi="Times New Roman" w:cs="Times New Roman"/>
+        </w:rPr>
+        <w:t xml:space="preserve">It breaks down the </w:t>
+      </w:r>
+      <w:proofErr w:type="spellStart"/>
+      <w:r>
+        <w:rPr>
+          <w:rFonts w:ascii="Times New Roman" w:hAnsi="Times New Roman" w:cs="Times New Roman"/>
+          <w:i/>
+          <w:iCs/>
+        </w:rPr>
+        <w:t>AppointmentDate</w:t>
+      </w:r>
+      <w:proofErr w:type="spellEnd"/>
+      <w:r>
+        <w:rPr>
+          <w:rFonts w:ascii="Times New Roman" w:hAnsi="Times New Roman" w:cs="Times New Roman"/>
+        </w:rPr>
+        <w:t xml:space="preserve"> into attributes such as </w:t>
+      </w:r>
+      <w:r>
+        <w:rPr>
+          <w:rFonts w:ascii="Times New Roman" w:hAnsi="Times New Roman" w:cs="Times New Roman"/>
+          <w:i/>
+          <w:iCs/>
+        </w:rPr>
+        <w:t>Month Name</w:t>
+      </w:r>
+      <w:r>
+        <w:rPr>
+          <w:rFonts w:ascii="Times New Roman" w:hAnsi="Times New Roman" w:cs="Times New Roman"/>
+        </w:rPr>
+        <w:t xml:space="preserve">, </w:t>
+      </w:r>
+      <w:r>
+        <w:rPr>
+          <w:rFonts w:ascii="Times New Roman" w:hAnsi="Times New Roman" w:cs="Times New Roman"/>
+          <w:i/>
+          <w:iCs/>
+        </w:rPr>
+        <w:t>Day Name</w:t>
+      </w:r>
+      <w:r>
+        <w:rPr>
+          <w:rFonts w:ascii="Times New Roman" w:hAnsi="Times New Roman" w:cs="Times New Roman"/>
+        </w:rPr>
+        <w:t xml:space="preserve">, and an </w:t>
+      </w:r>
+      <w:proofErr w:type="spellStart"/>
+      <w:r>
+        <w:rPr>
+          <w:rFonts w:ascii="Times New Roman" w:hAnsi="Times New Roman" w:cs="Times New Roman"/>
+          <w:i/>
+          <w:iCs/>
+        </w:rPr>
+        <w:t>IsWeekend</w:t>
+      </w:r>
+      <w:proofErr w:type="spellEnd"/>
+      <w:r>
+        <w:rPr>
+          <w:rFonts w:ascii="Times New Roman" w:hAnsi="Times New Roman" w:cs="Times New Roman"/>
+        </w:rPr>
+        <w:t xml:space="preserve"> flag. This structure is vital for identifying operational inefficiencies, such as determining if specific days of the week experience higher attrition rates.</w:t>
+      </w:r>
+    </w:p>
+    <w:p>
+      <w:pPr>
+        <w:tabs>
+          <w:tab w:val="left" w:pos="9270"/>
+        </w:tabs>
+        <w:spacing w:line="360" w:lineRule="auto"/>
+        <w:ind w:left="-90"/>
+        <w:jc w:val="both"/>
+        <w:rPr>
+          <w:rFonts w:ascii="Times New Roman" w:hAnsi="Times New Roman" w:cs="Times New Roman"/>
+          <w:sz w:val="4"/>
+          <w:szCs w:val="4"/>
+        </w:rPr>
+      </w:pPr>
+    </w:p>
+    <w:p>
+      <w:pPr>
+        <w:pStyle w:val="Heading2"/>
+        <w:spacing w:line="360" w:lineRule="auto"/>
         <w:rPr>
           <w:rFonts w:ascii="Times New Roman" w:hAnsi="Times New Roman" w:cs="Times New Roman"/>
           <w:i/>
@@ -2470,562 +3532,9 @@
           <w:sz w:val="24"/>
           <w:szCs w:val="24"/>
         </w:rPr>
-        <w:t>3. Key Tables and Fields</w:t>
-      </w:r>
-      <w:bookmarkEnd w:id="3"/>
-    </w:p>
-    <w:p>
-      <w:pPr>
-        <w:tabs>
-          <w:tab w:val="left" w:pos="9270"/>
-        </w:tabs>
-        <w:spacing w:line="360" w:lineRule="auto"/>
-        <w:ind w:left="-90"/>
-        <w:jc w:val="both"/>
-        <w:rPr>
-          <w:rFonts w:ascii="Times New Roman" w:hAnsi="Times New Roman" w:cs="Times New Roman"/>
-        </w:rPr>
-      </w:pPr>
-      <w:r>
-        <w:rPr>
-          <w:rFonts w:ascii="Times New Roman" w:hAnsi="Times New Roman" w:cs="Times New Roman"/>
-        </w:rPr>
-        <w:t>To facilitate advanced analytical reporting and optimize DAX performance, the raw dataset was transformed into a Snowflake Schema. This structure consists of a central Fact table supported by a hierarchy of Dimension tables, allowing for deep socio-economic analysis.</w:t>
-      </w:r>
-    </w:p>
-    <w:p>
-      <w:pPr>
-        <w:tabs>
-          <w:tab w:val="left" w:pos="9270"/>
-        </w:tabs>
-        <w:spacing w:line="360" w:lineRule="auto"/>
-        <w:ind w:left="-90"/>
-        <w:jc w:val="both"/>
-        <w:rPr>
-          <w:rFonts w:ascii="Times New Roman" w:hAnsi="Times New Roman" w:cs="Times New Roman"/>
-        </w:rPr>
-      </w:pPr>
-    </w:p>
-    <w:p>
-      <w:pPr>
-        <w:tabs>
-          <w:tab w:val="left" w:pos="9270"/>
-        </w:tabs>
-        <w:spacing w:line="360" w:lineRule="auto"/>
-        <w:ind w:left="-90"/>
-        <w:jc w:val="both"/>
-        <w:rPr>
-          <w:rFonts w:ascii="Times New Roman" w:hAnsi="Times New Roman" w:cs="Times New Roman"/>
-        </w:rPr>
-      </w:pPr>
-      <w:r>
-        <w:rPr>
-          <w:rFonts w:ascii="Times New Roman" w:hAnsi="Times New Roman" w:cs="Times New Roman"/>
-        </w:rPr>
-        <w:lastRenderedPageBreak/>
-        <w:t xml:space="preserve">A. </w:t>
-      </w:r>
-      <w:proofErr w:type="spellStart"/>
-      <w:r>
-        <w:rPr>
-          <w:rFonts w:ascii="Times New Roman" w:hAnsi="Times New Roman" w:cs="Times New Roman"/>
-        </w:rPr>
-        <w:t>Fact_Appointments</w:t>
-      </w:r>
-      <w:proofErr w:type="spellEnd"/>
-      <w:r>
-        <w:rPr>
-          <w:rFonts w:ascii="Times New Roman" w:hAnsi="Times New Roman" w:cs="Times New Roman"/>
-        </w:rPr>
-        <w:t xml:space="preserve"> (Transactional Table)</w:t>
-      </w:r>
-    </w:p>
-    <w:p>
-      <w:pPr>
-        <w:tabs>
-          <w:tab w:val="left" w:pos="9270"/>
-        </w:tabs>
-        <w:spacing w:line="360" w:lineRule="auto"/>
-        <w:ind w:left="-90"/>
-        <w:jc w:val="both"/>
-        <w:rPr>
-          <w:rFonts w:ascii="Times New Roman" w:hAnsi="Times New Roman" w:cs="Times New Roman"/>
-        </w:rPr>
-      </w:pPr>
-      <w:r>
-        <w:rPr>
-          <w:rFonts w:ascii="Times New Roman" w:hAnsi="Times New Roman" w:cs="Times New Roman"/>
-        </w:rPr>
-        <w:t xml:space="preserve">This table </w:t>
-      </w:r>
-      <w:r>
-        <w:rPr>
-          <w:rFonts w:ascii="Times New Roman" w:hAnsi="Times New Roman" w:cs="Times New Roman"/>
-        </w:rPr>
-        <w:t xml:space="preserve">serves as the transactional core of the model, containing every unique medical event. It stores key quantitative metrics such as </w:t>
-      </w:r>
-      <w:proofErr w:type="spellStart"/>
-      <w:r>
-        <w:rPr>
-          <w:rFonts w:ascii="Times New Roman" w:hAnsi="Times New Roman" w:cs="Times New Roman"/>
-          <w:i/>
-          <w:iCs/>
-        </w:rPr>
-        <w:t>WaitDays</w:t>
-      </w:r>
-      <w:proofErr w:type="spellEnd"/>
-      <w:r>
-        <w:rPr>
-          <w:rFonts w:ascii="Times New Roman" w:hAnsi="Times New Roman" w:cs="Times New Roman"/>
-        </w:rPr>
-        <w:t xml:space="preserve"> and binary indicators like </w:t>
-      </w:r>
-      <w:proofErr w:type="spellStart"/>
-      <w:r>
-        <w:rPr>
-          <w:rFonts w:ascii="Times New Roman" w:hAnsi="Times New Roman" w:cs="Times New Roman"/>
-          <w:i/>
-          <w:iCs/>
-        </w:rPr>
-        <w:t>SMS_received</w:t>
-      </w:r>
-      <w:proofErr w:type="spellEnd"/>
-      <w:r>
-        <w:rPr>
-          <w:rFonts w:ascii="Times New Roman" w:hAnsi="Times New Roman" w:cs="Times New Roman"/>
-        </w:rPr>
-        <w:t xml:space="preserve">, alongside the primary target variable, </w:t>
-      </w:r>
-      <w:r>
-        <w:rPr>
-          <w:rFonts w:ascii="Times New Roman" w:hAnsi="Times New Roman" w:cs="Times New Roman"/>
-          <w:i/>
-          <w:iCs/>
-        </w:rPr>
-        <w:t>No-show</w:t>
-      </w:r>
-      <w:r>
-        <w:rPr>
-          <w:rFonts w:ascii="Times New Roman" w:hAnsi="Times New Roman" w:cs="Times New Roman"/>
-        </w:rPr>
-        <w:t>, which categorizes appointments as either "Attended" or "Missed." To ensure relational integrity, it utilizes foreign keys to connect to the patient, location, and date dimensions.</w:t>
-      </w:r>
-    </w:p>
-    <w:p>
-      <w:pPr>
-        <w:tabs>
-          <w:tab w:val="left" w:pos="9270"/>
-        </w:tabs>
-        <w:spacing w:line="360" w:lineRule="auto"/>
-        <w:ind w:left="-90"/>
-        <w:jc w:val="both"/>
-        <w:rPr>
-          <w:rFonts w:ascii="Times New Roman" w:hAnsi="Times New Roman" w:cs="Times New Roman"/>
-        </w:rPr>
-      </w:pPr>
-      <w:r>
-        <w:rPr>
-          <w:rFonts w:ascii="Times New Roman" w:hAnsi="Times New Roman" w:cs="Times New Roman"/>
-        </w:rPr>
-        <w:t xml:space="preserve">B. </w:t>
-      </w:r>
-      <w:proofErr w:type="spellStart"/>
-      <w:r>
-        <w:rPr>
-          <w:rFonts w:ascii="Times New Roman" w:hAnsi="Times New Roman" w:cs="Times New Roman"/>
-        </w:rPr>
-        <w:t>Dim_Patient</w:t>
-      </w:r>
-      <w:proofErr w:type="spellEnd"/>
-      <w:r>
-        <w:rPr>
-          <w:rFonts w:ascii="Times New Roman" w:hAnsi="Times New Roman" w:cs="Times New Roman"/>
-        </w:rPr>
-        <w:t xml:space="preserve"> (Dimension Table)</w:t>
-      </w:r>
-    </w:p>
-    <w:p>
-      <w:pPr>
-        <w:tabs>
-          <w:tab w:val="left" w:pos="9270"/>
-        </w:tabs>
-        <w:spacing w:line="360" w:lineRule="auto"/>
-        <w:ind w:left="-90"/>
-        <w:jc w:val="both"/>
-        <w:rPr>
-          <w:rFonts w:ascii="Times New Roman" w:hAnsi="Times New Roman" w:cs="Times New Roman"/>
-        </w:rPr>
-      </w:pPr>
-      <w:r>
-        <w:rPr>
-          <w:rFonts w:ascii="Times New Roman" w:hAnsi="Times New Roman" w:cs="Times New Roman"/>
-        </w:rPr>
-        <w:t xml:space="preserve">This table </w:t>
-      </w:r>
-      <w:r>
-        <w:rPr>
-          <w:rFonts w:ascii="Times New Roman" w:hAnsi="Times New Roman" w:cs="Times New Roman"/>
-        </w:rPr>
-        <w:t xml:space="preserve">provides descriptive attributes for demographic segmentation. Each record is unique to a specific </w:t>
-      </w:r>
-      <w:proofErr w:type="spellStart"/>
-      <w:r>
-        <w:rPr>
-          <w:rFonts w:ascii="Times New Roman" w:hAnsi="Times New Roman" w:cs="Times New Roman"/>
-          <w:i/>
-          <w:iCs/>
-        </w:rPr>
-        <w:t>PatientId</w:t>
-      </w:r>
-      <w:proofErr w:type="spellEnd"/>
-      <w:r>
-        <w:rPr>
-          <w:rFonts w:ascii="Times New Roman" w:hAnsi="Times New Roman" w:cs="Times New Roman"/>
-        </w:rPr>
-        <w:t xml:space="preserve"> and includes critical data points such as </w:t>
-      </w:r>
-      <w:r>
-        <w:rPr>
-          <w:rFonts w:ascii="Times New Roman" w:hAnsi="Times New Roman" w:cs="Times New Roman"/>
-          <w:i/>
-          <w:iCs/>
-        </w:rPr>
-        <w:t>Gender</w:t>
-      </w:r>
-      <w:r>
-        <w:rPr>
-          <w:rFonts w:ascii="Times New Roman" w:hAnsi="Times New Roman" w:cs="Times New Roman"/>
-        </w:rPr>
-        <w:t xml:space="preserve">, </w:t>
-      </w:r>
-      <w:r>
-        <w:rPr>
-          <w:rFonts w:ascii="Times New Roman" w:hAnsi="Times New Roman" w:cs="Times New Roman"/>
-          <w:i/>
-          <w:iCs/>
-        </w:rPr>
-        <w:t>Age</w:t>
-      </w:r>
-      <w:r>
-        <w:rPr>
-          <w:rFonts w:ascii="Times New Roman" w:hAnsi="Times New Roman" w:cs="Times New Roman"/>
-        </w:rPr>
-        <w:t xml:space="preserve">, and </w:t>
-      </w:r>
-      <w:r>
-        <w:rPr>
-          <w:rFonts w:ascii="Times New Roman" w:hAnsi="Times New Roman" w:cs="Times New Roman"/>
-          <w:i/>
-          <w:iCs/>
-        </w:rPr>
-        <w:t>Scholarship</w:t>
-      </w:r>
-      <w:r>
-        <w:rPr>
-          <w:rFonts w:ascii="Times New Roman" w:hAnsi="Times New Roman" w:cs="Times New Roman"/>
-        </w:rPr>
-        <w:t xml:space="preserve"> status</w:t>
-      </w:r>
-      <w:r>
-        <w:rPr>
-          <w:rFonts w:ascii="Times New Roman" w:hAnsi="Times New Roman" w:cs="Times New Roman"/>
-        </w:rPr>
-        <w:t xml:space="preserve">, </w:t>
-      </w:r>
-      <w:r>
-        <w:rPr>
-          <w:rFonts w:ascii="Times New Roman" w:hAnsi="Times New Roman" w:cs="Times New Roman"/>
-        </w:rPr>
-        <w:t>indicating enrollment in the Bolsa Família program. Additionally, it contains clinical flags for chronic conditions like Hypertension and Diabetes, allowing for a health-profile-based analysis of attendance behavior.</w:t>
-      </w:r>
-    </w:p>
-    <w:p>
-      <w:pPr>
-        <w:tabs>
-          <w:tab w:val="left" w:pos="9270"/>
-        </w:tabs>
-        <w:spacing w:line="360" w:lineRule="auto"/>
-        <w:ind w:left="-90"/>
-        <w:jc w:val="both"/>
-        <w:rPr>
-          <w:rFonts w:ascii="Times New Roman" w:hAnsi="Times New Roman" w:cs="Times New Roman"/>
-        </w:rPr>
-      </w:pPr>
-      <w:r>
-        <w:rPr>
-          <w:rFonts w:ascii="Times New Roman" w:hAnsi="Times New Roman" w:cs="Times New Roman"/>
-        </w:rPr>
-        <w:t xml:space="preserve">C. </w:t>
-      </w:r>
-      <w:proofErr w:type="spellStart"/>
-      <w:r>
-        <w:rPr>
-          <w:rFonts w:ascii="Times New Roman" w:hAnsi="Times New Roman" w:cs="Times New Roman"/>
-        </w:rPr>
-        <w:t>Dim_Location</w:t>
-      </w:r>
-      <w:proofErr w:type="spellEnd"/>
-      <w:r>
-        <w:rPr>
-          <w:rFonts w:ascii="Times New Roman" w:hAnsi="Times New Roman" w:cs="Times New Roman"/>
-        </w:rPr>
-        <w:t xml:space="preserve"> &amp; </w:t>
-      </w:r>
-      <w:proofErr w:type="spellStart"/>
-      <w:r>
-        <w:rPr>
-          <w:rFonts w:ascii="Times New Roman" w:hAnsi="Times New Roman" w:cs="Times New Roman"/>
-        </w:rPr>
-        <w:t>Dim_SocioEconomic</w:t>
-      </w:r>
-      <w:proofErr w:type="spellEnd"/>
-      <w:r>
-        <w:rPr>
-          <w:rFonts w:ascii="Times New Roman" w:hAnsi="Times New Roman" w:cs="Times New Roman"/>
-        </w:rPr>
-        <w:t xml:space="preserve"> (Snowflake Extension)</w:t>
-      </w:r>
-    </w:p>
-    <w:p>
-      <w:pPr>
-        <w:tabs>
-          <w:tab w:val="left" w:pos="9270"/>
-        </w:tabs>
-        <w:spacing w:line="360" w:lineRule="auto"/>
-        <w:ind w:left="-90"/>
-        <w:jc w:val="both"/>
-        <w:rPr>
-          <w:rFonts w:ascii="Times New Roman" w:hAnsi="Times New Roman" w:cs="Times New Roman"/>
-        </w:rPr>
-      </w:pPr>
-      <w:r>
-        <w:rPr>
-          <w:rFonts w:ascii="Times New Roman" w:hAnsi="Times New Roman" w:cs="Times New Roman"/>
-        </w:rPr>
-        <w:t>Unlike a standard star schema, the location dimension is extended to include external economic data</w:t>
-      </w:r>
-      <w:r>
-        <w:rPr>
-          <w:rFonts w:ascii="Times New Roman" w:hAnsi="Times New Roman" w:cs="Times New Roman"/>
-        </w:rPr>
-        <w:t xml:space="preserve">. It </w:t>
-      </w:r>
-      <w:r>
-        <w:rPr>
-          <w:rFonts w:ascii="Times New Roman" w:hAnsi="Times New Roman" w:cs="Times New Roman"/>
-        </w:rPr>
-        <w:t>represents</w:t>
-      </w:r>
-      <w:r>
-        <w:rPr>
-          <w:rFonts w:ascii="Times New Roman" w:hAnsi="Times New Roman" w:cs="Times New Roman"/>
-        </w:rPr>
-        <w:t xml:space="preserve"> the Snowflake extension of the model. While </w:t>
-      </w:r>
-      <w:proofErr w:type="spellStart"/>
-      <w:r>
-        <w:rPr>
-          <w:rFonts w:ascii="Times New Roman" w:hAnsi="Times New Roman" w:cs="Times New Roman"/>
-          <w:i/>
-          <w:iCs/>
-        </w:rPr>
-        <w:t>Dim_Location</w:t>
-      </w:r>
-      <w:proofErr w:type="spellEnd"/>
-      <w:r>
-        <w:rPr>
-          <w:rFonts w:ascii="Times New Roman" w:hAnsi="Times New Roman" w:cs="Times New Roman"/>
-        </w:rPr>
-        <w:t xml:space="preserve"> maps clinical neighborhoods to their respective cities, it bridges the gap to the </w:t>
-      </w:r>
-      <w:proofErr w:type="spellStart"/>
-      <w:r>
-        <w:rPr>
-          <w:rFonts w:ascii="Times New Roman" w:hAnsi="Times New Roman" w:cs="Times New Roman"/>
-          <w:i/>
-          <w:iCs/>
-        </w:rPr>
-        <w:t>Dim_SocioEconomic</w:t>
-      </w:r>
-      <w:proofErr w:type="spellEnd"/>
-      <w:r>
-        <w:rPr>
-          <w:rFonts w:ascii="Times New Roman" w:hAnsi="Times New Roman" w:cs="Times New Roman"/>
-        </w:rPr>
-        <w:t xml:space="preserve"> table. This external dataset, sourced from IBGE, enriches the model with geographic wealth indicators like </w:t>
-      </w:r>
-      <w:r>
-        <w:rPr>
-          <w:rFonts w:ascii="Times New Roman" w:hAnsi="Times New Roman" w:cs="Times New Roman"/>
-          <w:i/>
-          <w:iCs/>
-        </w:rPr>
-        <w:t>GDP_CAPITA</w:t>
-      </w:r>
-      <w:r>
-        <w:rPr>
-          <w:rFonts w:ascii="Times New Roman" w:hAnsi="Times New Roman" w:cs="Times New Roman"/>
-        </w:rPr>
-        <w:t xml:space="preserve"> and Human Development Index (</w:t>
-      </w:r>
-      <w:r>
-        <w:rPr>
-          <w:rFonts w:ascii="Times New Roman" w:hAnsi="Times New Roman" w:cs="Times New Roman"/>
-          <w:i/>
-          <w:iCs/>
-        </w:rPr>
-        <w:t>IDHM</w:t>
-      </w:r>
-      <w:r>
-        <w:rPr>
-          <w:rFonts w:ascii="Times New Roman" w:hAnsi="Times New Roman" w:cs="Times New Roman"/>
-        </w:rPr>
-        <w:t>) scores, enabling a sophisticated correlation analysis between regional prosperity and patient reliability.</w:t>
-      </w:r>
-    </w:p>
-    <w:p>
-      <w:pPr>
-        <w:tabs>
-          <w:tab w:val="left" w:pos="9270"/>
-        </w:tabs>
-        <w:spacing w:line="360" w:lineRule="auto"/>
-        <w:ind w:left="-90"/>
-        <w:jc w:val="both"/>
-        <w:rPr>
-          <w:rFonts w:ascii="Times New Roman" w:hAnsi="Times New Roman" w:cs="Times New Roman"/>
-        </w:rPr>
-      </w:pPr>
-      <w:r>
-        <w:rPr>
-          <w:rFonts w:ascii="Times New Roman" w:hAnsi="Times New Roman" w:cs="Times New Roman"/>
-        </w:rPr>
-        <w:t xml:space="preserve">D. </w:t>
-      </w:r>
-      <w:proofErr w:type="spellStart"/>
-      <w:r>
-        <w:rPr>
-          <w:rFonts w:ascii="Times New Roman" w:hAnsi="Times New Roman" w:cs="Times New Roman"/>
-        </w:rPr>
-        <w:t>Dim_Date</w:t>
-      </w:r>
-      <w:proofErr w:type="spellEnd"/>
-      <w:r>
-        <w:rPr>
-          <w:rFonts w:ascii="Times New Roman" w:hAnsi="Times New Roman" w:cs="Times New Roman"/>
-        </w:rPr>
-        <w:t xml:space="preserve"> (Calendar Table)</w:t>
-      </w:r>
-    </w:p>
-    <w:p>
-      <w:pPr>
-        <w:tabs>
-          <w:tab w:val="left" w:pos="9270"/>
-        </w:tabs>
-        <w:spacing w:line="360" w:lineRule="auto"/>
-        <w:ind w:left="-90"/>
-        <w:jc w:val="both"/>
-        <w:rPr>
-          <w:rFonts w:ascii="Times New Roman" w:hAnsi="Times New Roman" w:cs="Times New Roman"/>
-        </w:rPr>
-      </w:pPr>
-      <w:r>
-        <w:rPr>
-          <w:rFonts w:ascii="Times New Roman" w:hAnsi="Times New Roman" w:cs="Times New Roman"/>
-        </w:rPr>
-        <w:t>A dedicated DAX-generated table that provides a continuous timeline, essential for reliable Time Intelligence.</w:t>
-      </w:r>
-      <w:r>
-        <w:rPr>
-          <w:rFonts w:ascii="Times New Roman" w:hAnsi="Times New Roman" w:cs="Times New Roman"/>
-        </w:rPr>
-        <w:t xml:space="preserve"> </w:t>
-      </w:r>
-      <w:r>
-        <w:rPr>
-          <w:rFonts w:ascii="Times New Roman" w:hAnsi="Times New Roman" w:cs="Times New Roman"/>
-        </w:rPr>
-        <w:t xml:space="preserve">It breaks down the </w:t>
-      </w:r>
-      <w:proofErr w:type="spellStart"/>
-      <w:r>
-        <w:rPr>
-          <w:rFonts w:ascii="Times New Roman" w:hAnsi="Times New Roman" w:cs="Times New Roman"/>
-          <w:i/>
-          <w:iCs/>
-        </w:rPr>
-        <w:t>AppointmentDate</w:t>
-      </w:r>
-      <w:proofErr w:type="spellEnd"/>
-      <w:r>
-        <w:rPr>
-          <w:rFonts w:ascii="Times New Roman" w:hAnsi="Times New Roman" w:cs="Times New Roman"/>
-        </w:rPr>
-        <w:t xml:space="preserve"> into attributes such as </w:t>
-      </w:r>
-      <w:r>
-        <w:rPr>
-          <w:rFonts w:ascii="Times New Roman" w:hAnsi="Times New Roman" w:cs="Times New Roman"/>
-          <w:i/>
-          <w:iCs/>
-        </w:rPr>
-        <w:t>Month Name</w:t>
-      </w:r>
-      <w:r>
-        <w:rPr>
-          <w:rFonts w:ascii="Times New Roman" w:hAnsi="Times New Roman" w:cs="Times New Roman"/>
-        </w:rPr>
-        <w:t xml:space="preserve">, </w:t>
-      </w:r>
-      <w:r>
-        <w:rPr>
-          <w:rFonts w:ascii="Times New Roman" w:hAnsi="Times New Roman" w:cs="Times New Roman"/>
-          <w:i/>
-          <w:iCs/>
-        </w:rPr>
-        <w:t>Day Name</w:t>
-      </w:r>
-      <w:r>
-        <w:rPr>
-          <w:rFonts w:ascii="Times New Roman" w:hAnsi="Times New Roman" w:cs="Times New Roman"/>
-        </w:rPr>
-        <w:t xml:space="preserve">, and an </w:t>
-      </w:r>
-      <w:proofErr w:type="spellStart"/>
-      <w:r>
-        <w:rPr>
-          <w:rFonts w:ascii="Times New Roman" w:hAnsi="Times New Roman" w:cs="Times New Roman"/>
-          <w:i/>
-          <w:iCs/>
-        </w:rPr>
-        <w:t>IsWeekend</w:t>
-      </w:r>
-      <w:proofErr w:type="spellEnd"/>
-      <w:r>
-        <w:rPr>
-          <w:rFonts w:ascii="Times New Roman" w:hAnsi="Times New Roman" w:cs="Times New Roman"/>
-        </w:rPr>
-        <w:t xml:space="preserve"> flag. This structure is vital for identifying operational inefficiencies, such as determining if specific days of the week experience higher attrition rates.</w:t>
-      </w:r>
-    </w:p>
-    <w:p>
-      <w:pPr>
-        <w:tabs>
-          <w:tab w:val="left" w:pos="9270"/>
-        </w:tabs>
-        <w:spacing w:line="360" w:lineRule="auto"/>
-        <w:ind w:left="-90"/>
-        <w:jc w:val="both"/>
-        <w:rPr>
-          <w:rFonts w:ascii="Times New Roman" w:hAnsi="Times New Roman" w:cs="Times New Roman"/>
-          <w:sz w:val="4"/>
-          <w:szCs w:val="4"/>
-        </w:rPr>
-      </w:pPr>
-    </w:p>
-    <w:p>
-      <w:pPr>
-        <w:pStyle w:val="Heading2"/>
-        <w:spacing w:line="360" w:lineRule="auto"/>
+      </w:pPr>
+      <w:bookmarkStart w:id="8" w:name="_Toc227464829"/>
+      <w:r>
         <w:rPr>
           <w:rFonts w:ascii="Times New Roman" w:hAnsi="Times New Roman" w:cs="Times New Roman"/>
           <w:i/>
@@ -3034,20 +3543,9 @@
           <w:sz w:val="24"/>
           <w:szCs w:val="24"/>
         </w:rPr>
-      </w:pPr>
-      <w:bookmarkStart w:id="4" w:name="_Toc227464056"/>
-      <w:r>
-        <w:rPr>
-          <w:rFonts w:ascii="Times New Roman" w:hAnsi="Times New Roman" w:cs="Times New Roman"/>
-          <w:i/>
-          <w:iCs/>
-          <w:color w:val="auto"/>
-          <w:sz w:val="24"/>
-          <w:szCs w:val="24"/>
-        </w:rPr>
         <w:t>4. Suitability for Advanced Analysis</w:t>
       </w:r>
-      <w:bookmarkEnd w:id="4"/>
+      <w:bookmarkEnd w:id="8"/>
     </w:p>
     <w:p>
       <w:pPr>
@@ -3540,7 +4038,7 @@
           <w:szCs w:val="28"/>
         </w:rPr>
       </w:pPr>
-      <w:bookmarkStart w:id="5" w:name="_Toc227464057"/>
+      <w:bookmarkStart w:id="9" w:name="_Toc227464830"/>
       <w:r>
         <w:rPr>
           <w:rFonts w:ascii="Times New Roman" w:hAnsi="Times New Roman" w:cs="Times New Roman"/>
@@ -3553,7 +4051,7 @@
         <w:lastRenderedPageBreak/>
         <w:t>Part B: Data Cleaning and Transformation in Power Query</w:t>
       </w:r>
-      <w:bookmarkEnd w:id="5"/>
+      <w:bookmarkEnd w:id="9"/>
       <w:r>
         <w:rPr>
           <w:rFonts w:ascii="Times New Roman" w:hAnsi="Times New Roman" w:cs="Times New Roman"/>
@@ -3578,7 +4076,7 @@
           <w:szCs w:val="24"/>
         </w:rPr>
       </w:pPr>
-      <w:bookmarkStart w:id="6" w:name="_Toc227464058"/>
+      <w:bookmarkStart w:id="10" w:name="_Toc227464831"/>
       <w:r>
         <w:rPr>
           <w:rFonts w:ascii="Times New Roman" w:hAnsi="Times New Roman" w:cs="Times New Roman"/>
@@ -3590,7 +4088,7 @@
         </w:rPr>
         <w:t>1. Data Cleaning (Addressing Data Quality Issues)</w:t>
       </w:r>
-      <w:bookmarkEnd w:id="6"/>
+      <w:bookmarkEnd w:id="10"/>
     </w:p>
     <w:p>
       <w:pPr>
@@ -4955,7 +5453,7 @@
           <w:szCs w:val="24"/>
         </w:rPr>
       </w:pPr>
-      <w:bookmarkStart w:id="7" w:name="_Toc227464059"/>
+      <w:bookmarkStart w:id="11" w:name="_Toc227464832"/>
       <w:r>
         <w:rPr>
           <w:rFonts w:ascii="Times New Roman" w:hAnsi="Times New Roman" w:cs="Times New Roman"/>
@@ -4967,7 +5465,7 @@
         </w:rPr>
         <w:t>2. Transformation Steps (Creating Analytical Value)</w:t>
       </w:r>
-      <w:bookmarkEnd w:id="7"/>
+      <w:bookmarkEnd w:id="11"/>
     </w:p>
     <w:p>
       <w:pPr>
@@ -8061,7 +8559,7 @@
           <w:rFonts w:ascii="Times New Roman" w:hAnsi="Times New Roman" w:cs="Times New Roman"/>
         </w:rPr>
       </w:pPr>
-      <w:bookmarkStart w:id="8" w:name="_Toc227464060"/>
+      <w:bookmarkStart w:id="12" w:name="_Toc227464833"/>
       <w:r>
         <w:rPr>
           <w:rFonts w:ascii="Times New Roman" w:hAnsi="Times New Roman" w:cs="Times New Roman"/>
@@ -8073,7 +8571,7 @@
         </w:rPr>
         <w:t>3. Applied Steps Panes</w:t>
       </w:r>
-      <w:bookmarkEnd w:id="8"/>
+      <w:bookmarkEnd w:id="12"/>
     </w:p>
     <w:p>
       <w:pPr>
@@ -8305,7 +8803,7 @@
           <w:szCs w:val="28"/>
         </w:rPr>
       </w:pPr>
-      <w:bookmarkStart w:id="9" w:name="_Toc227464061"/>
+      <w:bookmarkStart w:id="13" w:name="_Toc227464834"/>
       <w:r>
         <w:rPr>
           <w:rFonts w:ascii="Times New Roman" w:hAnsi="Times New Roman" w:cs="Times New Roman"/>
@@ -8318,7 +8816,7 @@
         <w:lastRenderedPageBreak/>
         <w:t>Part C: Data Modeling</w:t>
       </w:r>
-      <w:bookmarkEnd w:id="9"/>
+      <w:bookmarkEnd w:id="13"/>
       <w:r>
         <w:rPr>
           <w:rFonts w:ascii="Times New Roman" w:hAnsi="Times New Roman" w:cs="Times New Roman"/>
@@ -8379,7 +8877,7 @@
           <w:szCs w:val="24"/>
         </w:rPr>
       </w:pPr>
-      <w:bookmarkStart w:id="10" w:name="_Toc227464062"/>
+      <w:bookmarkStart w:id="14" w:name="_Toc227464835"/>
       <w:r>
         <w:rPr>
           <w:rFonts w:ascii="Times New Roman" w:hAnsi="Times New Roman" w:cs="Times New Roman"/>
@@ -8391,7 +8889,7 @@
         </w:rPr>
         <w:t>1. Relationship Architecture and Logic</w:t>
       </w:r>
-      <w:bookmarkEnd w:id="10"/>
+      <w:bookmarkEnd w:id="14"/>
     </w:p>
     <w:p>
       <w:pPr>
@@ -8484,7 +8982,7 @@
           <w:szCs w:val="24"/>
         </w:rPr>
       </w:pPr>
-      <w:bookmarkStart w:id="11" w:name="_Toc227464063"/>
+      <w:bookmarkStart w:id="15" w:name="_Toc227464836"/>
       <w:r>
         <w:rPr>
           <w:rFonts w:ascii="Times New Roman" w:hAnsi="Times New Roman" w:cs="Times New Roman"/>
@@ -8496,7 +8994,7 @@
         </w:rPr>
         <w:t>2. The Snowflake Extension (Normalization)</w:t>
       </w:r>
-      <w:bookmarkEnd w:id="11"/>
+      <w:bookmarkEnd w:id="15"/>
     </w:p>
     <w:p>
       <w:pPr>
@@ -8702,7 +9200,7 @@
           <w:szCs w:val="24"/>
         </w:rPr>
       </w:pPr>
-      <w:bookmarkStart w:id="12" w:name="_Toc227464064"/>
+      <w:bookmarkStart w:id="16" w:name="_Toc227464837"/>
       <w:r>
         <w:rPr>
           <w:rFonts w:ascii="Times New Roman" w:hAnsi="Times New Roman" w:cs="Times New Roman"/>
@@ -8726,7 +9224,7 @@
         </w:rPr>
         <w:t>. Justification for the Model</w:t>
       </w:r>
-      <w:bookmarkEnd w:id="12"/>
+      <w:bookmarkEnd w:id="16"/>
     </w:p>
     <w:p>
       <w:pPr>
@@ -8971,7 +9469,7 @@
           <w:szCs w:val="28"/>
         </w:rPr>
       </w:pPr>
-      <w:bookmarkStart w:id="13" w:name="_Toc227464065"/>
+      <w:bookmarkStart w:id="17" w:name="_Toc227464838"/>
       <w:r>
         <w:rPr>
           <w:rFonts w:ascii="Times New Roman" w:hAnsi="Times New Roman" w:cs="Times New Roman"/>
@@ -8983,7 +9481,7 @@
         </w:rPr>
         <w:t>Part D: DAX Measures and Calculated Columns</w:t>
       </w:r>
-      <w:bookmarkEnd w:id="13"/>
+      <w:bookmarkEnd w:id="17"/>
     </w:p>
     <w:p>
       <w:pPr>
@@ -9009,7 +9507,7 @@
           <w:szCs w:val="24"/>
         </w:rPr>
       </w:pPr>
-      <w:bookmarkStart w:id="14" w:name="_Toc227464066"/>
+      <w:bookmarkStart w:id="18" w:name="_Toc227464839"/>
       <w:r>
         <w:rPr>
           <w:rFonts w:ascii="Times New Roman" w:hAnsi="Times New Roman" w:cs="Times New Roman"/>
@@ -9032,7 +9530,7 @@
         </w:rPr>
         <w:t>. Calculated Columns</w:t>
       </w:r>
-      <w:bookmarkEnd w:id="14"/>
+      <w:bookmarkEnd w:id="18"/>
     </w:p>
     <w:p>
       <w:pPr>
@@ -9186,7 +9684,7 @@
           <w:szCs w:val="24"/>
         </w:rPr>
       </w:pPr>
-      <w:bookmarkStart w:id="15" w:name="_Toc227464067"/>
+      <w:bookmarkStart w:id="19" w:name="_Toc227464840"/>
       <w:r>
         <w:rPr>
           <w:rFonts w:ascii="Times New Roman" w:hAnsi="Times New Roman" w:cs="Times New Roman"/>
@@ -9210,7 +9708,7 @@
         </w:rPr>
         <w:t>. Essential DAX Measures</w:t>
       </w:r>
-      <w:bookmarkEnd w:id="15"/>
+      <w:bookmarkEnd w:id="19"/>
       <w:r>
         <w:rPr>
           <w:rFonts w:ascii="Times New Roman" w:hAnsi="Times New Roman" w:cs="Times New Roman"/>
@@ -10447,7 +10945,7 @@
           <w:bCs/>
         </w:rPr>
       </w:pPr>
-      <w:bookmarkStart w:id="16" w:name="_Toc227464068"/>
+      <w:bookmarkStart w:id="20" w:name="_Toc227464841"/>
       <w:r>
         <w:rPr>
           <w:rFonts w:ascii="Times New Roman" w:hAnsi="Times New Roman" w:cs="Times New Roman"/>
@@ -10460,7 +10958,7 @@
         <w:lastRenderedPageBreak/>
         <w:t>Part E: Dashboard Design and Visualization</w:t>
       </w:r>
-      <w:bookmarkEnd w:id="16"/>
+      <w:bookmarkEnd w:id="20"/>
       <w:r>
         <w:rPr>
           <w:rFonts w:ascii="Times New Roman" w:hAnsi="Times New Roman" w:cs="Times New Roman"/>
@@ -10623,7 +11121,7 @@
           <w:szCs w:val="24"/>
         </w:rPr>
       </w:pPr>
-      <w:bookmarkStart w:id="17" w:name="_Toc227464069"/>
+      <w:bookmarkStart w:id="21" w:name="_Toc227464842"/>
       <w:r>
         <w:rPr>
           <w:rFonts w:ascii="Times New Roman" w:hAnsi="Times New Roman" w:cs="Times New Roman"/>
@@ -10701,7 +11199,7 @@
         </w:rPr>
         <w:t>1. Explanation of Design Choices</w:t>
       </w:r>
-      <w:bookmarkEnd w:id="17"/>
+      <w:bookmarkEnd w:id="21"/>
     </w:p>
     <w:p>
       <w:pPr>
@@ -10806,7 +11304,7 @@
           <w:szCs w:val="24"/>
         </w:rPr>
       </w:pPr>
-      <w:bookmarkStart w:id="18" w:name="_Toc227464070"/>
+      <w:bookmarkStart w:id="22" w:name="_Toc227464843"/>
       <w:r>
         <w:rPr>
           <w:rFonts w:ascii="Times New Roman" w:hAnsi="Times New Roman" w:cs="Times New Roman"/>
@@ -10818,7 +11316,7 @@
         </w:rPr>
         <w:t>2. Explanation of User Interaction</w:t>
       </w:r>
-      <w:bookmarkEnd w:id="18"/>
+      <w:bookmarkEnd w:id="22"/>
     </w:p>
     <w:p>
       <w:pPr>
@@ -10866,7 +11364,7 @@
           <w:bCs/>
         </w:rPr>
       </w:pPr>
-      <w:bookmarkStart w:id="19" w:name="_Toc227464071"/>
+      <w:bookmarkStart w:id="23" w:name="_Toc227464844"/>
       <w:r>
         <w:rPr>
           <w:rFonts w:ascii="Times New Roman" w:hAnsi="Times New Roman" w:cs="Times New Roman"/>
@@ -10878,7 +11376,7 @@
         </w:rPr>
         <w:t>Part F: Analytical Insights and Business Recommendations</w:t>
       </w:r>
-      <w:bookmarkEnd w:id="19"/>
+      <w:bookmarkEnd w:id="23"/>
     </w:p>
     <w:p>
       <w:pPr>
@@ -10892,7 +11390,7 @@
           <w:szCs w:val="24"/>
         </w:rPr>
       </w:pPr>
-      <w:bookmarkStart w:id="20" w:name="_Toc227464072"/>
+      <w:bookmarkStart w:id="24" w:name="_Toc227464845"/>
       <w:r>
         <w:rPr>
           <w:rFonts w:ascii="Times New Roman" w:hAnsi="Times New Roman" w:cs="Times New Roman"/>
@@ -10904,7 +11402,7 @@
         </w:rPr>
         <w:t>1. Analytical Insights</w:t>
       </w:r>
-      <w:bookmarkEnd w:id="20"/>
+      <w:bookmarkEnd w:id="24"/>
     </w:p>
     <w:p>
       <w:pPr>
@@ -11327,7 +11825,7 @@
           <w:szCs w:val="24"/>
         </w:rPr>
       </w:pPr>
-      <w:bookmarkStart w:id="21" w:name="_Toc227464073"/>
+      <w:bookmarkStart w:id="25" w:name="_Toc227464846"/>
       <w:r>
         <w:rPr>
           <w:rFonts w:ascii="Times New Roman" w:hAnsi="Times New Roman" w:cs="Times New Roman"/>
@@ -11339,7 +11837,7 @@
         </w:rPr>
         <w:t>2. Actionable Recommendations</w:t>
       </w:r>
-      <w:bookmarkEnd w:id="21"/>
+      <w:bookmarkEnd w:id="25"/>
     </w:p>
     <w:p>
       <w:pPr>
@@ -11566,7 +12064,7 @@
           <w:szCs w:val="24"/>
         </w:rPr>
       </w:pPr>
-      <w:bookmarkStart w:id="22" w:name="_Toc227464074"/>
+      <w:bookmarkStart w:id="26" w:name="_Toc227464847"/>
       <w:r>
         <w:rPr>
           <w:rFonts w:ascii="Times New Roman" w:hAnsi="Times New Roman" w:cs="Times New Roman"/>
@@ -11589,7 +12087,7 @@
         </w:rPr>
         <w:t>Conclusion</w:t>
       </w:r>
-      <w:bookmarkEnd w:id="22"/>
+      <w:bookmarkEnd w:id="26"/>
     </w:p>
     <w:p>
       <w:pPr>
@@ -11773,7 +12271,7 @@
           <w:bCs/>
         </w:rPr>
       </w:pPr>
-      <w:bookmarkStart w:id="23" w:name="_Toc227464075"/>
+      <w:bookmarkStart w:id="27" w:name="_Toc227464848"/>
       <w:r>
         <w:rPr>
           <w:rFonts w:ascii="Times New Roman" w:hAnsi="Times New Roman" w:cs="Times New Roman"/>
@@ -11785,7 +12283,7 @@
         </w:rPr>
         <w:t>Part G: GitHub Repository</w:t>
       </w:r>
-      <w:bookmarkEnd w:id="23"/>
+      <w:bookmarkEnd w:id="27"/>
       <w:r>
         <w:rPr>
           <w:rFonts w:ascii="Times New Roman" w:hAnsi="Times New Roman" w:cs="Times New Roman"/>

--- a/Documentation.docx
+++ b/Documentation.docx
@@ -244,29 +244,7 @@
           <w:sz w:val="36"/>
           <w:szCs w:val="36"/>
         </w:rPr>
-        <w:t xml:space="preserve">Instructor: Prof. Austin </w:t>
-      </w:r>
-      <w:proofErr w:type="spellStart"/>
-      <w:r>
-        <w:rPr>
-          <w:rFonts w:ascii="Times New Roman" w:eastAsiaTheme="majorEastAsia" w:hAnsi="Times New Roman" w:cs="Times New Roman"/>
-          <w:b/>
-          <w:bCs/>
-          <w:sz w:val="36"/>
-          <w:szCs w:val="36"/>
-        </w:rPr>
-        <w:t>Owur</w:t>
-      </w:r>
-      <w:proofErr w:type="spellEnd"/>
-      <w:r>
-        <w:rPr>
-          <w:rFonts w:ascii="Times New Roman" w:eastAsiaTheme="majorEastAsia" w:hAnsi="Times New Roman" w:cs="Times New Roman"/>
-          <w:b/>
-          <w:bCs/>
-          <w:sz w:val="36"/>
-          <w:szCs w:val="36"/>
-        </w:rPr>
-        <w:t xml:space="preserve"> Odera</w:t>
+        <w:t>Instructor: Prof. Austin Owur Odera</w:t>
       </w:r>
     </w:p>
     <w:p>
@@ -376,6 +354,7 @@
         <w:p>
           <w:pPr>
             <w:pStyle w:val="TOCHeading"/>
+            <w:spacing w:line="240" w:lineRule="auto"/>
             <w:jc w:val="center"/>
             <w:rPr>
               <w:rFonts w:ascii="Times New Roman" w:hAnsi="Times New Roman" w:cs="Times New Roman"/>
@@ -400,10 +379,19 @@
         </w:p>
         <w:p>
           <w:pPr>
+            <w:rPr>
+              <w:sz w:val="2"/>
+              <w:szCs w:val="2"/>
+            </w:rPr>
+          </w:pPr>
+        </w:p>
+        <w:p>
+          <w:pPr>
             <w:pStyle w:val="TOC1"/>
             <w:tabs>
               <w:tab w:val="right" w:leader="dot" w:pos="9350"/>
             </w:tabs>
+            <w:spacing w:line="240" w:lineRule="auto"/>
             <w:rPr>
               <w:rFonts w:eastAsiaTheme="minorEastAsia"/>
               <w:noProof/>
@@ -418,7 +406,7 @@
           <w:r>
             <w:fldChar w:fldCharType="separate"/>
           </w:r>
-          <w:hyperlink w:anchor="_Toc227464821" w:history="1">
+          <w:hyperlink w:anchor="_Toc227465202" w:history="1">
             <w:r>
               <w:rPr>
                 <w:rStyle w:val="Hyperlink"/>
@@ -448,7 +436,7 @@
                 <w:noProof/>
                 <w:webHidden/>
               </w:rPr>
-              <w:instrText xml:space="preserve"> PAGEREF _Toc227464821 \h </w:instrText>
+              <w:instrText xml:space="preserve"> PAGEREF _Toc227465202 \h </w:instrText>
             </w:r>
             <w:r>
               <w:rPr>
@@ -485,12 +473,13 @@
             <w:tabs>
               <w:tab w:val="right" w:leader="dot" w:pos="9350"/>
             </w:tabs>
+            <w:spacing w:line="240" w:lineRule="auto"/>
             <w:rPr>
               <w:rFonts w:eastAsiaTheme="minorEastAsia"/>
               <w:noProof/>
             </w:rPr>
           </w:pPr>
-          <w:hyperlink w:anchor="_Toc227464822" w:history="1">
+          <w:hyperlink w:anchor="_Toc227465203" w:history="1">
             <w:r>
               <w:rPr>
                 <w:rStyle w:val="Hyperlink"/>
@@ -520,7 +509,7 @@
                 <w:noProof/>
                 <w:webHidden/>
               </w:rPr>
-              <w:instrText xml:space="preserve"> PAGEREF _Toc227464822 \h </w:instrText>
+              <w:instrText xml:space="preserve"> PAGEREF _Toc227465203 \h </w:instrText>
             </w:r>
             <w:r>
               <w:rPr>
@@ -557,12 +546,13 @@
             <w:tabs>
               <w:tab w:val="right" w:leader="dot" w:pos="9350"/>
             </w:tabs>
+            <w:spacing w:line="240" w:lineRule="auto"/>
             <w:rPr>
               <w:rFonts w:eastAsiaTheme="minorEastAsia"/>
               <w:noProof/>
             </w:rPr>
           </w:pPr>
-          <w:hyperlink w:anchor="_Toc227464823" w:history="1">
+          <w:hyperlink w:anchor="_Toc227465204" w:history="1">
             <w:r>
               <w:rPr>
                 <w:rStyle w:val="Hyperlink"/>
@@ -592,7 +582,7 @@
                 <w:noProof/>
                 <w:webHidden/>
               </w:rPr>
-              <w:instrText xml:space="preserve"> PAGEREF _Toc227464823 \h </w:instrText>
+              <w:instrText xml:space="preserve"> PAGEREF _Toc227465204 \h </w:instrText>
             </w:r>
             <w:r>
               <w:rPr>
@@ -629,12 +619,13 @@
             <w:tabs>
               <w:tab w:val="right" w:leader="dot" w:pos="9350"/>
             </w:tabs>
+            <w:spacing w:line="240" w:lineRule="auto"/>
             <w:rPr>
               <w:rFonts w:eastAsiaTheme="minorEastAsia"/>
               <w:noProof/>
             </w:rPr>
           </w:pPr>
-          <w:hyperlink w:anchor="_Toc227464824" w:history="1">
+          <w:hyperlink w:anchor="_Toc227465205" w:history="1">
             <w:r>
               <w:rPr>
                 <w:rStyle w:val="Hyperlink"/>
@@ -664,7 +655,7 @@
                 <w:noProof/>
                 <w:webHidden/>
               </w:rPr>
-              <w:instrText xml:space="preserve"> PAGEREF _Toc227464824 \h </w:instrText>
+              <w:instrText xml:space="preserve"> PAGEREF _Toc227465205 \h </w:instrText>
             </w:r>
             <w:r>
               <w:rPr>
@@ -701,12 +692,13 @@
             <w:tabs>
               <w:tab w:val="right" w:leader="dot" w:pos="9350"/>
             </w:tabs>
+            <w:spacing w:line="240" w:lineRule="auto"/>
             <w:rPr>
               <w:rFonts w:eastAsiaTheme="minorEastAsia"/>
               <w:noProof/>
             </w:rPr>
           </w:pPr>
-          <w:hyperlink w:anchor="_Toc227464825" w:history="1">
+          <w:hyperlink w:anchor="_Toc227465206" w:history="1">
             <w:r>
               <w:rPr>
                 <w:rStyle w:val="Hyperlink"/>
@@ -736,7 +728,7 @@
                 <w:noProof/>
                 <w:webHidden/>
               </w:rPr>
-              <w:instrText xml:space="preserve"> PAGEREF _Toc227464825 \h </w:instrText>
+              <w:instrText xml:space="preserve"> PAGEREF _Toc227465206 \h </w:instrText>
             </w:r>
             <w:r>
               <w:rPr>
@@ -773,12 +765,13 @@
             <w:tabs>
               <w:tab w:val="right" w:leader="dot" w:pos="9350"/>
             </w:tabs>
+            <w:spacing w:line="240" w:lineRule="auto"/>
             <w:rPr>
               <w:rFonts w:eastAsiaTheme="minorEastAsia"/>
               <w:noProof/>
             </w:rPr>
           </w:pPr>
-          <w:hyperlink w:anchor="_Toc227464826" w:history="1">
+          <w:hyperlink w:anchor="_Toc227465207" w:history="1">
             <w:r>
               <w:rPr>
                 <w:rStyle w:val="Hyperlink"/>
@@ -808,7 +801,7 @@
                 <w:noProof/>
                 <w:webHidden/>
               </w:rPr>
-              <w:instrText xml:space="preserve"> PAGEREF _Toc227464826 \h </w:instrText>
+              <w:instrText xml:space="preserve"> PAGEREF _Toc227465207 \h </w:instrText>
             </w:r>
             <w:r>
               <w:rPr>
@@ -845,12 +838,13 @@
             <w:tabs>
               <w:tab w:val="right" w:leader="dot" w:pos="9350"/>
             </w:tabs>
+            <w:spacing w:line="240" w:lineRule="auto"/>
             <w:rPr>
               <w:rFonts w:eastAsiaTheme="minorEastAsia"/>
               <w:noProof/>
             </w:rPr>
           </w:pPr>
-          <w:hyperlink w:anchor="_Toc227464827" w:history="1">
+          <w:hyperlink w:anchor="_Toc227465208" w:history="1">
             <w:r>
               <w:rPr>
                 <w:rStyle w:val="Hyperlink"/>
@@ -880,7 +874,7 @@
                 <w:noProof/>
                 <w:webHidden/>
               </w:rPr>
-              <w:instrText xml:space="preserve"> PAGEREF _Toc227464827 \h </w:instrText>
+              <w:instrText xml:space="preserve"> PAGEREF _Toc227465208 \h </w:instrText>
             </w:r>
             <w:r>
               <w:rPr>
@@ -917,12 +911,13 @@
             <w:tabs>
               <w:tab w:val="right" w:leader="dot" w:pos="9350"/>
             </w:tabs>
+            <w:spacing w:line="240" w:lineRule="auto"/>
             <w:rPr>
               <w:rFonts w:eastAsiaTheme="minorEastAsia"/>
               <w:noProof/>
             </w:rPr>
           </w:pPr>
-          <w:hyperlink w:anchor="_Toc227464828" w:history="1">
+          <w:hyperlink w:anchor="_Toc227465209" w:history="1">
             <w:r>
               <w:rPr>
                 <w:rStyle w:val="Hyperlink"/>
@@ -952,7 +947,7 @@
                 <w:noProof/>
                 <w:webHidden/>
               </w:rPr>
-              <w:instrText xml:space="preserve"> PAGEREF _Toc227464828 \h </w:instrText>
+              <w:instrText xml:space="preserve"> PAGEREF _Toc227465209 \h </w:instrText>
             </w:r>
             <w:r>
               <w:rPr>
@@ -972,7 +967,7 @@
                 <w:noProof/>
                 <w:webHidden/>
               </w:rPr>
-              <w:t>4</w:t>
+              <w:t>5</w:t>
             </w:r>
             <w:r>
               <w:rPr>
@@ -989,12 +984,13 @@
             <w:tabs>
               <w:tab w:val="right" w:leader="dot" w:pos="9350"/>
             </w:tabs>
+            <w:spacing w:line="240" w:lineRule="auto"/>
             <w:rPr>
               <w:rFonts w:eastAsiaTheme="minorEastAsia"/>
               <w:noProof/>
             </w:rPr>
           </w:pPr>
-          <w:hyperlink w:anchor="_Toc227464829" w:history="1">
+          <w:hyperlink w:anchor="_Toc227465210" w:history="1">
             <w:r>
               <w:rPr>
                 <w:rStyle w:val="Hyperlink"/>
@@ -1024,7 +1020,7 @@
                 <w:noProof/>
                 <w:webHidden/>
               </w:rPr>
-              <w:instrText xml:space="preserve"> PAGEREF _Toc227464829 \h </w:instrText>
+              <w:instrText xml:space="preserve"> PAGEREF _Toc227465210 \h </w:instrText>
             </w:r>
             <w:r>
               <w:rPr>
@@ -1044,7 +1040,7 @@
                 <w:noProof/>
                 <w:webHidden/>
               </w:rPr>
-              <w:t>5</w:t>
+              <w:t>6</w:t>
             </w:r>
             <w:r>
               <w:rPr>
@@ -1061,12 +1057,13 @@
             <w:tabs>
               <w:tab w:val="right" w:leader="dot" w:pos="9350"/>
             </w:tabs>
+            <w:spacing w:line="240" w:lineRule="auto"/>
             <w:rPr>
               <w:rFonts w:eastAsiaTheme="minorEastAsia"/>
               <w:noProof/>
             </w:rPr>
           </w:pPr>
-          <w:hyperlink w:anchor="_Toc227464830" w:history="1">
+          <w:hyperlink w:anchor="_Toc227465211" w:history="1">
             <w:r>
               <w:rPr>
                 <w:rStyle w:val="Hyperlink"/>
@@ -1096,7 +1093,7 @@
                 <w:noProof/>
                 <w:webHidden/>
               </w:rPr>
-              <w:instrText xml:space="preserve"> PAGEREF _Toc227464830 \h </w:instrText>
+              <w:instrText xml:space="preserve"> PAGEREF _Toc227465211 \h </w:instrText>
             </w:r>
             <w:r>
               <w:rPr>
@@ -1133,12 +1130,13 @@
             <w:tabs>
               <w:tab w:val="right" w:leader="dot" w:pos="9350"/>
             </w:tabs>
+            <w:spacing w:line="240" w:lineRule="auto"/>
             <w:rPr>
               <w:rFonts w:eastAsiaTheme="minorEastAsia"/>
               <w:noProof/>
             </w:rPr>
           </w:pPr>
-          <w:hyperlink w:anchor="_Toc227464831" w:history="1">
+          <w:hyperlink w:anchor="_Toc227465212" w:history="1">
             <w:r>
               <w:rPr>
                 <w:rStyle w:val="Hyperlink"/>
@@ -1168,7 +1166,7 @@
                 <w:noProof/>
                 <w:webHidden/>
               </w:rPr>
-              <w:instrText xml:space="preserve"> PAGEREF _Toc227464831 \h </w:instrText>
+              <w:instrText xml:space="preserve"> PAGEREF _Toc227465212 \h </w:instrText>
             </w:r>
             <w:r>
               <w:rPr>
@@ -1205,12 +1203,13 @@
             <w:tabs>
               <w:tab w:val="right" w:leader="dot" w:pos="9350"/>
             </w:tabs>
+            <w:spacing w:line="240" w:lineRule="auto"/>
             <w:rPr>
               <w:rFonts w:eastAsiaTheme="minorEastAsia"/>
               <w:noProof/>
             </w:rPr>
           </w:pPr>
-          <w:hyperlink w:anchor="_Toc227464832" w:history="1">
+          <w:hyperlink w:anchor="_Toc227465213" w:history="1">
             <w:r>
               <w:rPr>
                 <w:rStyle w:val="Hyperlink"/>
@@ -1240,7 +1239,7 @@
                 <w:noProof/>
                 <w:webHidden/>
               </w:rPr>
-              <w:instrText xml:space="preserve"> PAGEREF _Toc227464832 \h </w:instrText>
+              <w:instrText xml:space="preserve"> PAGEREF _Toc227465213 \h </w:instrText>
             </w:r>
             <w:r>
               <w:rPr>
@@ -1260,7 +1259,7 @@
                 <w:noProof/>
                 <w:webHidden/>
               </w:rPr>
-              <w:t>9</w:t>
+              <w:t>10</w:t>
             </w:r>
             <w:r>
               <w:rPr>
@@ -1277,12 +1276,13 @@
             <w:tabs>
               <w:tab w:val="right" w:leader="dot" w:pos="9350"/>
             </w:tabs>
+            <w:spacing w:line="240" w:lineRule="auto"/>
             <w:rPr>
               <w:rFonts w:eastAsiaTheme="minorEastAsia"/>
               <w:noProof/>
             </w:rPr>
           </w:pPr>
-          <w:hyperlink w:anchor="_Toc227464833" w:history="1">
+          <w:hyperlink w:anchor="_Toc227465214" w:history="1">
             <w:r>
               <w:rPr>
                 <w:rStyle w:val="Hyperlink"/>
@@ -1312,7 +1312,7 @@
                 <w:noProof/>
                 <w:webHidden/>
               </w:rPr>
-              <w:instrText xml:space="preserve"> PAGEREF _Toc227464833 \h </w:instrText>
+              <w:instrText xml:space="preserve"> PAGEREF _Toc227465214 \h </w:instrText>
             </w:r>
             <w:r>
               <w:rPr>
@@ -1332,7 +1332,7 @@
                 <w:noProof/>
                 <w:webHidden/>
               </w:rPr>
-              <w:t>14</w:t>
+              <w:t>15</w:t>
             </w:r>
             <w:r>
               <w:rPr>
@@ -1349,12 +1349,13 @@
             <w:tabs>
               <w:tab w:val="right" w:leader="dot" w:pos="9350"/>
             </w:tabs>
+            <w:spacing w:line="240" w:lineRule="auto"/>
             <w:rPr>
               <w:rFonts w:eastAsiaTheme="minorEastAsia"/>
               <w:noProof/>
             </w:rPr>
           </w:pPr>
-          <w:hyperlink w:anchor="_Toc227464834" w:history="1">
+          <w:hyperlink w:anchor="_Toc227465215" w:history="1">
             <w:r>
               <w:rPr>
                 <w:rStyle w:val="Hyperlink"/>
@@ -1384,7 +1385,7 @@
                 <w:noProof/>
                 <w:webHidden/>
               </w:rPr>
-              <w:instrText xml:space="preserve"> PAGEREF _Toc227464834 \h </w:instrText>
+              <w:instrText xml:space="preserve"> PAGEREF _Toc227465215 \h </w:instrText>
             </w:r>
             <w:r>
               <w:rPr>
@@ -1404,7 +1405,7 @@
                 <w:noProof/>
                 <w:webHidden/>
               </w:rPr>
-              <w:t>15</w:t>
+              <w:t>16</w:t>
             </w:r>
             <w:r>
               <w:rPr>
@@ -1421,12 +1422,13 @@
             <w:tabs>
               <w:tab w:val="right" w:leader="dot" w:pos="9350"/>
             </w:tabs>
+            <w:spacing w:line="240" w:lineRule="auto"/>
             <w:rPr>
               <w:rFonts w:eastAsiaTheme="minorEastAsia"/>
               <w:noProof/>
             </w:rPr>
           </w:pPr>
-          <w:hyperlink w:anchor="_Toc227464835" w:history="1">
+          <w:hyperlink w:anchor="_Toc227465216" w:history="1">
             <w:r>
               <w:rPr>
                 <w:rStyle w:val="Hyperlink"/>
@@ -1456,7 +1458,7 @@
                 <w:noProof/>
                 <w:webHidden/>
               </w:rPr>
-              <w:instrText xml:space="preserve"> PAGEREF _Toc227464835 \h </w:instrText>
+              <w:instrText xml:space="preserve"> PAGEREF _Toc227465216 \h </w:instrText>
             </w:r>
             <w:r>
               <w:rPr>
@@ -1476,7 +1478,7 @@
                 <w:noProof/>
                 <w:webHidden/>
               </w:rPr>
-              <w:t>15</w:t>
+              <w:t>16</w:t>
             </w:r>
             <w:r>
               <w:rPr>
@@ -1493,12 +1495,13 @@
             <w:tabs>
               <w:tab w:val="right" w:leader="dot" w:pos="9350"/>
             </w:tabs>
+            <w:spacing w:line="240" w:lineRule="auto"/>
             <w:rPr>
               <w:rFonts w:eastAsiaTheme="minorEastAsia"/>
               <w:noProof/>
             </w:rPr>
           </w:pPr>
-          <w:hyperlink w:anchor="_Toc227464836" w:history="1">
+          <w:hyperlink w:anchor="_Toc227465217" w:history="1">
             <w:r>
               <w:rPr>
                 <w:rStyle w:val="Hyperlink"/>
@@ -1528,7 +1531,7 @@
                 <w:noProof/>
                 <w:webHidden/>
               </w:rPr>
-              <w:instrText xml:space="preserve"> PAGEREF _Toc227464836 \h </w:instrText>
+              <w:instrText xml:space="preserve"> PAGEREF _Toc227465217 \h </w:instrText>
             </w:r>
             <w:r>
               <w:rPr>
@@ -1548,7 +1551,7 @@
                 <w:noProof/>
                 <w:webHidden/>
               </w:rPr>
-              <w:t>15</w:t>
+              <w:t>16</w:t>
             </w:r>
             <w:r>
               <w:rPr>
@@ -1565,12 +1568,13 @@
             <w:tabs>
               <w:tab w:val="right" w:leader="dot" w:pos="9350"/>
             </w:tabs>
+            <w:spacing w:line="240" w:lineRule="auto"/>
             <w:rPr>
               <w:rFonts w:eastAsiaTheme="minorEastAsia"/>
               <w:noProof/>
             </w:rPr>
           </w:pPr>
-          <w:hyperlink w:anchor="_Toc227464837" w:history="1">
+          <w:hyperlink w:anchor="_Toc227465218" w:history="1">
             <w:r>
               <w:rPr>
                 <w:rStyle w:val="Hyperlink"/>
@@ -1600,7 +1604,7 @@
                 <w:noProof/>
                 <w:webHidden/>
               </w:rPr>
-              <w:instrText xml:space="preserve"> PAGEREF _Toc227464837 \h </w:instrText>
+              <w:instrText xml:space="preserve"> PAGEREF _Toc227465218 \h </w:instrText>
             </w:r>
             <w:r>
               <w:rPr>
@@ -1620,7 +1624,7 @@
                 <w:noProof/>
                 <w:webHidden/>
               </w:rPr>
-              <w:t>16</w:t>
+              <w:t>17</w:t>
             </w:r>
             <w:r>
               <w:rPr>
@@ -1637,12 +1641,13 @@
             <w:tabs>
               <w:tab w:val="right" w:leader="dot" w:pos="9350"/>
             </w:tabs>
+            <w:spacing w:line="240" w:lineRule="auto"/>
             <w:rPr>
               <w:rFonts w:eastAsiaTheme="minorEastAsia"/>
               <w:noProof/>
             </w:rPr>
           </w:pPr>
-          <w:hyperlink w:anchor="_Toc227464838" w:history="1">
+          <w:hyperlink w:anchor="_Toc227465219" w:history="1">
             <w:r>
               <w:rPr>
                 <w:rStyle w:val="Hyperlink"/>
@@ -1672,7 +1677,7 @@
                 <w:noProof/>
                 <w:webHidden/>
               </w:rPr>
-              <w:instrText xml:space="preserve"> PAGEREF _Toc227464838 \h </w:instrText>
+              <w:instrText xml:space="preserve"> PAGEREF _Toc227465219 \h </w:instrText>
             </w:r>
             <w:r>
               <w:rPr>
@@ -1692,7 +1697,7 @@
                 <w:noProof/>
                 <w:webHidden/>
               </w:rPr>
-              <w:t>16</w:t>
+              <w:t>17</w:t>
             </w:r>
             <w:r>
               <w:rPr>
@@ -1709,12 +1714,13 @@
             <w:tabs>
               <w:tab w:val="right" w:leader="dot" w:pos="9350"/>
             </w:tabs>
+            <w:spacing w:line="240" w:lineRule="auto"/>
             <w:rPr>
               <w:rFonts w:eastAsiaTheme="minorEastAsia"/>
               <w:noProof/>
             </w:rPr>
           </w:pPr>
-          <w:hyperlink w:anchor="_Toc227464839" w:history="1">
+          <w:hyperlink w:anchor="_Toc227465220" w:history="1">
             <w:r>
               <w:rPr>
                 <w:rStyle w:val="Hyperlink"/>
@@ -1744,7 +1750,7 @@
                 <w:noProof/>
                 <w:webHidden/>
               </w:rPr>
-              <w:instrText xml:space="preserve"> PAGEREF _Toc227464839 \h </w:instrText>
+              <w:instrText xml:space="preserve"> PAGEREF _Toc227465220 \h </w:instrText>
             </w:r>
             <w:r>
               <w:rPr>
@@ -1764,7 +1770,7 @@
                 <w:noProof/>
                 <w:webHidden/>
               </w:rPr>
-              <w:t>16</w:t>
+              <w:t>17</w:t>
             </w:r>
             <w:r>
               <w:rPr>
@@ -1781,12 +1787,13 @@
             <w:tabs>
               <w:tab w:val="right" w:leader="dot" w:pos="9350"/>
             </w:tabs>
+            <w:spacing w:line="240" w:lineRule="auto"/>
             <w:rPr>
               <w:rFonts w:eastAsiaTheme="minorEastAsia"/>
               <w:noProof/>
             </w:rPr>
           </w:pPr>
-          <w:hyperlink w:anchor="_Toc227464840" w:history="1">
+          <w:hyperlink w:anchor="_Toc227465221" w:history="1">
             <w:r>
               <w:rPr>
                 <w:rStyle w:val="Hyperlink"/>
@@ -1816,7 +1823,7 @@
                 <w:noProof/>
                 <w:webHidden/>
               </w:rPr>
-              <w:instrText xml:space="preserve"> PAGEREF _Toc227464840 \h </w:instrText>
+              <w:instrText xml:space="preserve"> PAGEREF _Toc227465221 \h </w:instrText>
             </w:r>
             <w:r>
               <w:rPr>
@@ -1836,7 +1843,7 @@
                 <w:noProof/>
                 <w:webHidden/>
               </w:rPr>
-              <w:t>17</w:t>
+              <w:t>18</w:t>
             </w:r>
             <w:r>
               <w:rPr>
@@ -1853,12 +1860,13 @@
             <w:tabs>
               <w:tab w:val="right" w:leader="dot" w:pos="9350"/>
             </w:tabs>
+            <w:spacing w:line="240" w:lineRule="auto"/>
             <w:rPr>
               <w:rFonts w:eastAsiaTheme="minorEastAsia"/>
               <w:noProof/>
             </w:rPr>
           </w:pPr>
-          <w:hyperlink w:anchor="_Toc227464841" w:history="1">
+          <w:hyperlink w:anchor="_Toc227465222" w:history="1">
             <w:r>
               <w:rPr>
                 <w:rStyle w:val="Hyperlink"/>
@@ -1888,7 +1896,7 @@
                 <w:noProof/>
                 <w:webHidden/>
               </w:rPr>
-              <w:instrText xml:space="preserve"> PAGEREF _Toc227464841 \h </w:instrText>
+              <w:instrText xml:space="preserve"> PAGEREF _Toc227465222 \h </w:instrText>
             </w:r>
             <w:r>
               <w:rPr>
@@ -1908,7 +1916,7 @@
                 <w:noProof/>
                 <w:webHidden/>
               </w:rPr>
-              <w:t>20</w:t>
+              <w:t>21</w:t>
             </w:r>
             <w:r>
               <w:rPr>
@@ -1925,12 +1933,13 @@
             <w:tabs>
               <w:tab w:val="right" w:leader="dot" w:pos="9350"/>
             </w:tabs>
+            <w:spacing w:line="240" w:lineRule="auto"/>
             <w:rPr>
               <w:rFonts w:eastAsiaTheme="minorEastAsia"/>
               <w:noProof/>
             </w:rPr>
           </w:pPr>
-          <w:hyperlink w:anchor="_Toc227464842" w:history="1">
+          <w:hyperlink w:anchor="_Toc227465223" w:history="1">
             <w:r>
               <w:rPr>
                 <w:rStyle w:val="Hyperlink"/>
@@ -1968,7 +1977,7 @@
                 <w:noProof/>
                 <w:webHidden/>
               </w:rPr>
-              <w:instrText xml:space="preserve"> PAGEREF _Toc227464842 \h </w:instrText>
+              <w:instrText xml:space="preserve"> PAGEREF _Toc227465223 \h </w:instrText>
             </w:r>
             <w:r>
               <w:rPr>
@@ -1988,7 +1997,7 @@
                 <w:noProof/>
                 <w:webHidden/>
               </w:rPr>
-              <w:t>21</w:t>
+              <w:t>22</w:t>
             </w:r>
             <w:r>
               <w:rPr>
@@ -2005,12 +2014,13 @@
             <w:tabs>
               <w:tab w:val="right" w:leader="dot" w:pos="9350"/>
             </w:tabs>
+            <w:spacing w:line="240" w:lineRule="auto"/>
             <w:rPr>
               <w:rFonts w:eastAsiaTheme="minorEastAsia"/>
               <w:noProof/>
             </w:rPr>
           </w:pPr>
-          <w:hyperlink w:anchor="_Toc227464843" w:history="1">
+          <w:hyperlink w:anchor="_Toc227465224" w:history="1">
             <w:r>
               <w:rPr>
                 <w:rStyle w:val="Hyperlink"/>
@@ -2040,7 +2050,7 @@
                 <w:noProof/>
                 <w:webHidden/>
               </w:rPr>
-              <w:instrText xml:space="preserve"> PAGEREF _Toc227464843 \h </w:instrText>
+              <w:instrText xml:space="preserve"> PAGEREF _Toc227465224 \h </w:instrText>
             </w:r>
             <w:r>
               <w:rPr>
@@ -2060,7 +2070,7 @@
                 <w:noProof/>
                 <w:webHidden/>
               </w:rPr>
-              <w:t>22</w:t>
+              <w:t>23</w:t>
             </w:r>
             <w:r>
               <w:rPr>
@@ -2077,12 +2087,13 @@
             <w:tabs>
               <w:tab w:val="right" w:leader="dot" w:pos="9350"/>
             </w:tabs>
+            <w:spacing w:line="240" w:lineRule="auto"/>
             <w:rPr>
               <w:rFonts w:eastAsiaTheme="minorEastAsia"/>
               <w:noProof/>
             </w:rPr>
           </w:pPr>
-          <w:hyperlink w:anchor="_Toc227464844" w:history="1">
+          <w:hyperlink w:anchor="_Toc227465225" w:history="1">
             <w:r>
               <w:rPr>
                 <w:rStyle w:val="Hyperlink"/>
@@ -2112,7 +2123,7 @@
                 <w:noProof/>
                 <w:webHidden/>
               </w:rPr>
-              <w:instrText xml:space="preserve"> PAGEREF _Toc227464844 \h </w:instrText>
+              <w:instrText xml:space="preserve"> PAGEREF _Toc227465225 \h </w:instrText>
             </w:r>
             <w:r>
               <w:rPr>
@@ -2132,7 +2143,7 @@
                 <w:noProof/>
                 <w:webHidden/>
               </w:rPr>
-              <w:t>22</w:t>
+              <w:t>23</w:t>
             </w:r>
             <w:r>
               <w:rPr>
@@ -2149,12 +2160,13 @@
             <w:tabs>
               <w:tab w:val="right" w:leader="dot" w:pos="9350"/>
             </w:tabs>
+            <w:spacing w:line="240" w:lineRule="auto"/>
             <w:rPr>
               <w:rFonts w:eastAsiaTheme="minorEastAsia"/>
               <w:noProof/>
             </w:rPr>
           </w:pPr>
-          <w:hyperlink w:anchor="_Toc227464845" w:history="1">
+          <w:hyperlink w:anchor="_Toc227465226" w:history="1">
             <w:r>
               <w:rPr>
                 <w:rStyle w:val="Hyperlink"/>
@@ -2184,7 +2196,7 @@
                 <w:noProof/>
                 <w:webHidden/>
               </w:rPr>
-              <w:instrText xml:space="preserve"> PAGEREF _Toc227464845 \h </w:instrText>
+              <w:instrText xml:space="preserve"> PAGEREF _Toc227465226 \h </w:instrText>
             </w:r>
             <w:r>
               <w:rPr>
@@ -2204,7 +2216,7 @@
                 <w:noProof/>
                 <w:webHidden/>
               </w:rPr>
-              <w:t>22</w:t>
+              <w:t>23</w:t>
             </w:r>
             <w:r>
               <w:rPr>
@@ -2221,12 +2233,13 @@
             <w:tabs>
               <w:tab w:val="right" w:leader="dot" w:pos="9350"/>
             </w:tabs>
+            <w:spacing w:line="240" w:lineRule="auto"/>
             <w:rPr>
               <w:rFonts w:eastAsiaTheme="minorEastAsia"/>
               <w:noProof/>
             </w:rPr>
           </w:pPr>
-          <w:hyperlink w:anchor="_Toc227464846" w:history="1">
+          <w:hyperlink w:anchor="_Toc227465227" w:history="1">
             <w:r>
               <w:rPr>
                 <w:rStyle w:val="Hyperlink"/>
@@ -2256,7 +2269,7 @@
                 <w:noProof/>
                 <w:webHidden/>
               </w:rPr>
-              <w:instrText xml:space="preserve"> PAGEREF _Toc227464846 \h </w:instrText>
+              <w:instrText xml:space="preserve"> PAGEREF _Toc227465227 \h </w:instrText>
             </w:r>
             <w:r>
               <w:rPr>
@@ -2276,7 +2289,7 @@
                 <w:noProof/>
                 <w:webHidden/>
               </w:rPr>
-              <w:t>23</w:t>
+              <w:t>24</w:t>
             </w:r>
             <w:r>
               <w:rPr>
@@ -2293,12 +2306,13 @@
             <w:tabs>
               <w:tab w:val="right" w:leader="dot" w:pos="9350"/>
             </w:tabs>
+            <w:spacing w:line="240" w:lineRule="auto"/>
             <w:rPr>
               <w:rFonts w:eastAsiaTheme="minorEastAsia"/>
               <w:noProof/>
             </w:rPr>
           </w:pPr>
-          <w:hyperlink w:anchor="_Toc227464847" w:history="1">
+          <w:hyperlink w:anchor="_Toc227465228" w:history="1">
             <w:r>
               <w:rPr>
                 <w:rStyle w:val="Hyperlink"/>
@@ -2328,7 +2342,7 @@
                 <w:noProof/>
                 <w:webHidden/>
               </w:rPr>
-              <w:instrText xml:space="preserve"> PAGEREF _Toc227464847 \h </w:instrText>
+              <w:instrText xml:space="preserve"> PAGEREF _Toc227465228 \h </w:instrText>
             </w:r>
             <w:r>
               <w:rPr>
@@ -2348,7 +2362,7 @@
                 <w:noProof/>
                 <w:webHidden/>
               </w:rPr>
-              <w:t>24</w:t>
+              <w:t>25</w:t>
             </w:r>
             <w:r>
               <w:rPr>
@@ -2365,12 +2379,13 @@
             <w:tabs>
               <w:tab w:val="right" w:leader="dot" w:pos="9350"/>
             </w:tabs>
+            <w:spacing w:line="240" w:lineRule="auto"/>
             <w:rPr>
               <w:rFonts w:eastAsiaTheme="minorEastAsia"/>
               <w:noProof/>
             </w:rPr>
           </w:pPr>
-          <w:hyperlink w:anchor="_Toc227464848" w:history="1">
+          <w:hyperlink w:anchor="_Toc227465229" w:history="1">
             <w:r>
               <w:rPr>
                 <w:rStyle w:val="Hyperlink"/>
@@ -2400,7 +2415,7 @@
                 <w:noProof/>
                 <w:webHidden/>
               </w:rPr>
-              <w:instrText xml:space="preserve"> PAGEREF _Toc227464848 \h </w:instrText>
+              <w:instrText xml:space="preserve"> PAGEREF _Toc227465229 \h </w:instrText>
             </w:r>
             <w:r>
               <w:rPr>
@@ -2420,7 +2435,7 @@
                 <w:noProof/>
                 <w:webHidden/>
               </w:rPr>
-              <w:t>25</w:t>
+              <w:t>26</w:t>
             </w:r>
             <w:r>
               <w:rPr>
@@ -2432,6 +2447,158 @@
           </w:hyperlink>
         </w:p>
         <w:p>
+          <w:pPr>
+            <w:pStyle w:val="TOC2"/>
+            <w:tabs>
+              <w:tab w:val="right" w:leader="dot" w:pos="9350"/>
+            </w:tabs>
+            <w:spacing w:line="240" w:lineRule="auto"/>
+            <w:rPr>
+              <w:rFonts w:eastAsiaTheme="minorEastAsia"/>
+              <w:noProof/>
+            </w:rPr>
+          </w:pPr>
+          <w:hyperlink w:anchor="_Toc227465230" w:history="1">
+            <w:r>
+              <w:rPr>
+                <w:rStyle w:val="Hyperlink"/>
+                <w:rFonts w:ascii="Times New Roman" w:hAnsi="Times New Roman" w:cs="Times New Roman"/>
+                <w:i/>
+                <w:iCs/>
+                <w:noProof/>
+              </w:rPr>
+              <w:t>GitHub Link</w:t>
+            </w:r>
+            <w:r>
+              <w:rPr>
+                <w:noProof/>
+                <w:webHidden/>
+              </w:rPr>
+              <w:tab/>
+            </w:r>
+            <w:r>
+              <w:rPr>
+                <w:noProof/>
+                <w:webHidden/>
+              </w:rPr>
+              <w:fldChar w:fldCharType="begin"/>
+            </w:r>
+            <w:r>
+              <w:rPr>
+                <w:noProof/>
+                <w:webHidden/>
+              </w:rPr>
+              <w:instrText xml:space="preserve"> PAGEREF _Toc227465230 \h </w:instrText>
+            </w:r>
+            <w:r>
+              <w:rPr>
+                <w:noProof/>
+                <w:webHidden/>
+              </w:rPr>
+            </w:r>
+            <w:r>
+              <w:rPr>
+                <w:noProof/>
+                <w:webHidden/>
+              </w:rPr>
+              <w:fldChar w:fldCharType="separate"/>
+            </w:r>
+            <w:r>
+              <w:rPr>
+                <w:noProof/>
+                <w:webHidden/>
+              </w:rPr>
+              <w:t>26</w:t>
+            </w:r>
+            <w:r>
+              <w:rPr>
+                <w:noProof/>
+                <w:webHidden/>
+              </w:rPr>
+              <w:fldChar w:fldCharType="end"/>
+            </w:r>
+          </w:hyperlink>
+        </w:p>
+        <w:p>
+          <w:pPr>
+            <w:pStyle w:val="TOC2"/>
+            <w:tabs>
+              <w:tab w:val="right" w:leader="dot" w:pos="9350"/>
+            </w:tabs>
+            <w:spacing w:line="240" w:lineRule="auto"/>
+            <w:rPr>
+              <w:rFonts w:eastAsiaTheme="minorEastAsia"/>
+              <w:noProof/>
+            </w:rPr>
+          </w:pPr>
+          <w:hyperlink w:anchor="_Toc227465231" w:history="1">
+            <w:r>
+              <w:rPr>
+                <w:rStyle w:val="Hyperlink"/>
+                <w:rFonts w:ascii="Times New Roman" w:hAnsi="Times New Roman" w:cs="Times New Roman"/>
+                <w:i/>
+                <w:iCs/>
+                <w:noProof/>
+              </w:rPr>
+              <w:t>PowerBI Published Link</w:t>
+            </w:r>
+            <w:r>
+              <w:rPr>
+                <w:noProof/>
+                <w:webHidden/>
+              </w:rPr>
+              <w:tab/>
+            </w:r>
+            <w:r>
+              <w:rPr>
+                <w:noProof/>
+                <w:webHidden/>
+              </w:rPr>
+              <w:fldChar w:fldCharType="begin"/>
+            </w:r>
+            <w:r>
+              <w:rPr>
+                <w:noProof/>
+                <w:webHidden/>
+              </w:rPr>
+              <w:instrText xml:space="preserve"> PAGEREF _Toc227465231 \h </w:instrText>
+            </w:r>
+            <w:r>
+              <w:rPr>
+                <w:noProof/>
+                <w:webHidden/>
+              </w:rPr>
+            </w:r>
+            <w:r>
+              <w:rPr>
+                <w:noProof/>
+                <w:webHidden/>
+              </w:rPr>
+              <w:fldChar w:fldCharType="separate"/>
+            </w:r>
+            <w:r>
+              <w:rPr>
+                <w:noProof/>
+                <w:webHidden/>
+              </w:rPr>
+              <w:t>26</w:t>
+            </w:r>
+            <w:r>
+              <w:rPr>
+                <w:noProof/>
+                <w:webHidden/>
+              </w:rPr>
+              <w:fldChar w:fldCharType="end"/>
+            </w:r>
+          </w:hyperlink>
+        </w:p>
+        <w:p>
+          <w:pPr>
+            <w:tabs>
+              <w:tab w:val="center" w:pos="4680"/>
+            </w:tabs>
+            <w:spacing w:line="240" w:lineRule="auto"/>
+          </w:pPr>
           <w:r>
             <w:rPr>
               <w:b/>
@@ -2440,13 +2607,21 @@
             </w:rPr>
             <w:fldChar w:fldCharType="end"/>
           </w:r>
+          <w:r>
+            <w:rPr>
+              <w:b/>
+              <w:bCs/>
+              <w:noProof/>
+            </w:rPr>
+            <w:tab/>
+          </w:r>
         </w:p>
       </w:sdtContent>
     </w:sdt>
     <w:p>
       <w:pPr>
         <w:pStyle w:val="Heading1"/>
-        <w:spacing w:line="360" w:lineRule="auto"/>
+        <w:spacing w:line="276" w:lineRule="auto"/>
         <w:rPr>
           <w:rFonts w:ascii="Times New Roman" w:hAnsi="Times New Roman" w:cs="Times New Roman"/>
           <w:b/>
@@ -2456,7 +2631,7 @@
           <w:szCs w:val="28"/>
         </w:rPr>
       </w:pPr>
-      <w:bookmarkStart w:id="0" w:name="_Toc227464821"/>
+      <w:bookmarkStart w:id="0" w:name="_Toc227465202"/>
       <w:r>
         <w:rPr>
           <w:rFonts w:ascii="Times New Roman" w:hAnsi="Times New Roman" w:cs="Times New Roman"/>
@@ -2483,7 +2658,7 @@
           <w:szCs w:val="24"/>
         </w:rPr>
       </w:pPr>
-      <w:bookmarkStart w:id="1" w:name="_Toc227464822"/>
+      <w:bookmarkStart w:id="1" w:name="_Toc227465203"/>
       <w:r>
         <w:rPr>
           <w:rFonts w:ascii="Times New Roman" w:hAnsi="Times New Roman" w:cs="Times New Roman"/>
@@ -2547,7 +2722,7 @@
           <w:szCs w:val="24"/>
         </w:rPr>
       </w:pPr>
-      <w:bookmarkStart w:id="2" w:name="_Toc227464823"/>
+      <w:bookmarkStart w:id="2" w:name="_Toc227465204"/>
       <w:r>
         <w:rPr>
           <w:rFonts w:ascii="Times New Roman" w:hAnsi="Times New Roman" w:cs="Times New Roman"/>
@@ -2612,7 +2787,7 @@
           <w:szCs w:val="24"/>
         </w:rPr>
       </w:pPr>
-      <w:bookmarkStart w:id="3" w:name="_Toc227464824"/>
+      <w:bookmarkStart w:id="3" w:name="_Toc227465205"/>
       <w:r>
         <w:rPr>
           <w:rFonts w:ascii="Times New Roman" w:hAnsi="Times New Roman" w:cs="Times New Roman"/>
@@ -2710,7 +2885,7 @@
           <w:szCs w:val="28"/>
         </w:rPr>
       </w:pPr>
-      <w:bookmarkStart w:id="4" w:name="_Toc227464825"/>
+      <w:bookmarkStart w:id="4" w:name="_Toc227465206"/>
       <w:r>
         <w:rPr>
           <w:rFonts w:ascii="Times New Roman" w:hAnsi="Times New Roman" w:cs="Times New Roman"/>
@@ -2736,7 +2911,7 @@
           <w:szCs w:val="24"/>
         </w:rPr>
       </w:pPr>
-      <w:bookmarkStart w:id="5" w:name="_Toc227464826"/>
+      <w:bookmarkStart w:id="5" w:name="_Toc227465207"/>
       <w:r>
         <w:rPr>
           <w:rFonts w:ascii="Times New Roman" w:hAnsi="Times New Roman" w:cs="Times New Roman"/>
@@ -2806,7 +2981,7 @@
           <w:szCs w:val="24"/>
         </w:rPr>
       </w:pPr>
-      <w:bookmarkStart w:id="6" w:name="_Toc227464827"/>
+      <w:bookmarkStart w:id="6" w:name="_Toc227465208"/>
       <w:r>
         <w:rPr>
           <w:rFonts w:ascii="Times New Roman" w:hAnsi="Times New Roman" w:cs="Times New Roman"/>
@@ -2917,7 +3092,7 @@
           <w:rFonts w:ascii="Times New Roman" w:hAnsi="Times New Roman" w:cs="Times New Roman"/>
         </w:rPr>
         <w:drawing>
-          <wp:inline distT="0" distB="0" distL="0" distR="0" wp14:anchorId="7E215F96" wp14:editId="6AA768D4">
+          <wp:inline distT="0" distB="0" distL="0" distR="0" wp14:anchorId="7E215F96" wp14:editId="5895631D">
             <wp:extent cx="4514850" cy="2190860"/>
             <wp:effectExtent l="19050" t="19050" r="19050" b="19050"/>
             <wp:docPr id="1777711261" name="Picture 1"/>
@@ -2940,7 +3115,7 @@
                   <pic:spPr>
                     <a:xfrm>
                       <a:off x="0" y="0"/>
-                      <a:ext cx="4522819" cy="2194727"/>
+                      <a:ext cx="4514850" cy="2190860"/>
                     </a:xfrm>
                     <a:prstGeom prst="rect">
                       <a:avLst/>
@@ -2971,7 +3146,7 @@
           <w:szCs w:val="24"/>
         </w:rPr>
       </w:pPr>
-      <w:bookmarkStart w:id="7" w:name="_Toc227464828"/>
+      <w:bookmarkStart w:id="7" w:name="_Toc227465209"/>
       <w:r>
         <w:rPr>
           <w:rFonts w:ascii="Times New Roman" w:hAnsi="Times New Roman" w:cs="Times New Roman"/>
@@ -2981,6 +3156,7 @@
           <w:sz w:val="24"/>
           <w:szCs w:val="24"/>
         </w:rPr>
+        <w:lastRenderedPageBreak/>
         <w:t>3. Key Tables and Fields</w:t>
       </w:r>
       <w:bookmarkEnd w:id="7"/>
@@ -3020,22 +3196,7 @@
         <w:rPr>
           <w:rFonts w:ascii="Times New Roman" w:hAnsi="Times New Roman" w:cs="Times New Roman"/>
         </w:rPr>
-        <w:lastRenderedPageBreak/>
-        <w:t xml:space="preserve">A. </w:t>
-      </w:r>
-      <w:proofErr w:type="spellStart"/>
-      <w:r>
-        <w:rPr>
-          <w:rFonts w:ascii="Times New Roman" w:hAnsi="Times New Roman" w:cs="Times New Roman"/>
-        </w:rPr>
-        <w:t>Fact_Appointments</w:t>
-      </w:r>
-      <w:proofErr w:type="spellEnd"/>
-      <w:r>
-        <w:rPr>
-          <w:rFonts w:ascii="Times New Roman" w:hAnsi="Times New Roman" w:cs="Times New Roman"/>
-        </w:rPr>
-        <w:t xml:space="preserve"> (Transactional Table)</w:t>
+        <w:t>A. Fact_Appointments (Transactional Table)</w:t>
       </w:r>
     </w:p>
     <w:p>
@@ -3062,7 +3223,6 @@
         </w:rPr>
         <w:t xml:space="preserve">serves as the transactional core of the model, containing every unique medical event. It stores key quantitative metrics such as </w:t>
       </w:r>
-      <w:proofErr w:type="spellStart"/>
       <w:r>
         <w:rPr>
           <w:rFonts w:ascii="Times New Roman" w:hAnsi="Times New Roman" w:cs="Times New Roman"/>
@@ -3071,14 +3231,12 @@
         </w:rPr>
         <w:t>WaitDays</w:t>
       </w:r>
-      <w:proofErr w:type="spellEnd"/>
       <w:r>
         <w:rPr>
           <w:rFonts w:ascii="Times New Roman" w:hAnsi="Times New Roman" w:cs="Times New Roman"/>
         </w:rPr>
         <w:t xml:space="preserve"> and binary indicators like </w:t>
       </w:r>
-      <w:proofErr w:type="spellStart"/>
       <w:r>
         <w:rPr>
           <w:rFonts w:ascii="Times New Roman" w:hAnsi="Times New Roman" w:cs="Times New Roman"/>
@@ -3087,7 +3245,6 @@
         </w:rPr>
         <w:t>SMS_received</w:t>
       </w:r>
-      <w:proofErr w:type="spellEnd"/>
       <w:r>
         <w:rPr>
           <w:rFonts w:ascii="Times New Roman" w:hAnsi="Times New Roman" w:cs="Times New Roman"/>
@@ -3125,21 +3282,7 @@
         <w:rPr>
           <w:rFonts w:ascii="Times New Roman" w:hAnsi="Times New Roman" w:cs="Times New Roman"/>
         </w:rPr>
-        <w:t xml:space="preserve">B. </w:t>
-      </w:r>
-      <w:proofErr w:type="spellStart"/>
-      <w:r>
-        <w:rPr>
-          <w:rFonts w:ascii="Times New Roman" w:hAnsi="Times New Roman" w:cs="Times New Roman"/>
-        </w:rPr>
-        <w:t>Dim_Patient</w:t>
-      </w:r>
-      <w:proofErr w:type="spellEnd"/>
-      <w:r>
-        <w:rPr>
-          <w:rFonts w:ascii="Times New Roman" w:hAnsi="Times New Roman" w:cs="Times New Roman"/>
-        </w:rPr>
-        <w:t xml:space="preserve"> (Dimension Table)</w:t>
+        <w:t>B. Dim_Patient (Dimension Table)</w:t>
       </w:r>
     </w:p>
     <w:p>
@@ -3166,7 +3309,6 @@
         </w:rPr>
         <w:t xml:space="preserve">provides descriptive attributes for demographic segmentation. Each record is unique to a specific </w:t>
       </w:r>
-      <w:proofErr w:type="spellStart"/>
       <w:r>
         <w:rPr>
           <w:rFonts w:ascii="Times New Roman" w:hAnsi="Times New Roman" w:cs="Times New Roman"/>
@@ -3175,7 +3317,6 @@
         </w:rPr>
         <w:t>PatientId</w:t>
       </w:r>
-      <w:proofErr w:type="spellEnd"/>
       <w:r>
         <w:rPr>
           <w:rFonts w:ascii="Times New Roman" w:hAnsi="Times New Roman" w:cs="Times New Roman"/>
@@ -3253,35 +3394,7 @@
         <w:rPr>
           <w:rFonts w:ascii="Times New Roman" w:hAnsi="Times New Roman" w:cs="Times New Roman"/>
         </w:rPr>
-        <w:t xml:space="preserve">C. </w:t>
-      </w:r>
-      <w:proofErr w:type="spellStart"/>
-      <w:r>
-        <w:rPr>
-          <w:rFonts w:ascii="Times New Roman" w:hAnsi="Times New Roman" w:cs="Times New Roman"/>
-        </w:rPr>
-        <w:t>Dim_Location</w:t>
-      </w:r>
-      <w:proofErr w:type="spellEnd"/>
-      <w:r>
-        <w:rPr>
-          <w:rFonts w:ascii="Times New Roman" w:hAnsi="Times New Roman" w:cs="Times New Roman"/>
-        </w:rPr>
-        <w:t xml:space="preserve"> &amp; </w:t>
-      </w:r>
-      <w:proofErr w:type="spellStart"/>
-      <w:r>
-        <w:rPr>
-          <w:rFonts w:ascii="Times New Roman" w:hAnsi="Times New Roman" w:cs="Times New Roman"/>
-        </w:rPr>
-        <w:t>Dim_SocioEconomic</w:t>
-      </w:r>
-      <w:proofErr w:type="spellEnd"/>
-      <w:r>
-        <w:rPr>
-          <w:rFonts w:ascii="Times New Roman" w:hAnsi="Times New Roman" w:cs="Times New Roman"/>
-        </w:rPr>
-        <w:t xml:space="preserve"> (Snowflake Extension)</w:t>
+        <w:t>C. Dim_Location &amp; Dim_SocioEconomic (Snowflake Extension)</w:t>
       </w:r>
     </w:p>
     <w:p>
@@ -3320,7 +3433,6 @@
         </w:rPr>
         <w:t xml:space="preserve"> the Snowflake extension of the model. While </w:t>
       </w:r>
-      <w:proofErr w:type="spellStart"/>
       <w:r>
         <w:rPr>
           <w:rFonts w:ascii="Times New Roman" w:hAnsi="Times New Roman" w:cs="Times New Roman"/>
@@ -3329,14 +3441,12 @@
         </w:rPr>
         <w:t>Dim_Location</w:t>
       </w:r>
-      <w:proofErr w:type="spellEnd"/>
       <w:r>
         <w:rPr>
           <w:rFonts w:ascii="Times New Roman" w:hAnsi="Times New Roman" w:cs="Times New Roman"/>
         </w:rPr>
         <w:t xml:space="preserve"> maps clinical neighborhoods to their respective cities, it bridges the gap to the </w:t>
       </w:r>
-      <w:proofErr w:type="spellStart"/>
       <w:r>
         <w:rPr>
           <w:rFonts w:ascii="Times New Roman" w:hAnsi="Times New Roman" w:cs="Times New Roman"/>
@@ -3345,7 +3455,6 @@
         </w:rPr>
         <w:t>Dim_SocioEconomic</w:t>
       </w:r>
-      <w:proofErr w:type="spellEnd"/>
       <w:r>
         <w:rPr>
           <w:rFonts w:ascii="Times New Roman" w:hAnsi="Times New Roman" w:cs="Times New Roman"/>
@@ -3397,21 +3506,7 @@
         <w:rPr>
           <w:rFonts w:ascii="Times New Roman" w:hAnsi="Times New Roman" w:cs="Times New Roman"/>
         </w:rPr>
-        <w:t xml:space="preserve">D. </w:t>
-      </w:r>
-      <w:proofErr w:type="spellStart"/>
-      <w:r>
-        <w:rPr>
-          <w:rFonts w:ascii="Times New Roman" w:hAnsi="Times New Roman" w:cs="Times New Roman"/>
-        </w:rPr>
-        <w:t>Dim_Date</w:t>
-      </w:r>
-      <w:proofErr w:type="spellEnd"/>
-      <w:r>
-        <w:rPr>
-          <w:rFonts w:ascii="Times New Roman" w:hAnsi="Times New Roman" w:cs="Times New Roman"/>
-        </w:rPr>
-        <w:t xml:space="preserve"> (Calendar Table)</w:t>
+        <w:t>D. Dim_Date (Calendar Table)</w:t>
       </w:r>
     </w:p>
     <w:p>
@@ -3444,7 +3539,6 @@
         </w:rPr>
         <w:t xml:space="preserve">It breaks down the </w:t>
       </w:r>
-      <w:proofErr w:type="spellStart"/>
       <w:r>
         <w:rPr>
           <w:rFonts w:ascii="Times New Roman" w:hAnsi="Times New Roman" w:cs="Times New Roman"/>
@@ -3453,7 +3547,6 @@
         </w:rPr>
         <w:t>AppointmentDate</w:t>
       </w:r>
-      <w:proofErr w:type="spellEnd"/>
       <w:r>
         <w:rPr>
           <w:rFonts w:ascii="Times New Roman" w:hAnsi="Times New Roman" w:cs="Times New Roman"/>
@@ -3486,9 +3579,15 @@
         <w:rPr>
           <w:rFonts w:ascii="Times New Roman" w:hAnsi="Times New Roman" w:cs="Times New Roman"/>
         </w:rPr>
-        <w:t xml:space="preserve">, and an </w:t>
-      </w:r>
-      <w:proofErr w:type="spellStart"/>
+        <w:t xml:space="preserve">, </w:t>
+      </w:r>
+      <w:r>
+        <w:rPr>
+          <w:rFonts w:ascii="Times New Roman" w:hAnsi="Times New Roman" w:cs="Times New Roman"/>
+        </w:rPr>
+        <w:lastRenderedPageBreak/>
+        <w:t xml:space="preserve">and an </w:t>
+      </w:r>
       <w:r>
         <w:rPr>
           <w:rFonts w:ascii="Times New Roman" w:hAnsi="Times New Roman" w:cs="Times New Roman"/>
@@ -3497,7 +3596,6 @@
         </w:rPr>
         <w:t>IsWeekend</w:t>
       </w:r>
-      <w:proofErr w:type="spellEnd"/>
       <w:r>
         <w:rPr>
           <w:rFonts w:ascii="Times New Roman" w:hAnsi="Times New Roman" w:cs="Times New Roman"/>
@@ -3533,7 +3631,7 @@
           <w:szCs w:val="24"/>
         </w:rPr>
       </w:pPr>
-      <w:bookmarkStart w:id="8" w:name="_Toc227464829"/>
+      <w:bookmarkStart w:id="8" w:name="_Toc227465210"/>
       <w:r>
         <w:rPr>
           <w:rFonts w:ascii="Times New Roman" w:hAnsi="Times New Roman" w:cs="Times New Roman"/>
@@ -3563,14 +3661,7 @@
         <w:rPr>
           <w:rFonts w:ascii="Times New Roman" w:hAnsi="Times New Roman" w:cs="Times New Roman"/>
         </w:rPr>
-        <w:t xml:space="preserve">This dataset is highly suitable for advanced BI analysis due to its scale (&gt;110k rows) and the complexity of its date fields. It allows for the construction of a Star Schema and requires significant </w:t>
-      </w:r>
-      <w:r>
-        <w:rPr>
-          <w:rFonts w:ascii="Times New Roman" w:hAnsi="Times New Roman" w:cs="Times New Roman"/>
-        </w:rPr>
-        <w:lastRenderedPageBreak/>
-        <w:t>Data Engineering in Power Query to handle scientific notation in IDs and anomalous values in the Age column.</w:t>
+        <w:t>This dataset is highly suitable for advanced BI analysis due to its scale (&gt;110k rows) and the complexity of its date fields. It allows for the construction of a Star Schema and requires significant Data Engineering in Power Query to handle scientific notation in IDs and anomalous values in the Age column.</w:t>
       </w:r>
     </w:p>
     <w:p>
@@ -3589,7 +3680,7 @@
           <w:rFonts w:ascii="Times New Roman" w:hAnsi="Times New Roman" w:cs="Times New Roman"/>
         </w:rPr>
         <w:drawing>
-          <wp:anchor distT="0" distB="0" distL="114300" distR="114300" simplePos="0" relativeHeight="251687936" behindDoc="0" locked="0" layoutInCell="1" allowOverlap="1" wp14:anchorId="67E6578B" wp14:editId="3ABDFD2A">
+          <wp:anchor distT="0" distB="0" distL="114300" distR="114300" simplePos="0" relativeHeight="251687936" behindDoc="0" locked="0" layoutInCell="1" allowOverlap="1" wp14:anchorId="67E6578B" wp14:editId="04781125">
             <wp:simplePos x="0" y="0"/>
             <wp:positionH relativeFrom="margin">
               <wp:align>center</wp:align>
@@ -3755,12 +3846,26 @@
           <w:bCs/>
         </w:rPr>
       </w:pPr>
+    </w:p>
+    <w:p>
+      <w:pPr>
+        <w:tabs>
+          <w:tab w:val="left" w:pos="9270"/>
+        </w:tabs>
+        <w:ind w:left="-90"/>
+        <w:jc w:val="both"/>
+        <w:rPr>
+          <w:rFonts w:ascii="Times New Roman" w:hAnsi="Times New Roman" w:cs="Times New Roman"/>
+          <w:b/>
+          <w:bCs/>
+        </w:rPr>
+      </w:pPr>
       <w:r>
         <w:rPr>
           <w:rFonts w:ascii="Times New Roman" w:hAnsi="Times New Roman" w:cs="Times New Roman"/>
         </w:rPr>
         <w:drawing>
-          <wp:anchor distT="0" distB="0" distL="114300" distR="114300" simplePos="0" relativeHeight="251686912" behindDoc="0" locked="0" layoutInCell="1" allowOverlap="1" wp14:anchorId="6BD94B78" wp14:editId="0DC3E1BE">
+          <wp:anchor distT="0" distB="0" distL="114300" distR="114300" simplePos="0" relativeHeight="251686912" behindDoc="0" locked="0" layoutInCell="1" allowOverlap="1" wp14:anchorId="6BD94B78" wp14:editId="535E2B4C">
             <wp:simplePos x="0" y="0"/>
             <wp:positionH relativeFrom="margin">
               <wp:align>center</wp:align>
@@ -3890,60 +3995,19 @@
           <w:bCs/>
         </w:rPr>
       </w:pPr>
-    </w:p>
-    <w:p>
-      <w:pPr>
-        <w:tabs>
-          <w:tab w:val="left" w:pos="9270"/>
-        </w:tabs>
-        <w:ind w:left="-90"/>
-        <w:jc w:val="both"/>
-        <w:rPr>
-          <w:rFonts w:ascii="Times New Roman" w:hAnsi="Times New Roman" w:cs="Times New Roman"/>
-          <w:b/>
-          <w:bCs/>
-        </w:rPr>
-      </w:pPr>
-    </w:p>
-    <w:p>
-      <w:pPr>
-        <w:tabs>
-          <w:tab w:val="left" w:pos="9270"/>
-        </w:tabs>
-        <w:ind w:left="-90"/>
-        <w:jc w:val="both"/>
-        <w:rPr>
-          <w:rFonts w:ascii="Times New Roman" w:hAnsi="Times New Roman" w:cs="Times New Roman"/>
-          <w:b/>
-          <w:bCs/>
-        </w:rPr>
-      </w:pPr>
-    </w:p>
-    <w:p>
-      <w:pPr>
-        <w:tabs>
-          <w:tab w:val="left" w:pos="9270"/>
-        </w:tabs>
-        <w:ind w:left="-90"/>
-        <w:jc w:val="both"/>
-        <w:rPr>
-          <w:rFonts w:ascii="Times New Roman" w:hAnsi="Times New Roman" w:cs="Times New Roman"/>
-          <w:b/>
-          <w:bCs/>
-        </w:rPr>
-      </w:pPr>
-      <w:r>
-        <w:rPr>
-          <w:rFonts w:ascii="Times New Roman" w:hAnsi="Times New Roman" w:cs="Times New Roman"/>
-        </w:rPr>
+      <w:r>
+        <w:rPr>
+          <w:rFonts w:ascii="Times New Roman" w:hAnsi="Times New Roman" w:cs="Times New Roman"/>
+        </w:rPr>
+        <w:lastRenderedPageBreak/>
         <w:drawing>
-          <wp:anchor distT="0" distB="0" distL="114300" distR="114300" simplePos="0" relativeHeight="251685888" behindDoc="0" locked="0" layoutInCell="1" allowOverlap="1" wp14:anchorId="7BBC7D75" wp14:editId="3576AAF2">
+          <wp:anchor distT="0" distB="0" distL="114300" distR="114300" simplePos="0" relativeHeight="251685888" behindDoc="0" locked="0" layoutInCell="1" allowOverlap="1" wp14:anchorId="7BBC7D75" wp14:editId="12F14A5A">
             <wp:simplePos x="0" y="0"/>
             <wp:positionH relativeFrom="margin">
               <wp:align>center</wp:align>
             </wp:positionH>
             <wp:positionV relativeFrom="paragraph">
-              <wp:posOffset>286385</wp:posOffset>
+              <wp:posOffset>19050</wp:posOffset>
             </wp:positionV>
             <wp:extent cx="4572000" cy="2417445"/>
             <wp:effectExtent l="19050" t="19050" r="19050" b="20955"/>
@@ -4038,8 +4102,11 @@
           <w:szCs w:val="28"/>
         </w:rPr>
       </w:pPr>
-      <w:bookmarkStart w:id="9" w:name="_Toc227464830"/>
-      <w:r>
+      <w:bookmarkStart w:id="9" w:name="_Toc227465211"/>
+    </w:p>
+    <w:p>
+      <w:pPr>
+        <w:pStyle w:val="Heading1"/>
         <w:rPr>
           <w:rFonts w:ascii="Times New Roman" w:hAnsi="Times New Roman" w:cs="Times New Roman"/>
           <w:b/>
@@ -4048,11 +4115,11 @@
           <w:sz w:val="28"/>
           <w:szCs w:val="28"/>
         </w:rPr>
-        <w:lastRenderedPageBreak/>
-        <w:t>Part B: Data Cleaning and Transformation in Power Query</w:t>
-      </w:r>
-      <w:bookmarkEnd w:id="9"/>
-      <w:r>
+      </w:pPr>
+    </w:p>
+    <w:p>
+      <w:pPr>
+        <w:pStyle w:val="Heading1"/>
         <w:rPr>
           <w:rFonts w:ascii="Times New Roman" w:hAnsi="Times New Roman" w:cs="Times New Roman"/>
           <w:b/>
@@ -4061,6 +4128,54 @@
           <w:sz w:val="28"/>
           <w:szCs w:val="28"/>
         </w:rPr>
+      </w:pPr>
+    </w:p>
+    <w:p>
+      <w:pPr>
+        <w:pStyle w:val="Heading1"/>
+        <w:rPr>
+          <w:rFonts w:ascii="Times New Roman" w:hAnsi="Times New Roman" w:cs="Times New Roman"/>
+          <w:b/>
+          <w:bCs/>
+          <w:color w:val="auto"/>
+          <w:sz w:val="28"/>
+          <w:szCs w:val="28"/>
+        </w:rPr>
+      </w:pPr>
+    </w:p>
+    <w:p>
+      <w:pPr>
+        <w:pStyle w:val="Heading1"/>
+        <w:rPr>
+          <w:rFonts w:ascii="Times New Roman" w:hAnsi="Times New Roman" w:cs="Times New Roman"/>
+          <w:b/>
+          <w:bCs/>
+          <w:color w:val="auto"/>
+          <w:sz w:val="28"/>
+          <w:szCs w:val="28"/>
+        </w:rPr>
+      </w:pPr>
+      <w:r>
+        <w:rPr>
+          <w:rFonts w:ascii="Times New Roman" w:hAnsi="Times New Roman" w:cs="Times New Roman"/>
+          <w:b/>
+          <w:bCs/>
+          <w:color w:val="auto"/>
+          <w:sz w:val="28"/>
+          <w:szCs w:val="28"/>
+        </w:rPr>
+        <w:t>Part B: Data Cleaning and Transformation in Power Query</w:t>
+      </w:r>
+      <w:bookmarkEnd w:id="9"/>
+      <w:r>
+        <w:rPr>
+          <w:rFonts w:ascii="Times New Roman" w:hAnsi="Times New Roman" w:cs="Times New Roman"/>
+          <w:b/>
+          <w:bCs/>
+          <w:color w:val="auto"/>
+          <w:sz w:val="28"/>
+          <w:szCs w:val="28"/>
+        </w:rPr>
         <w:t xml:space="preserve"> </w:t>
       </w:r>
     </w:p>
@@ -4076,7 +4191,7 @@
           <w:szCs w:val="24"/>
         </w:rPr>
       </w:pPr>
-      <w:bookmarkStart w:id="10" w:name="_Toc227464831"/>
+      <w:bookmarkStart w:id="10" w:name="_Toc227465212"/>
       <w:r>
         <w:rPr>
           <w:rFonts w:ascii="Times New Roman" w:hAnsi="Times New Roman" w:cs="Times New Roman"/>
@@ -4162,21 +4277,7 @@
         <w:rPr>
           <w:rFonts w:ascii="Times New Roman" w:hAnsi="Times New Roman" w:cs="Times New Roman"/>
         </w:rPr>
-        <w:t xml:space="preserve">Issue: </w:t>
-      </w:r>
-      <w:proofErr w:type="spellStart"/>
-      <w:r>
-        <w:rPr>
-          <w:rFonts w:ascii="Times New Roman" w:hAnsi="Times New Roman" w:cs="Times New Roman"/>
-        </w:rPr>
-        <w:t>PatientId</w:t>
-      </w:r>
-      <w:proofErr w:type="spellEnd"/>
-      <w:r>
-        <w:rPr>
-          <w:rFonts w:ascii="Times New Roman" w:hAnsi="Times New Roman" w:cs="Times New Roman"/>
-        </w:rPr>
-        <w:t xml:space="preserve"> was imported as a numeric type, causing scientific notation and potential rounding errors.</w:t>
+        <w:t>Issue: PatientId was imported as a numeric type, causing scientific notation and potential rounding errors.</w:t>
       </w:r>
     </w:p>
     <w:p>
@@ -4213,35 +4314,7 @@
         <w:rPr>
           <w:rFonts w:ascii="Times New Roman" w:hAnsi="Times New Roman" w:cs="Times New Roman"/>
         </w:rPr>
-        <w:t xml:space="preserve">onverted </w:t>
-      </w:r>
-      <w:proofErr w:type="spellStart"/>
-      <w:r>
-        <w:rPr>
-          <w:rFonts w:ascii="Times New Roman" w:hAnsi="Times New Roman" w:cs="Times New Roman"/>
-        </w:rPr>
-        <w:t>PatientId</w:t>
-      </w:r>
-      <w:proofErr w:type="spellEnd"/>
-      <w:r>
-        <w:rPr>
-          <w:rFonts w:ascii="Times New Roman" w:hAnsi="Times New Roman" w:cs="Times New Roman"/>
-        </w:rPr>
-        <w:t xml:space="preserve"> and </w:t>
-      </w:r>
-      <w:proofErr w:type="spellStart"/>
-      <w:r>
-        <w:rPr>
-          <w:rFonts w:ascii="Times New Roman" w:hAnsi="Times New Roman" w:cs="Times New Roman"/>
-        </w:rPr>
-        <w:t>AppointmentID</w:t>
-      </w:r>
-      <w:proofErr w:type="spellEnd"/>
-      <w:r>
-        <w:rPr>
-          <w:rFonts w:ascii="Times New Roman" w:hAnsi="Times New Roman" w:cs="Times New Roman"/>
-        </w:rPr>
-        <w:t xml:space="preserve"> to Text.</w:t>
+        <w:t>onverted PatientId and AppointmentID to Text.</w:t>
       </w:r>
     </w:p>
     <w:p>
@@ -4255,76 +4328,23 @@
           <w:rFonts w:ascii="Times New Roman" w:hAnsi="Times New Roman" w:cs="Times New Roman"/>
         </w:rPr>
       </w:pPr>
-    </w:p>
-    <w:p>
-      <w:pPr>
-        <w:tabs>
-          <w:tab w:val="left" w:pos="9270"/>
-        </w:tabs>
-        <w:jc w:val="both"/>
-        <w:rPr>
-          <w:rFonts w:ascii="Times New Roman" w:hAnsi="Times New Roman" w:cs="Times New Roman"/>
-        </w:rPr>
-      </w:pPr>
-      <w:r>
-        <w:rPr>
-          <w:rFonts w:ascii="Times New Roman" w:hAnsi="Times New Roman" w:cs="Times New Roman"/>
-        </w:rPr>
-        <w:t>Before:</w:t>
-      </w:r>
-      <w:r>
-        <w:rPr>
-          <w:rFonts w:ascii="Times New Roman" w:hAnsi="Times New Roman" w:cs="Times New Roman"/>
-        </w:rPr>
-        <w:t xml:space="preserve">                             </w:t>
-      </w:r>
-      <w:r>
-        <w:rPr>
-          <w:rFonts w:ascii="Times New Roman" w:hAnsi="Times New Roman" w:cs="Times New Roman"/>
-        </w:rPr>
-        <w:t xml:space="preserve">                                             </w:t>
-      </w:r>
-      <w:r>
-        <w:rPr>
-          <w:rFonts w:ascii="Times New Roman" w:hAnsi="Times New Roman" w:cs="Times New Roman"/>
-        </w:rPr>
-        <w:t xml:space="preserve">                                 </w:t>
-      </w:r>
-      <w:r>
-        <w:rPr>
-          <w:rFonts w:ascii="Times New Roman" w:hAnsi="Times New Roman" w:cs="Times New Roman"/>
-        </w:rPr>
-        <w:t>After:</w:t>
-      </w:r>
-    </w:p>
-    <w:p>
-      <w:pPr>
-        <w:tabs>
-          <w:tab w:val="left" w:pos="9270"/>
-        </w:tabs>
-        <w:ind w:left="-90"/>
-        <w:jc w:val="both"/>
-        <w:rPr>
-          <w:rFonts w:ascii="Times New Roman" w:hAnsi="Times New Roman" w:cs="Times New Roman"/>
-        </w:rPr>
-      </w:pPr>
       <w:r>
         <w:rPr>
           <w:rFonts w:ascii="Times New Roman" w:hAnsi="Times New Roman" w:cs="Times New Roman"/>
         </w:rPr>
         <w:drawing>
-          <wp:anchor distT="0" distB="0" distL="114300" distR="114300" simplePos="0" relativeHeight="251673600" behindDoc="0" locked="0" layoutInCell="1" allowOverlap="1" wp14:anchorId="0EAF0E06" wp14:editId="447F416D">
+          <wp:anchor distT="0" distB="0" distL="114300" distR="114300" simplePos="0" relativeHeight="251672576" behindDoc="0" locked="0" layoutInCell="1" allowOverlap="1" wp14:anchorId="2D4392CC" wp14:editId="6D49369F">
             <wp:simplePos x="0" y="0"/>
             <wp:positionH relativeFrom="margin">
-              <wp:align>right</wp:align>
+              <wp:posOffset>1170305</wp:posOffset>
             </wp:positionH>
             <wp:positionV relativeFrom="paragraph">
-              <wp:posOffset>33655</wp:posOffset>
+              <wp:posOffset>64770</wp:posOffset>
             </wp:positionV>
-            <wp:extent cx="1946910" cy="3765550"/>
-            <wp:effectExtent l="19050" t="19050" r="15240" b="25400"/>
+            <wp:extent cx="1487805" cy="2800985"/>
+            <wp:effectExtent l="19050" t="19050" r="17145" b="18415"/>
             <wp:wrapSquare wrapText="bothSides"/>
-            <wp:docPr id="481139909" name="Picture 1"/>
+            <wp:docPr id="748035752" name="Picture 1"/>
             <wp:cNvGraphicFramePr>
               <a:graphicFrameLocks xmlns:a="http://schemas.openxmlformats.org/drawingml/2006/main" noChangeAspect="1"/>
             </wp:cNvGraphicFramePr>
@@ -4332,7 +4352,7 @@
               <a:graphicData uri="http://schemas.openxmlformats.org/drawingml/2006/picture">
                 <pic:pic xmlns:pic="http://schemas.openxmlformats.org/drawingml/2006/picture">
                   <pic:nvPicPr>
-                    <pic:cNvPr id="1786913888" name=""/>
+                    <pic:cNvPr id="1410636834" name=""/>
                     <pic:cNvPicPr/>
                   </pic:nvPicPr>
                   <pic:blipFill>
@@ -4350,7 +4370,7 @@
                   <pic:spPr>
                     <a:xfrm>
                       <a:off x="0" y="0"/>
-                      <a:ext cx="1946910" cy="3765550"/>
+                      <a:ext cx="1487805" cy="2800985"/>
                     </a:xfrm>
                     <a:prstGeom prst="rect">
                       <a:avLst/>
@@ -4373,23 +4393,34 @@
           </wp:anchor>
         </w:drawing>
       </w:r>
+    </w:p>
+    <w:p>
+      <w:pPr>
+        <w:tabs>
+          <w:tab w:val="left" w:pos="9270"/>
+        </w:tabs>
+        <w:jc w:val="both"/>
+        <w:rPr>
+          <w:rFonts w:ascii="Times New Roman" w:hAnsi="Times New Roman" w:cs="Times New Roman"/>
+        </w:rPr>
+      </w:pPr>
       <w:r>
         <w:rPr>
           <w:rFonts w:ascii="Times New Roman" w:hAnsi="Times New Roman" w:cs="Times New Roman"/>
         </w:rPr>
         <w:drawing>
-          <wp:anchor distT="0" distB="0" distL="114300" distR="114300" simplePos="0" relativeHeight="251672576" behindDoc="0" locked="0" layoutInCell="1" allowOverlap="1" wp14:anchorId="2D4392CC" wp14:editId="4F2844CE">
+          <wp:anchor distT="0" distB="0" distL="114300" distR="114300" simplePos="0" relativeHeight="251673600" behindDoc="0" locked="0" layoutInCell="1" allowOverlap="1" wp14:anchorId="0EAF0E06" wp14:editId="5164B1D5">
             <wp:simplePos x="0" y="0"/>
             <wp:positionH relativeFrom="margin">
-              <wp:posOffset>293370</wp:posOffset>
+              <wp:posOffset>3835400</wp:posOffset>
             </wp:positionH>
             <wp:positionV relativeFrom="paragraph">
-              <wp:posOffset>33655</wp:posOffset>
+              <wp:posOffset>-353695</wp:posOffset>
             </wp:positionV>
-            <wp:extent cx="1969770" cy="3707130"/>
-            <wp:effectExtent l="19050" t="19050" r="11430" b="26670"/>
+            <wp:extent cx="1504950" cy="2910840"/>
+            <wp:effectExtent l="19050" t="19050" r="19050" b="22860"/>
             <wp:wrapSquare wrapText="bothSides"/>
-            <wp:docPr id="748035752" name="Picture 1"/>
+            <wp:docPr id="481139909" name="Picture 1"/>
             <wp:cNvGraphicFramePr>
               <a:graphicFrameLocks xmlns:a="http://schemas.openxmlformats.org/drawingml/2006/main" noChangeAspect="1"/>
             </wp:cNvGraphicFramePr>
@@ -4397,7 +4428,7 @@
               <a:graphicData uri="http://schemas.openxmlformats.org/drawingml/2006/picture">
                 <pic:pic xmlns:pic="http://schemas.openxmlformats.org/drawingml/2006/picture">
                   <pic:nvPicPr>
-                    <pic:cNvPr id="1410636834" name=""/>
+                    <pic:cNvPr id="1786913888" name=""/>
                     <pic:cNvPicPr/>
                   </pic:nvPicPr>
                   <pic:blipFill>
@@ -4415,7 +4446,7 @@
                   <pic:spPr>
                     <a:xfrm>
                       <a:off x="0" y="0"/>
-                      <a:ext cx="1969770" cy="3707130"/>
+                      <a:ext cx="1504950" cy="2910840"/>
                     </a:xfrm>
                     <a:prstGeom prst="rect">
                       <a:avLst/>
@@ -4438,6 +4469,60 @@
           </wp:anchor>
         </w:drawing>
       </w:r>
+      <w:r>
+        <w:rPr>
+          <w:rFonts w:ascii="Times New Roman" w:hAnsi="Times New Roman" w:cs="Times New Roman"/>
+        </w:rPr>
+        <w:t xml:space="preserve">  </w:t>
+      </w:r>
+      <w:r>
+        <w:rPr>
+          <w:rFonts w:ascii="Times New Roman" w:hAnsi="Times New Roman" w:cs="Times New Roman"/>
+        </w:rPr>
+        <w:t>Before:</w:t>
+      </w:r>
+      <w:r>
+        <w:rPr>
+          <w:rFonts w:ascii="Times New Roman" w:hAnsi="Times New Roman" w:cs="Times New Roman"/>
+        </w:rPr>
+        <w:t xml:space="preserve">   </w:t>
+      </w:r>
+      <w:r>
+        <w:rPr>
+          <w:rFonts w:ascii="Times New Roman" w:hAnsi="Times New Roman" w:cs="Times New Roman"/>
+        </w:rPr>
+        <w:t xml:space="preserve">  </w:t>
+      </w:r>
+      <w:r>
+        <w:rPr>
+          <w:rFonts w:ascii="Times New Roman" w:hAnsi="Times New Roman" w:cs="Times New Roman"/>
+        </w:rPr>
+        <w:t xml:space="preserve">                          </w:t>
+      </w:r>
+      <w:r>
+        <w:rPr>
+          <w:rFonts w:ascii="Times New Roman" w:hAnsi="Times New Roman" w:cs="Times New Roman"/>
+        </w:rPr>
+        <w:t xml:space="preserve">                                             </w:t>
+      </w:r>
+      <w:r>
+        <w:rPr>
+          <w:rFonts w:ascii="Times New Roman" w:hAnsi="Times New Roman" w:cs="Times New Roman"/>
+        </w:rPr>
+        <w:t xml:space="preserve">                                 </w:t>
+      </w:r>
+      <w:r>
+        <w:rPr>
+          <w:rFonts w:ascii="Times New Roman" w:hAnsi="Times New Roman" w:cs="Times New Roman"/>
+        </w:rPr>
+        <w:t xml:space="preserve">                       </w:t>
+      </w:r>
+      <w:r>
+        <w:rPr>
+          <w:rFonts w:ascii="Times New Roman" w:hAnsi="Times New Roman" w:cs="Times New Roman"/>
+        </w:rPr>
+        <w:t>After:</w:t>
+      </w:r>
     </w:p>
     <w:p>
       <w:pPr>
@@ -4528,75 +4613,16 @@
         <w:tabs>
           <w:tab w:val="left" w:pos="9270"/>
         </w:tabs>
-        <w:ind w:left="-90"/>
-        <w:jc w:val="both"/>
-        <w:rPr>
-          <w:rFonts w:ascii="Times New Roman" w:hAnsi="Times New Roman" w:cs="Times New Roman"/>
-        </w:rPr>
-      </w:pPr>
-    </w:p>
-    <w:p>
-      <w:pPr>
-        <w:tabs>
-          <w:tab w:val="left" w:pos="9270"/>
-        </w:tabs>
-        <w:ind w:left="-90"/>
-        <w:jc w:val="both"/>
-        <w:rPr>
-          <w:rFonts w:ascii="Times New Roman" w:hAnsi="Times New Roman" w:cs="Times New Roman"/>
-        </w:rPr>
-      </w:pPr>
-    </w:p>
-    <w:p>
-      <w:pPr>
-        <w:tabs>
-          <w:tab w:val="left" w:pos="9270"/>
-        </w:tabs>
-        <w:ind w:left="-90"/>
-        <w:jc w:val="both"/>
-        <w:rPr>
-          <w:rFonts w:ascii="Times New Roman" w:hAnsi="Times New Roman" w:cs="Times New Roman"/>
-        </w:rPr>
-      </w:pPr>
-    </w:p>
-    <w:p>
-      <w:pPr>
-        <w:tabs>
-          <w:tab w:val="left" w:pos="9270"/>
-        </w:tabs>
-        <w:ind w:left="-90"/>
-        <w:jc w:val="both"/>
-        <w:rPr>
-          <w:rFonts w:ascii="Times New Roman" w:hAnsi="Times New Roman" w:cs="Times New Roman"/>
-        </w:rPr>
-      </w:pPr>
-    </w:p>
-    <w:p>
-      <w:pPr>
-        <w:tabs>
-          <w:tab w:val="left" w:pos="9270"/>
-        </w:tabs>
-        <w:jc w:val="both"/>
-        <w:rPr>
-          <w:rFonts w:ascii="Times New Roman" w:hAnsi="Times New Roman" w:cs="Times New Roman"/>
-        </w:rPr>
-      </w:pPr>
-    </w:p>
-    <w:p>
-      <w:pPr>
-        <w:tabs>
-          <w:tab w:val="left" w:pos="9270"/>
-        </w:tabs>
-        <w:ind w:left="-90"/>
-        <w:jc w:val="both"/>
-        <w:rPr>
-          <w:rFonts w:ascii="Times New Roman" w:hAnsi="Times New Roman" w:cs="Times New Roman"/>
-        </w:rPr>
-      </w:pPr>
-      <w:r>
-        <w:rPr>
-          <w:rFonts w:ascii="Times New Roman" w:hAnsi="Times New Roman" w:cs="Times New Roman"/>
-        </w:rPr>
+        <w:jc w:val="both"/>
+        <w:rPr>
+          <w:rFonts w:ascii="Times New Roman" w:hAnsi="Times New Roman" w:cs="Times New Roman"/>
+        </w:rPr>
+      </w:pPr>
+      <w:r>
+        <w:rPr>
+          <w:rFonts w:ascii="Times New Roman" w:hAnsi="Times New Roman" w:cs="Times New Roman"/>
+        </w:rPr>
+        <w:lastRenderedPageBreak/>
         <w:t>Before:</w:t>
       </w:r>
     </w:p>
@@ -4672,7 +4698,6 @@
         <w:rPr>
           <w:rFonts w:ascii="Times New Roman" w:hAnsi="Times New Roman" w:cs="Times New Roman"/>
         </w:rPr>
-        <w:lastRenderedPageBreak/>
         <w:t>After:</w:t>
       </w:r>
     </w:p>
@@ -4852,6 +4877,7 @@
         <w:tabs>
           <w:tab w:val="left" w:pos="9270"/>
         </w:tabs>
+        <w:spacing w:line="276" w:lineRule="auto"/>
         <w:ind w:left="-90"/>
         <w:jc w:val="both"/>
         <w:rPr>
@@ -4929,18 +4955,18 @@
           <w:rFonts w:ascii="Times New Roman" w:hAnsi="Times New Roman" w:cs="Times New Roman"/>
         </w:rPr>
         <w:drawing>
-          <wp:anchor distT="0" distB="0" distL="114300" distR="114300" simplePos="0" relativeHeight="251676672" behindDoc="0" locked="0" layoutInCell="1" allowOverlap="1" wp14:anchorId="2C3C9C2D" wp14:editId="6806807A">
+          <wp:anchor distT="0" distB="0" distL="114300" distR="114300" simplePos="0" relativeHeight="251677696" behindDoc="0" locked="0" layoutInCell="1" allowOverlap="1" wp14:anchorId="6348100D" wp14:editId="390464A2">
             <wp:simplePos x="0" y="0"/>
-            <wp:positionH relativeFrom="column">
-              <wp:posOffset>-577850</wp:posOffset>
+            <wp:positionH relativeFrom="margin">
+              <wp:posOffset>1424940</wp:posOffset>
             </wp:positionH>
             <wp:positionV relativeFrom="paragraph">
-              <wp:posOffset>227965</wp:posOffset>
+              <wp:posOffset>1763395</wp:posOffset>
             </wp:positionV>
-            <wp:extent cx="1606550" cy="3237865"/>
-            <wp:effectExtent l="19050" t="19050" r="12700" b="19685"/>
+            <wp:extent cx="3009460" cy="1325139"/>
+            <wp:effectExtent l="19050" t="19050" r="19685" b="27940"/>
             <wp:wrapSquare wrapText="bothSides"/>
-            <wp:docPr id="2043068363" name="Picture 1"/>
+            <wp:docPr id="1154427837" name="Picture 1"/>
             <wp:cNvGraphicFramePr>
               <a:graphicFrameLocks xmlns:a="http://schemas.openxmlformats.org/drawingml/2006/main" noChangeAspect="1"/>
             </wp:cNvGraphicFramePr>
@@ -4948,11 +4974,11 @@
               <a:graphicData uri="http://schemas.openxmlformats.org/drawingml/2006/picture">
                 <pic:pic xmlns:pic="http://schemas.openxmlformats.org/drawingml/2006/picture">
                   <pic:nvPicPr>
-                    <pic:cNvPr id="2043068363" name=""/>
+                    <pic:cNvPr id="1154427837" name=""/>
                     <pic:cNvPicPr/>
                   </pic:nvPicPr>
                   <pic:blipFill>
-                    <a:blip r:embed="rId17">
+                    <a:blip r:embed="rId17" cstate="print">
                       <a:extLst>
                         <a:ext uri="{28A0092B-C50C-407E-A947-70E740481C1C}">
                           <a14:useLocalDpi xmlns:a14="http://schemas.microsoft.com/office/drawing/2010/main" val="0"/>
@@ -4966,7 +4992,7 @@
                   <pic:spPr>
                     <a:xfrm>
                       <a:off x="0" y="0"/>
-                      <a:ext cx="1606550" cy="3237865"/>
+                      <a:ext cx="3009460" cy="1325139"/>
                     </a:xfrm>
                     <a:prstGeom prst="rect">
                       <a:avLst/>
@@ -4994,16 +5020,16 @@
           <w:rFonts w:ascii="Times New Roman" w:hAnsi="Times New Roman" w:cs="Times New Roman"/>
         </w:rPr>
         <w:drawing>
-          <wp:anchor distT="0" distB="0" distL="114300" distR="114300" simplePos="0" relativeHeight="251675648" behindDoc="0" locked="0" layoutInCell="1" allowOverlap="1" wp14:anchorId="245DF5C2" wp14:editId="35531706">
+          <wp:anchor distT="0" distB="0" distL="114300" distR="114300" simplePos="0" relativeHeight="251675648" behindDoc="0" locked="0" layoutInCell="1" allowOverlap="1" wp14:anchorId="245DF5C2" wp14:editId="7B850456">
             <wp:simplePos x="0" y="0"/>
             <wp:positionH relativeFrom="margin">
-              <wp:posOffset>1202690</wp:posOffset>
+              <wp:posOffset>1441450</wp:posOffset>
             </wp:positionH>
             <wp:positionV relativeFrom="paragraph">
-              <wp:posOffset>319405</wp:posOffset>
+              <wp:posOffset>262890</wp:posOffset>
             </wp:positionV>
-            <wp:extent cx="3305175" cy="1466850"/>
-            <wp:effectExtent l="19050" t="19050" r="28575" b="19050"/>
+            <wp:extent cx="3025153" cy="1342575"/>
+            <wp:effectExtent l="19050" t="19050" r="22860" b="10160"/>
             <wp:wrapSquare wrapText="bothSides"/>
             <wp:docPr id="920322238" name="Picture 1"/>
             <wp:cNvGraphicFramePr>
@@ -5031,7 +5057,7 @@
                   <pic:spPr>
                     <a:xfrm>
                       <a:off x="0" y="0"/>
-                      <a:ext cx="3305175" cy="1466850"/>
+                      <a:ext cx="3025153" cy="1342575"/>
                     </a:xfrm>
                     <a:prstGeom prst="rect">
                       <a:avLst/>
@@ -5059,16 +5085,16 @@
           <w:rFonts w:ascii="Times New Roman" w:hAnsi="Times New Roman" w:cs="Times New Roman"/>
         </w:rPr>
         <w:drawing>
-          <wp:anchor distT="0" distB="0" distL="114300" distR="114300" simplePos="0" relativeHeight="251678720" behindDoc="0" locked="0" layoutInCell="1" allowOverlap="1" wp14:anchorId="36263266" wp14:editId="3C3D3CF2">
+          <wp:anchor distT="0" distB="0" distL="114300" distR="114300" simplePos="0" relativeHeight="251678720" behindDoc="0" locked="0" layoutInCell="1" allowOverlap="1" wp14:anchorId="36263266" wp14:editId="7DA0C52D">
             <wp:simplePos x="0" y="0"/>
             <wp:positionH relativeFrom="page">
-              <wp:posOffset>5660390</wp:posOffset>
+              <wp:posOffset>5713730</wp:posOffset>
             </wp:positionH>
             <wp:positionV relativeFrom="paragraph">
-              <wp:posOffset>292100</wp:posOffset>
+              <wp:posOffset>179705</wp:posOffset>
             </wp:positionV>
-            <wp:extent cx="1565910" cy="3178175"/>
-            <wp:effectExtent l="19050" t="19050" r="15240" b="22225"/>
+            <wp:extent cx="1433242" cy="2908912"/>
+            <wp:effectExtent l="19050" t="19050" r="14605" b="25400"/>
             <wp:wrapSquare wrapText="bothSides"/>
             <wp:docPr id="711177379" name="Picture 1"/>
             <wp:cNvGraphicFramePr>
@@ -5096,7 +5122,7 @@
                   <pic:spPr>
                     <a:xfrm>
                       <a:off x="0" y="0"/>
-                      <a:ext cx="1565910" cy="3178175"/>
+                      <a:ext cx="1433242" cy="2908912"/>
                     </a:xfrm>
                     <a:prstGeom prst="rect">
                       <a:avLst/>
@@ -5124,18 +5150,18 @@
           <w:rFonts w:ascii="Times New Roman" w:hAnsi="Times New Roman" w:cs="Times New Roman"/>
         </w:rPr>
         <w:drawing>
-          <wp:anchor distT="0" distB="0" distL="114300" distR="114300" simplePos="0" relativeHeight="251677696" behindDoc="0" locked="0" layoutInCell="1" allowOverlap="1" wp14:anchorId="6348100D" wp14:editId="042A00BE">
+          <wp:anchor distT="0" distB="0" distL="114300" distR="114300" simplePos="0" relativeHeight="251676672" behindDoc="0" locked="0" layoutInCell="1" allowOverlap="1" wp14:anchorId="2C3C9C2D" wp14:editId="2AC7775C">
             <wp:simplePos x="0" y="0"/>
-            <wp:positionH relativeFrom="margin">
-              <wp:posOffset>1216025</wp:posOffset>
+            <wp:positionH relativeFrom="column">
+              <wp:posOffset>-393065</wp:posOffset>
             </wp:positionH>
             <wp:positionV relativeFrom="paragraph">
-              <wp:posOffset>2025650</wp:posOffset>
+              <wp:posOffset>125095</wp:posOffset>
             </wp:positionV>
-            <wp:extent cx="3288030" cy="1447800"/>
-            <wp:effectExtent l="19050" t="19050" r="26670" b="19050"/>
+            <wp:extent cx="1470439" cy="2963545"/>
+            <wp:effectExtent l="19050" t="19050" r="15875" b="27305"/>
             <wp:wrapSquare wrapText="bothSides"/>
-            <wp:docPr id="1154427837" name="Picture 1"/>
+            <wp:docPr id="2043068363" name="Picture 1"/>
             <wp:cNvGraphicFramePr>
               <a:graphicFrameLocks xmlns:a="http://schemas.openxmlformats.org/drawingml/2006/main" noChangeAspect="1"/>
             </wp:cNvGraphicFramePr>
@@ -5143,11 +5169,11 @@
               <a:graphicData uri="http://schemas.openxmlformats.org/drawingml/2006/picture">
                 <pic:pic xmlns:pic="http://schemas.openxmlformats.org/drawingml/2006/picture">
                   <pic:nvPicPr>
-                    <pic:cNvPr id="1154427837" name=""/>
+                    <pic:cNvPr id="2043068363" name=""/>
                     <pic:cNvPicPr/>
                   </pic:nvPicPr>
                   <pic:blipFill>
-                    <a:blip r:embed="rId20" cstate="print">
+                    <a:blip r:embed="rId20">
                       <a:extLst>
                         <a:ext uri="{28A0092B-C50C-407E-A947-70E740481C1C}">
                           <a14:useLocalDpi xmlns:a14="http://schemas.microsoft.com/office/drawing/2010/main" val="0"/>
@@ -5161,7 +5187,7 @@
                   <pic:spPr>
                     <a:xfrm>
                       <a:off x="0" y="0"/>
-                      <a:ext cx="3288030" cy="1447800"/>
+                      <a:ext cx="1470439" cy="2963545"/>
                     </a:xfrm>
                     <a:prstGeom prst="rect">
                       <a:avLst/>
@@ -5193,96 +5219,26 @@
         <w:jc w:val="both"/>
         <w:rPr>
           <w:rFonts w:ascii="Times New Roman" w:hAnsi="Times New Roman" w:cs="Times New Roman"/>
-        </w:rPr>
-      </w:pPr>
-    </w:p>
-    <w:p>
-      <w:pPr>
-        <w:tabs>
-          <w:tab w:val="left" w:pos="9270"/>
-        </w:tabs>
-        <w:jc w:val="both"/>
-        <w:rPr>
-          <w:rFonts w:ascii="Times New Roman" w:hAnsi="Times New Roman" w:cs="Times New Roman"/>
           <w:b/>
           <w:bCs/>
         </w:rPr>
       </w:pPr>
-    </w:p>
-    <w:p>
-      <w:pPr>
-        <w:tabs>
-          <w:tab w:val="left" w:pos="9270"/>
-        </w:tabs>
-        <w:jc w:val="both"/>
-        <w:rPr>
-          <w:rFonts w:ascii="Times New Roman" w:hAnsi="Times New Roman" w:cs="Times New Roman"/>
-          <w:b/>
-          <w:bCs/>
-        </w:rPr>
-      </w:pPr>
-    </w:p>
-    <w:p>
-      <w:pPr>
-        <w:tabs>
-          <w:tab w:val="left" w:pos="9270"/>
-        </w:tabs>
-        <w:jc w:val="both"/>
-        <w:rPr>
-          <w:rFonts w:ascii="Times New Roman" w:hAnsi="Times New Roman" w:cs="Times New Roman"/>
-          <w:b/>
-          <w:bCs/>
-        </w:rPr>
-      </w:pPr>
-      <w:r>
-        <w:rPr>
-          <w:rFonts w:ascii="Times New Roman" w:hAnsi="Times New Roman" w:cs="Times New Roman"/>
-          <w:b/>
-          <w:bCs/>
-        </w:rPr>
-        <w:t xml:space="preserve">c. Removed Duplicated Rows </w:t>
-      </w:r>
-    </w:p>
-    <w:p>
-      <w:pPr>
-        <w:tabs>
-          <w:tab w:val="left" w:pos="9270"/>
-        </w:tabs>
-        <w:jc w:val="both"/>
-        <w:rPr>
-          <w:rFonts w:ascii="Times New Roman" w:hAnsi="Times New Roman" w:cs="Times New Roman"/>
-          <w:b/>
-          <w:bCs/>
-        </w:rPr>
-      </w:pPr>
-    </w:p>
-    <w:p>
-      <w:pPr>
-        <w:tabs>
-          <w:tab w:val="left" w:pos="9270"/>
-        </w:tabs>
-        <w:ind w:left="-90"/>
-        <w:jc w:val="center"/>
-        <w:rPr>
-          <w:rFonts w:ascii="Times New Roman" w:hAnsi="Times New Roman" w:cs="Times New Roman"/>
-        </w:rPr>
-      </w:pPr>
       <w:r>
         <w:rPr>
           <w:rFonts w:ascii="Times New Roman" w:hAnsi="Times New Roman" w:cs="Times New Roman"/>
         </w:rPr>
         <w:lastRenderedPageBreak/>
         <w:drawing>
-          <wp:anchor distT="0" distB="0" distL="114300" distR="114300" simplePos="0" relativeHeight="251689984" behindDoc="0" locked="0" layoutInCell="1" allowOverlap="1" wp14:anchorId="285AA522" wp14:editId="17F1A245">
+          <wp:anchor distT="0" distB="0" distL="114300" distR="114300" simplePos="0" relativeHeight="251689984" behindDoc="0" locked="0" layoutInCell="1" allowOverlap="1" wp14:anchorId="285AA522" wp14:editId="556D1658">
             <wp:simplePos x="0" y="0"/>
             <wp:positionH relativeFrom="column">
-              <wp:posOffset>1558290</wp:posOffset>
+              <wp:posOffset>2533650</wp:posOffset>
             </wp:positionH>
             <wp:positionV relativeFrom="paragraph">
               <wp:posOffset>19050</wp:posOffset>
             </wp:positionV>
-            <wp:extent cx="2526030" cy="2910602"/>
-            <wp:effectExtent l="19050" t="19050" r="26670" b="23495"/>
+            <wp:extent cx="2228850" cy="2567305"/>
+            <wp:effectExtent l="19050" t="19050" r="19050" b="23495"/>
             <wp:wrapSquare wrapText="bothSides"/>
             <wp:docPr id="144501593" name="Picture 1"/>
             <wp:cNvGraphicFramePr>
@@ -5310,7 +5266,7 @@
                   <pic:spPr>
                     <a:xfrm>
                       <a:off x="0" y="0"/>
-                      <a:ext cx="2526030" cy="2910602"/>
+                      <a:ext cx="2228850" cy="2567305"/>
                     </a:xfrm>
                     <a:prstGeom prst="rect">
                       <a:avLst/>
@@ -5324,9 +5280,35 @@
                 </pic:pic>
               </a:graphicData>
             </a:graphic>
+            <wp14:sizeRelH relativeFrom="margin">
+              <wp14:pctWidth>0</wp14:pctWidth>
+            </wp14:sizeRelH>
+            <wp14:sizeRelV relativeFrom="margin">
+              <wp14:pctHeight>0</wp14:pctHeight>
+            </wp14:sizeRelV>
           </wp:anchor>
         </w:drawing>
       </w:r>
+      <w:r>
+        <w:rPr>
+          <w:rFonts w:ascii="Times New Roman" w:hAnsi="Times New Roman" w:cs="Times New Roman"/>
+          <w:b/>
+          <w:bCs/>
+        </w:rPr>
+        <w:t xml:space="preserve">c. Removed Duplicated Rows </w:t>
+      </w:r>
+    </w:p>
+    <w:p>
+      <w:pPr>
+        <w:tabs>
+          <w:tab w:val="left" w:pos="9270"/>
+        </w:tabs>
+        <w:ind w:left="-90"/>
+        <w:jc w:val="center"/>
+        <w:rPr>
+          <w:rFonts w:ascii="Times New Roman" w:hAnsi="Times New Roman" w:cs="Times New Roman"/>
+        </w:rPr>
+      </w:pPr>
     </w:p>
     <w:p>
       <w:pPr>
@@ -5398,10 +5380,11 @@
         </w:rPr>
       </w:pPr>
     </w:p>
+    <w:p/>
     <w:p>
       <w:pPr>
         <w:pStyle w:val="Heading2"/>
-        <w:spacing w:line="360" w:lineRule="auto"/>
+        <w:spacing w:before="0" w:after="0" w:line="360" w:lineRule="auto"/>
         <w:rPr>
           <w:rFonts w:ascii="Times New Roman" w:hAnsi="Times New Roman" w:cs="Times New Roman"/>
           <w:i/>
@@ -5411,11 +5394,8 @@
           <w:szCs w:val="24"/>
         </w:rPr>
       </w:pPr>
-    </w:p>
-    <w:p>
-      <w:pPr>
-        <w:pStyle w:val="Heading2"/>
-        <w:spacing w:line="360" w:lineRule="auto"/>
+      <w:bookmarkStart w:id="11" w:name="_Toc227465213"/>
+      <w:r>
         <w:rPr>
           <w:rFonts w:ascii="Times New Roman" w:hAnsi="Times New Roman" w:cs="Times New Roman"/>
           <w:i/>
@@ -5424,45 +5404,6 @@
           <w:sz w:val="24"/>
           <w:szCs w:val="24"/>
         </w:rPr>
-      </w:pPr>
-    </w:p>
-    <w:p>
-      <w:pPr>
-        <w:pStyle w:val="Heading2"/>
-        <w:spacing w:line="360" w:lineRule="auto"/>
-        <w:rPr>
-          <w:rFonts w:ascii="Times New Roman" w:hAnsi="Times New Roman" w:cs="Times New Roman"/>
-          <w:i/>
-          <w:iCs/>
-          <w:color w:val="auto"/>
-          <w:sz w:val="24"/>
-          <w:szCs w:val="24"/>
-        </w:rPr>
-      </w:pPr>
-    </w:p>
-    <w:p>
-      <w:pPr>
-        <w:pStyle w:val="Heading2"/>
-        <w:spacing w:line="360" w:lineRule="auto"/>
-        <w:rPr>
-          <w:rFonts w:ascii="Times New Roman" w:hAnsi="Times New Roman" w:cs="Times New Roman"/>
-          <w:i/>
-          <w:iCs/>
-          <w:color w:val="auto"/>
-          <w:sz w:val="24"/>
-          <w:szCs w:val="24"/>
-        </w:rPr>
-      </w:pPr>
-      <w:bookmarkStart w:id="11" w:name="_Toc227464832"/>
-      <w:r>
-        <w:rPr>
-          <w:rFonts w:ascii="Times New Roman" w:hAnsi="Times New Roman" w:cs="Times New Roman"/>
-          <w:i/>
-          <w:iCs/>
-          <w:color w:val="auto"/>
-          <w:sz w:val="24"/>
-          <w:szCs w:val="24"/>
-        </w:rPr>
         <w:t>2. Transformation Steps (Creating Analytical Value)</w:t>
       </w:r>
       <w:bookmarkEnd w:id="11"/>
@@ -5472,7 +5413,7 @@
         <w:tabs>
           <w:tab w:val="left" w:pos="9270"/>
         </w:tabs>
-        <w:spacing w:line="276" w:lineRule="auto"/>
+        <w:spacing w:after="0" w:line="360" w:lineRule="auto"/>
         <w:ind w:left="-90"/>
         <w:jc w:val="both"/>
         <w:rPr>
@@ -5503,7 +5444,7 @@
         <w:tabs>
           <w:tab w:val="left" w:pos="9270"/>
         </w:tabs>
-        <w:spacing w:line="276" w:lineRule="auto"/>
+        <w:spacing w:after="0" w:line="360" w:lineRule="auto"/>
         <w:ind w:left="-90"/>
         <w:jc w:val="both"/>
         <w:rPr>
@@ -5514,21 +5455,7 @@
         <w:rPr>
           <w:rFonts w:ascii="Times New Roman" w:hAnsi="Times New Roman" w:cs="Times New Roman"/>
         </w:rPr>
-        <w:t xml:space="preserve">The </w:t>
-      </w:r>
-      <w:proofErr w:type="spellStart"/>
-      <w:r>
-        <w:rPr>
-          <w:rFonts w:ascii="Times New Roman" w:hAnsi="Times New Roman" w:cs="Times New Roman"/>
-        </w:rPr>
-        <w:t>ScheduledDay</w:t>
-      </w:r>
-      <w:proofErr w:type="spellEnd"/>
-      <w:r>
-        <w:rPr>
-          <w:rFonts w:ascii="Times New Roman" w:hAnsi="Times New Roman" w:cs="Times New Roman"/>
-        </w:rPr>
-        <w:t xml:space="preserve"> column contained combined date and time strings.</w:t>
+        <w:t>The ScheduledDay column contained combined date and time strings.</w:t>
       </w:r>
     </w:p>
     <w:p>
@@ -5540,7 +5467,7 @@
         <w:tabs>
           <w:tab w:val="left" w:pos="9270"/>
         </w:tabs>
-        <w:spacing w:line="276" w:lineRule="auto"/>
+        <w:spacing w:after="0" w:line="360" w:lineRule="auto"/>
         <w:ind w:left="270"/>
         <w:jc w:val="both"/>
         <w:rPr>
@@ -5563,7 +5490,7 @@
         <w:tabs>
           <w:tab w:val="left" w:pos="9270"/>
         </w:tabs>
-        <w:spacing w:line="276" w:lineRule="auto"/>
+        <w:spacing w:after="0" w:line="360" w:lineRule="auto"/>
         <w:ind w:left="270"/>
         <w:jc w:val="both"/>
         <w:rPr>
@@ -5582,7 +5509,8 @@
         <w:tabs>
           <w:tab w:val="left" w:pos="9270"/>
         </w:tabs>
-        <w:ind w:left="-90"/>
+        <w:spacing w:after="0" w:line="360" w:lineRule="auto"/>
+        <w:ind w:left="270"/>
         <w:jc w:val="both"/>
         <w:rPr>
           <w:rFonts w:ascii="Times New Roman" w:hAnsi="Times New Roman" w:cs="Times New Roman"/>
@@ -5604,14 +5532,145 @@
         <w:rPr>
           <w:rFonts w:ascii="Times New Roman" w:hAnsi="Times New Roman" w:cs="Times New Roman"/>
         </w:rPr>
+        <w:t>Before:</w:t>
+      </w:r>
+      <w:r>
+        <w:rPr>
+          <w:rFonts w:ascii="Times New Roman" w:hAnsi="Times New Roman" w:cs="Times New Roman"/>
+        </w:rPr>
+        <w:t xml:space="preserve">                                   </w:t>
+      </w:r>
+      <w:r>
+        <w:rPr>
+          <w:rFonts w:ascii="Times New Roman" w:hAnsi="Times New Roman" w:cs="Times New Roman"/>
+        </w:rPr>
+        <w:t xml:space="preserve">    </w:t>
+      </w:r>
+      <w:r>
+        <w:rPr>
+          <w:rFonts w:ascii="Times New Roman" w:hAnsi="Times New Roman" w:cs="Times New Roman"/>
+        </w:rPr>
+        <w:t xml:space="preserve">During: </w:t>
+      </w:r>
+      <w:r>
+        <w:rPr>
+          <w:rFonts w:ascii="Times New Roman" w:hAnsi="Times New Roman" w:cs="Times New Roman"/>
+        </w:rPr>
+        <w:t xml:space="preserve">                                                 </w:t>
+      </w:r>
+      <w:r>
+        <w:rPr>
+          <w:rFonts w:ascii="Times New Roman" w:hAnsi="Times New Roman" w:cs="Times New Roman"/>
+        </w:rPr>
+        <w:t xml:space="preserve">   </w:t>
+      </w:r>
+      <w:r>
+        <w:rPr>
+          <w:rFonts w:ascii="Times New Roman" w:hAnsi="Times New Roman" w:cs="Times New Roman"/>
+        </w:rPr>
+        <w:t>After:</w:t>
+      </w:r>
+    </w:p>
+    <w:p>
+      <w:pPr>
+        <w:tabs>
+          <w:tab w:val="left" w:pos="9270"/>
+        </w:tabs>
+        <w:ind w:left="-360"/>
+        <w:jc w:val="both"/>
+        <w:rPr>
+          <w:rFonts w:ascii="Times New Roman" w:hAnsi="Times New Roman" w:cs="Times New Roman"/>
+        </w:rPr>
+      </w:pPr>
+      <w:r>
+        <w:rPr>
+          <w:rFonts w:ascii="Times New Roman" w:hAnsi="Times New Roman" w:cs="Times New Roman"/>
+        </w:rPr>
         <w:drawing>
-          <wp:anchor distT="0" distB="0" distL="114300" distR="114300" simplePos="0" relativeHeight="251662336" behindDoc="0" locked="0" layoutInCell="1" allowOverlap="1" wp14:anchorId="2CD8CB2E" wp14:editId="793FCAD0">
+          <wp:anchor distT="0" distB="0" distL="114300" distR="114300" simplePos="0" relativeHeight="251660288" behindDoc="0" locked="0" layoutInCell="1" allowOverlap="1" wp14:anchorId="7FCE4F44" wp14:editId="397FDC98">
             <wp:simplePos x="0" y="0"/>
-            <wp:positionH relativeFrom="page">
-              <wp:posOffset>5149850</wp:posOffset>
+            <wp:positionH relativeFrom="margin">
+              <wp:posOffset>-224790</wp:posOffset>
             </wp:positionH>
             <wp:positionV relativeFrom="paragraph">
-              <wp:posOffset>284480</wp:posOffset>
+              <wp:posOffset>306070</wp:posOffset>
+            </wp:positionV>
+            <wp:extent cx="1204595" cy="2724150"/>
+            <wp:effectExtent l="19050" t="19050" r="14605" b="19050"/>
+            <wp:wrapSquare wrapText="bothSides"/>
+            <wp:docPr id="1054138569" name="Picture 1"/>
+            <wp:cNvGraphicFramePr>
+              <a:graphicFrameLocks xmlns:a="http://schemas.openxmlformats.org/drawingml/2006/main" noChangeAspect="1"/>
+            </wp:cNvGraphicFramePr>
+            <a:graphic xmlns:a="http://schemas.openxmlformats.org/drawingml/2006/main">
+              <a:graphicData uri="http://schemas.openxmlformats.org/drawingml/2006/picture">
+                <pic:pic xmlns:pic="http://schemas.openxmlformats.org/drawingml/2006/picture">
+                  <pic:nvPicPr>
+                    <pic:cNvPr id="1054138569" name=""/>
+                    <pic:cNvPicPr/>
+                  </pic:nvPicPr>
+                  <pic:blipFill>
+                    <a:blip r:embed="rId22">
+                      <a:extLst>
+                        <a:ext uri="{28A0092B-C50C-407E-A947-70E740481C1C}">
+                          <a14:useLocalDpi xmlns:a14="http://schemas.microsoft.com/office/drawing/2010/main" val="0"/>
+                        </a:ext>
+                      </a:extLst>
+                    </a:blip>
+                    <a:stretch>
+                      <a:fillRect/>
+                    </a:stretch>
+                  </pic:blipFill>
+                  <pic:spPr>
+                    <a:xfrm>
+                      <a:off x="0" y="0"/>
+                      <a:ext cx="1204595" cy="2724150"/>
+                    </a:xfrm>
+                    <a:prstGeom prst="rect">
+                      <a:avLst/>
+                    </a:prstGeom>
+                    <a:ln>
+                      <a:solidFill>
+                        <a:schemeClr val="accent1"/>
+                      </a:solidFill>
+                    </a:ln>
+                  </pic:spPr>
+                </pic:pic>
+              </a:graphicData>
+            </a:graphic>
+            <wp14:sizeRelH relativeFrom="margin">
+              <wp14:pctWidth>0</wp14:pctWidth>
+            </wp14:sizeRelH>
+            <wp14:sizeRelV relativeFrom="margin">
+              <wp14:pctHeight>0</wp14:pctHeight>
+            </wp14:sizeRelV>
+          </wp:anchor>
+        </w:drawing>
+      </w:r>
+    </w:p>
+    <w:p>
+      <w:pPr>
+        <w:tabs>
+          <w:tab w:val="left" w:pos="9270"/>
+        </w:tabs>
+        <w:ind w:left="-90"/>
+        <w:jc w:val="both"/>
+        <w:rPr>
+          <w:rFonts w:ascii="Times New Roman" w:hAnsi="Times New Roman" w:cs="Times New Roman"/>
+        </w:rPr>
+      </w:pPr>
+      <w:r>
+        <w:rPr>
+          <w:rFonts w:ascii="Times New Roman" w:hAnsi="Times New Roman" w:cs="Times New Roman"/>
+        </w:rPr>
+        <w:drawing>
+          <wp:anchor distT="0" distB="0" distL="114300" distR="114300" simplePos="0" relativeHeight="251662336" behindDoc="0" locked="0" layoutInCell="1" allowOverlap="1" wp14:anchorId="2CD8CB2E" wp14:editId="4176A675">
+            <wp:simplePos x="0" y="0"/>
+            <wp:positionH relativeFrom="margin">
+              <wp:posOffset>3976370</wp:posOffset>
+            </wp:positionH>
+            <wp:positionV relativeFrom="paragraph">
+              <wp:posOffset>28575</wp:posOffset>
             </wp:positionV>
             <wp:extent cx="2199640" cy="2667000"/>
             <wp:effectExtent l="19050" t="19050" r="10160" b="19050"/>
@@ -5628,7 +5687,7 @@
                     <pic:cNvPicPr/>
                   </pic:nvPicPr>
                   <pic:blipFill>
-                    <a:blip r:embed="rId22">
+                    <a:blip r:embed="rId23">
                       <a:extLst>
                         <a:ext uri="{28A0092B-C50C-407E-A947-70E740481C1C}">
                           <a14:useLocalDpi xmlns:a14="http://schemas.microsoft.com/office/drawing/2010/main" val="0"/>
@@ -5665,48 +5724,6 @@
           </wp:anchor>
         </w:drawing>
       </w:r>
-      <w:r>
-        <w:rPr>
-          <w:rFonts w:ascii="Times New Roman" w:hAnsi="Times New Roman" w:cs="Times New Roman"/>
-        </w:rPr>
-        <w:t>Before:</w:t>
-      </w:r>
-      <w:r>
-        <w:rPr>
-          <w:rFonts w:ascii="Times New Roman" w:hAnsi="Times New Roman" w:cs="Times New Roman"/>
-        </w:rPr>
-        <w:t xml:space="preserve">                                   </w:t>
-      </w:r>
-      <w:r>
-        <w:rPr>
-          <w:rFonts w:ascii="Times New Roman" w:hAnsi="Times New Roman" w:cs="Times New Roman"/>
-        </w:rPr>
-        <w:t xml:space="preserve">    </w:t>
-      </w:r>
-      <w:r>
-        <w:rPr>
-          <w:rFonts w:ascii="Times New Roman" w:hAnsi="Times New Roman" w:cs="Times New Roman"/>
-        </w:rPr>
-        <w:t xml:space="preserve">During: </w:t>
-      </w:r>
-      <w:r>
-        <w:rPr>
-          <w:rFonts w:ascii="Times New Roman" w:hAnsi="Times New Roman" w:cs="Times New Roman"/>
-        </w:rPr>
-        <w:t xml:space="preserve">                                                 </w:t>
-      </w:r>
-      <w:r>
-        <w:rPr>
-          <w:rFonts w:ascii="Times New Roman" w:hAnsi="Times New Roman" w:cs="Times New Roman"/>
-        </w:rPr>
-        <w:t xml:space="preserve">   </w:t>
-      </w:r>
-      <w:r>
-        <w:rPr>
-          <w:rFonts w:ascii="Times New Roman" w:hAnsi="Times New Roman" w:cs="Times New Roman"/>
-        </w:rPr>
-        <w:t>After:</w:t>
-      </w:r>
     </w:p>
     <w:p>
       <w:pPr>
@@ -5724,13 +5741,13 @@
           <w:rFonts w:ascii="Times New Roman" w:hAnsi="Times New Roman" w:cs="Times New Roman"/>
         </w:rPr>
         <w:drawing>
-          <wp:anchor distT="0" distB="0" distL="114300" distR="114300" simplePos="0" relativeHeight="251661312" behindDoc="0" locked="0" layoutInCell="1" allowOverlap="1" wp14:anchorId="38D21DCA" wp14:editId="3AA4CC32">
+          <wp:anchor distT="0" distB="0" distL="114300" distR="114300" simplePos="0" relativeHeight="251661312" behindDoc="0" locked="0" layoutInCell="1" allowOverlap="1" wp14:anchorId="38D21DCA" wp14:editId="71FB82AE">
             <wp:simplePos x="0" y="0"/>
             <wp:positionH relativeFrom="margin">
-              <wp:posOffset>1651000</wp:posOffset>
+              <wp:posOffset>1490980</wp:posOffset>
             </wp:positionH>
             <wp:positionV relativeFrom="paragraph">
-              <wp:posOffset>471805</wp:posOffset>
+              <wp:posOffset>29845</wp:posOffset>
             </wp:positionV>
             <wp:extent cx="2205990" cy="1693545"/>
             <wp:effectExtent l="19050" t="19050" r="22860" b="20955"/>
@@ -5747,7 +5764,7 @@
                     <pic:cNvPicPr/>
                   </pic:nvPicPr>
                   <pic:blipFill rotWithShape="1">
-                    <a:blip r:embed="rId23" cstate="print">
+                    <a:blip r:embed="rId24" cstate="print">
                       <a:extLst>
                         <a:ext uri="{28A0092B-C50C-407E-A947-70E740481C1C}">
                           <a14:useLocalDpi xmlns:a14="http://schemas.microsoft.com/office/drawing/2010/main" val="0"/>
@@ -5809,83 +5826,6 @@
           </wp:anchor>
         </w:drawing>
       </w:r>
-      <w:r>
-        <w:rPr>
-          <w:rFonts w:ascii="Times New Roman" w:hAnsi="Times New Roman" w:cs="Times New Roman"/>
-        </w:rPr>
-        <w:drawing>
-          <wp:anchor distT="0" distB="0" distL="114300" distR="114300" simplePos="0" relativeHeight="251660288" behindDoc="0" locked="0" layoutInCell="1" allowOverlap="1" wp14:anchorId="7FCE4F44" wp14:editId="672D1F6C">
-            <wp:simplePos x="0" y="0"/>
-            <wp:positionH relativeFrom="margin">
-              <wp:align>left</wp:align>
-            </wp:positionH>
-            <wp:positionV relativeFrom="paragraph">
-              <wp:posOffset>-74295</wp:posOffset>
-            </wp:positionV>
-            <wp:extent cx="1204595" cy="2724150"/>
-            <wp:effectExtent l="19050" t="19050" r="14605" b="19050"/>
-            <wp:wrapSquare wrapText="bothSides"/>
-            <wp:docPr id="1054138569" name="Picture 1"/>
-            <wp:cNvGraphicFramePr>
-              <a:graphicFrameLocks xmlns:a="http://schemas.openxmlformats.org/drawingml/2006/main" noChangeAspect="1"/>
-            </wp:cNvGraphicFramePr>
-            <a:graphic xmlns:a="http://schemas.openxmlformats.org/drawingml/2006/main">
-              <a:graphicData uri="http://schemas.openxmlformats.org/drawingml/2006/picture">
-                <pic:pic xmlns:pic="http://schemas.openxmlformats.org/drawingml/2006/picture">
-                  <pic:nvPicPr>
-                    <pic:cNvPr id="1054138569" name=""/>
-                    <pic:cNvPicPr/>
-                  </pic:nvPicPr>
-                  <pic:blipFill>
-                    <a:blip r:embed="rId24">
-                      <a:extLst>
-                        <a:ext uri="{28A0092B-C50C-407E-A947-70E740481C1C}">
-                          <a14:useLocalDpi xmlns:a14="http://schemas.microsoft.com/office/drawing/2010/main" val="0"/>
-                        </a:ext>
-                      </a:extLst>
-                    </a:blip>
-                    <a:stretch>
-                      <a:fillRect/>
-                    </a:stretch>
-                  </pic:blipFill>
-                  <pic:spPr>
-                    <a:xfrm>
-                      <a:off x="0" y="0"/>
-                      <a:ext cx="1204595" cy="2724150"/>
-                    </a:xfrm>
-                    <a:prstGeom prst="rect">
-                      <a:avLst/>
-                    </a:prstGeom>
-                    <a:ln>
-                      <a:solidFill>
-                        <a:schemeClr val="accent1"/>
-                      </a:solidFill>
-                    </a:ln>
-                  </pic:spPr>
-                </pic:pic>
-              </a:graphicData>
-            </a:graphic>
-            <wp14:sizeRelH relativeFrom="margin">
-              <wp14:pctWidth>0</wp14:pctWidth>
-            </wp14:sizeRelH>
-            <wp14:sizeRelV relativeFrom="margin">
-              <wp14:pctHeight>0</wp14:pctHeight>
-            </wp14:sizeRelV>
-          </wp:anchor>
-        </w:drawing>
-      </w:r>
-    </w:p>
-    <w:p>
-      <w:pPr>
-        <w:tabs>
-          <w:tab w:val="left" w:pos="9270"/>
-        </w:tabs>
-        <w:ind w:left="-90"/>
-        <w:jc w:val="both"/>
-        <w:rPr>
-          <w:rFonts w:ascii="Times New Roman" w:hAnsi="Times New Roman" w:cs="Times New Roman"/>
-        </w:rPr>
-      </w:pPr>
     </w:p>
     <w:p>
       <w:pPr>
@@ -5906,6 +5846,89 @@
           <w:tab w:val="left" w:pos="9270"/>
         </w:tabs>
         <w:ind w:left="-90"/>
+        <w:jc w:val="both"/>
+        <w:rPr>
+          <w:rFonts w:ascii="Times New Roman" w:hAnsi="Times New Roman" w:cs="Times New Roman"/>
+          <w:b/>
+          <w:bCs/>
+        </w:rPr>
+      </w:pPr>
+    </w:p>
+    <w:p>
+      <w:pPr>
+        <w:tabs>
+          <w:tab w:val="left" w:pos="9270"/>
+        </w:tabs>
+        <w:ind w:left="-90"/>
+        <w:jc w:val="both"/>
+        <w:rPr>
+          <w:rFonts w:ascii="Times New Roman" w:hAnsi="Times New Roman" w:cs="Times New Roman"/>
+          <w:b/>
+          <w:bCs/>
+        </w:rPr>
+      </w:pPr>
+    </w:p>
+    <w:p>
+      <w:pPr>
+        <w:tabs>
+          <w:tab w:val="left" w:pos="9270"/>
+        </w:tabs>
+        <w:ind w:left="-90"/>
+        <w:jc w:val="both"/>
+        <w:rPr>
+          <w:rFonts w:ascii="Times New Roman" w:hAnsi="Times New Roman" w:cs="Times New Roman"/>
+          <w:b/>
+          <w:bCs/>
+        </w:rPr>
+      </w:pPr>
+    </w:p>
+    <w:p>
+      <w:pPr>
+        <w:tabs>
+          <w:tab w:val="left" w:pos="9270"/>
+        </w:tabs>
+        <w:ind w:left="-90"/>
+        <w:jc w:val="both"/>
+        <w:rPr>
+          <w:rFonts w:ascii="Times New Roman" w:hAnsi="Times New Roman" w:cs="Times New Roman"/>
+          <w:b/>
+          <w:bCs/>
+        </w:rPr>
+      </w:pPr>
+    </w:p>
+    <w:p>
+      <w:pPr>
+        <w:tabs>
+          <w:tab w:val="left" w:pos="9270"/>
+        </w:tabs>
+        <w:ind w:left="-90"/>
+        <w:jc w:val="both"/>
+        <w:rPr>
+          <w:rFonts w:ascii="Times New Roman" w:hAnsi="Times New Roman" w:cs="Times New Roman"/>
+          <w:b/>
+          <w:bCs/>
+        </w:rPr>
+      </w:pPr>
+    </w:p>
+    <w:p>
+      <w:pPr>
+        <w:tabs>
+          <w:tab w:val="left" w:pos="9270"/>
+        </w:tabs>
+        <w:ind w:left="-90"/>
+        <w:jc w:val="both"/>
+        <w:rPr>
+          <w:rFonts w:ascii="Times New Roman" w:hAnsi="Times New Roman" w:cs="Times New Roman"/>
+          <w:b/>
+          <w:bCs/>
+        </w:rPr>
+      </w:pPr>
+    </w:p>
+    <w:p>
+      <w:pPr>
+        <w:tabs>
+          <w:tab w:val="left" w:pos="9270"/>
+        </w:tabs>
         <w:jc w:val="both"/>
         <w:rPr>
           <w:rFonts w:ascii="Times New Roman" w:hAnsi="Times New Roman" w:cs="Times New Roman"/>
@@ -5978,35 +6001,7 @@
         <w:rPr>
           <w:rFonts w:ascii="Times New Roman" w:hAnsi="Times New Roman" w:cs="Times New Roman"/>
         </w:rPr>
-        <w:t xml:space="preserve">Action: Renamed </w:t>
-      </w:r>
-      <w:proofErr w:type="spellStart"/>
-      <w:r>
-        <w:rPr>
-          <w:rFonts w:ascii="Times New Roman" w:hAnsi="Times New Roman" w:cs="Times New Roman"/>
-        </w:rPr>
-        <w:t>Hipertension</w:t>
-      </w:r>
-      <w:proofErr w:type="spellEnd"/>
-      <w:r>
-        <w:rPr>
-          <w:rFonts w:ascii="Times New Roman" w:hAnsi="Times New Roman" w:cs="Times New Roman"/>
-        </w:rPr>
-        <w:t xml:space="preserve"> to Hypertension, </w:t>
-      </w:r>
-      <w:proofErr w:type="spellStart"/>
-      <w:r>
-        <w:rPr>
-          <w:rFonts w:ascii="Times New Roman" w:hAnsi="Times New Roman" w:cs="Times New Roman"/>
-        </w:rPr>
-        <w:t>Handcap</w:t>
-      </w:r>
-      <w:proofErr w:type="spellEnd"/>
-      <w:r>
-        <w:rPr>
-          <w:rFonts w:ascii="Times New Roman" w:hAnsi="Times New Roman" w:cs="Times New Roman"/>
-        </w:rPr>
-        <w:t xml:space="preserve"> to Handicap</w:t>
+        <w:t>Action: Renamed Hipertension to Hypertension, Handcap to Handicap</w:t>
       </w:r>
     </w:p>
     <w:p>
@@ -6038,9 +6033,12 @@
         <w:tabs>
           <w:tab w:val="left" w:pos="9270"/>
         </w:tabs>
-        <w:jc w:val="both"/>
-        <w:rPr>
-          <w:rFonts w:ascii="Times New Roman" w:hAnsi="Times New Roman" w:cs="Times New Roman"/>
+        <w:ind w:left="-90"/>
+        <w:jc w:val="both"/>
+        <w:rPr>
+          <w:rFonts w:ascii="Times New Roman" w:hAnsi="Times New Roman" w:cs="Times New Roman"/>
+          <w:sz w:val="6"/>
+          <w:szCs w:val="6"/>
         </w:rPr>
       </w:pPr>
     </w:p>
@@ -6078,9 +6076,9 @@
           <w:rFonts w:ascii="Times New Roman" w:hAnsi="Times New Roman" w:cs="Times New Roman"/>
         </w:rPr>
         <w:drawing>
-          <wp:inline distT="0" distB="0" distL="0" distR="0" wp14:anchorId="46E12BEF" wp14:editId="6B9461FE">
-            <wp:extent cx="5894070" cy="1550670"/>
-            <wp:effectExtent l="19050" t="19050" r="11430" b="11430"/>
+          <wp:inline distT="0" distB="0" distL="0" distR="0" wp14:anchorId="46E12BEF" wp14:editId="000BC464">
+            <wp:extent cx="5598940" cy="1352550"/>
+            <wp:effectExtent l="19050" t="19050" r="20955" b="19050"/>
             <wp:docPr id="1385580047" name="Picture 1"/>
             <wp:cNvGraphicFramePr>
               <a:graphicFrameLocks xmlns:a="http://schemas.openxmlformats.org/drawingml/2006/main" noChangeAspect="1"/>
@@ -6102,7 +6100,7 @@
                   <pic:spPr bwMode="auto">
                     <a:xfrm>
                       <a:off x="0" y="0"/>
-                      <a:ext cx="5894070" cy="1550670"/>
+                      <a:ext cx="5629538" cy="1359942"/>
                     </a:xfrm>
                     <a:prstGeom prst="rect">
                       <a:avLst/>
@@ -6155,18 +6153,6 @@
           <w:rFonts w:ascii="Times New Roman" w:hAnsi="Times New Roman" w:cs="Times New Roman"/>
         </w:rPr>
       </w:pPr>
-    </w:p>
-    <w:p>
-      <w:pPr>
-        <w:tabs>
-          <w:tab w:val="left" w:pos="9270"/>
-        </w:tabs>
-        <w:ind w:left="-90"/>
-        <w:jc w:val="both"/>
-        <w:rPr>
-          <w:rFonts w:ascii="Times New Roman" w:hAnsi="Times New Roman" w:cs="Times New Roman"/>
-        </w:rPr>
-      </w:pPr>
       <w:r>
         <w:rPr>
           <w:rFonts w:ascii="Times New Roman" w:hAnsi="Times New Roman" w:cs="Times New Roman"/>
@@ -6190,9 +6176,9 @@
           <w:rFonts w:ascii="Times New Roman" w:hAnsi="Times New Roman" w:cs="Times New Roman"/>
         </w:rPr>
         <w:drawing>
-          <wp:inline distT="0" distB="0" distL="0" distR="0" wp14:anchorId="5F3322DC" wp14:editId="36802D68">
-            <wp:extent cx="5604510" cy="1389152"/>
-            <wp:effectExtent l="19050" t="19050" r="15240" b="20955"/>
+          <wp:inline distT="0" distB="0" distL="0" distR="0" wp14:anchorId="5F3322DC" wp14:editId="39B8AE9C">
+            <wp:extent cx="5193030" cy="1154738"/>
+            <wp:effectExtent l="19050" t="19050" r="26670" b="26670"/>
             <wp:docPr id="561662984" name="Picture 1"/>
             <wp:cNvGraphicFramePr>
               <a:graphicFrameLocks xmlns:a="http://schemas.openxmlformats.org/drawingml/2006/main" noChangeAspect="1"/>
@@ -6213,7 +6199,7 @@
                   <pic:spPr>
                     <a:xfrm>
                       <a:off x="0" y="0"/>
-                      <a:ext cx="5612456" cy="1391122"/>
+                      <a:ext cx="5209584" cy="1158419"/>
                     </a:xfrm>
                     <a:prstGeom prst="rect">
                       <a:avLst/>
@@ -6236,21 +6222,23 @@
         <w:tabs>
           <w:tab w:val="left" w:pos="9270"/>
         </w:tabs>
-        <w:ind w:left="-90"/>
+        <w:spacing w:line="360" w:lineRule="auto"/>
         <w:jc w:val="both"/>
         <w:rPr>
           <w:rFonts w:ascii="Times New Roman" w:hAnsi="Times New Roman" w:cs="Times New Roman"/>
           <w:b/>
           <w:bCs/>
-        </w:rPr>
-      </w:pPr>
-    </w:p>
-    <w:p>
-      <w:pPr>
-        <w:tabs>
-          <w:tab w:val="left" w:pos="9270"/>
-        </w:tabs>
-        <w:ind w:left="-90"/>
+          <w:sz w:val="6"/>
+          <w:szCs w:val="6"/>
+        </w:rPr>
+      </w:pPr>
+    </w:p>
+    <w:p>
+      <w:pPr>
+        <w:tabs>
+          <w:tab w:val="left" w:pos="9270"/>
+        </w:tabs>
+        <w:spacing w:line="360" w:lineRule="auto"/>
         <w:jc w:val="both"/>
         <w:rPr>
           <w:rFonts w:ascii="Times New Roman" w:hAnsi="Times New Roman" w:cs="Times New Roman"/>
@@ -6280,32 +6268,15 @@
           <w:b/>
           <w:bCs/>
         </w:rPr>
-        <w:t>Creating Custom Columns (</w:t>
-      </w:r>
-      <w:proofErr w:type="spellStart"/>
-      <w:r>
-        <w:rPr>
-          <w:rFonts w:ascii="Times New Roman" w:hAnsi="Times New Roman" w:cs="Times New Roman"/>
-          <w:b/>
-          <w:bCs/>
-        </w:rPr>
-        <w:t>WaitDays</w:t>
-      </w:r>
-      <w:proofErr w:type="spellEnd"/>
-      <w:r>
-        <w:rPr>
-          <w:rFonts w:ascii="Times New Roman" w:hAnsi="Times New Roman" w:cs="Times New Roman"/>
-          <w:b/>
-          <w:bCs/>
-        </w:rPr>
-        <w:t>)</w:t>
-      </w:r>
-    </w:p>
-    <w:p>
-      <w:pPr>
-        <w:tabs>
-          <w:tab w:val="left" w:pos="9270"/>
-        </w:tabs>
+        <w:t>Creating Custom Columns (WaitDays)</w:t>
+      </w:r>
+    </w:p>
+    <w:p>
+      <w:pPr>
+        <w:tabs>
+          <w:tab w:val="left" w:pos="9270"/>
+        </w:tabs>
+        <w:spacing w:after="0" w:line="360" w:lineRule="auto"/>
         <w:ind w:left="-90"/>
         <w:jc w:val="both"/>
         <w:rPr>
@@ -6329,6 +6300,7 @@
           <w:tab w:val="left" w:pos="270"/>
           <w:tab w:val="left" w:pos="9270"/>
         </w:tabs>
+        <w:spacing w:after="0" w:line="360" w:lineRule="auto"/>
         <w:ind w:left="-90" w:firstLine="90"/>
         <w:jc w:val="both"/>
         <w:rPr>
@@ -6348,53 +6320,18 @@
           <w:tab w:val="left" w:pos="270"/>
           <w:tab w:val="left" w:pos="9270"/>
         </w:tabs>
+        <w:spacing w:after="0" w:line="360" w:lineRule="auto"/>
         <w:ind w:left="-90" w:firstLine="90"/>
         <w:jc w:val="both"/>
         <w:rPr>
           <w:rFonts w:ascii="Times New Roman" w:hAnsi="Times New Roman" w:cs="Times New Roman"/>
         </w:rPr>
       </w:pPr>
-      <w:proofErr w:type="spellStart"/>
-      <w:r>
-        <w:rPr>
-          <w:rFonts w:ascii="Times New Roman" w:hAnsi="Times New Roman" w:cs="Times New Roman"/>
-        </w:rPr>
-        <w:t>Duration.Days</w:t>
-      </w:r>
-      <w:proofErr w:type="spellEnd"/>
-      <w:r>
-        <w:rPr>
-          <w:rFonts w:ascii="Times New Roman" w:hAnsi="Times New Roman" w:cs="Times New Roman"/>
-        </w:rPr>
-        <w:t>([</w:t>
-      </w:r>
-      <w:proofErr w:type="spellStart"/>
-      <w:r>
-        <w:rPr>
-          <w:rFonts w:ascii="Times New Roman" w:hAnsi="Times New Roman" w:cs="Times New Roman"/>
-        </w:rPr>
-        <w:t>AppointmentDay</w:t>
-      </w:r>
-      <w:proofErr w:type="spellEnd"/>
-      <w:r>
-        <w:rPr>
-          <w:rFonts w:ascii="Times New Roman" w:hAnsi="Times New Roman" w:cs="Times New Roman"/>
-        </w:rPr>
-        <w:t>] - [</w:t>
-      </w:r>
-      <w:proofErr w:type="spellStart"/>
-      <w:r>
-        <w:rPr>
-          <w:rFonts w:ascii="Times New Roman" w:hAnsi="Times New Roman" w:cs="Times New Roman"/>
-        </w:rPr>
-        <w:t>ScheduledDay</w:t>
-      </w:r>
-      <w:proofErr w:type="spellEnd"/>
-      <w:r>
-        <w:rPr>
-          <w:rFonts w:ascii="Times New Roman" w:hAnsi="Times New Roman" w:cs="Times New Roman"/>
-        </w:rPr>
-        <w:t>])</w:t>
+      <w:r>
+        <w:rPr>
+          <w:rFonts w:ascii="Times New Roman" w:hAnsi="Times New Roman" w:cs="Times New Roman"/>
+        </w:rPr>
+        <w:t>Duration.Days([AppointmentDay] - [ScheduledDay])</w:t>
       </w:r>
     </w:p>
     <w:p>
@@ -6407,6 +6344,7 @@
           <w:tab w:val="left" w:pos="270"/>
           <w:tab w:val="left" w:pos="9270"/>
         </w:tabs>
+        <w:spacing w:after="0" w:line="360" w:lineRule="auto"/>
         <w:ind w:left="-90" w:firstLine="90"/>
         <w:jc w:val="both"/>
         <w:rPr>
@@ -6681,18 +6619,7 @@
         <w:tabs>
           <w:tab w:val="left" w:pos="9270"/>
         </w:tabs>
-        <w:ind w:left="-90"/>
-        <w:jc w:val="both"/>
-        <w:rPr>
-          <w:rFonts w:ascii="Times New Roman" w:hAnsi="Times New Roman" w:cs="Times New Roman"/>
-        </w:rPr>
-      </w:pPr>
-    </w:p>
-    <w:p>
-      <w:pPr>
-        <w:tabs>
-          <w:tab w:val="left" w:pos="9270"/>
-        </w:tabs>
+        <w:spacing w:after="0" w:line="360" w:lineRule="auto"/>
         <w:ind w:left="-90"/>
         <w:jc w:val="both"/>
         <w:rPr>
@@ -6731,6 +6658,7 @@
         <w:tabs>
           <w:tab w:val="left" w:pos="9270"/>
         </w:tabs>
+        <w:spacing w:after="0" w:line="360" w:lineRule="auto"/>
         <w:ind w:left="-90"/>
         <w:jc w:val="both"/>
         <w:rPr>
@@ -6753,7 +6681,8 @@
         <w:tabs>
           <w:tab w:val="left" w:pos="9270"/>
         </w:tabs>
-        <w:ind w:left="-90"/>
+        <w:spacing w:after="0" w:line="360" w:lineRule="auto"/>
+        <w:ind w:left="270" w:hanging="270"/>
         <w:jc w:val="both"/>
         <w:rPr>
           <w:rFonts w:ascii="Times New Roman" w:hAnsi="Times New Roman" w:cs="Times New Roman"/>
@@ -6775,6 +6704,25 @@
         <w:tabs>
           <w:tab w:val="left" w:pos="9270"/>
         </w:tabs>
+        <w:spacing w:after="0" w:line="360" w:lineRule="auto"/>
+        <w:ind w:left="270" w:hanging="270"/>
+        <w:jc w:val="both"/>
+        <w:rPr>
+          <w:rFonts w:ascii="Times New Roman" w:hAnsi="Times New Roman" w:cs="Times New Roman"/>
+        </w:rPr>
+      </w:pPr>
+      <w:r>
+        <w:rPr>
+          <w:rFonts w:ascii="Times New Roman" w:hAnsi="Times New Roman" w:cs="Times New Roman"/>
+        </w:rPr>
+        <w:t>Reason: Enhances the readability of Slicers and Tooltips for non-technical users.</w:t>
+      </w:r>
+    </w:p>
+    <w:p>
+      <w:pPr>
+        <w:tabs>
+          <w:tab w:val="left" w:pos="9270"/>
+        </w:tabs>
         <w:ind w:left="-90"/>
         <w:jc w:val="both"/>
         <w:rPr>
@@ -6785,7 +6733,7 @@
         <w:rPr>
           <w:rFonts w:ascii="Times New Roman" w:hAnsi="Times New Roman" w:cs="Times New Roman"/>
         </w:rPr>
-        <w:t>Reason: Enhances the readability of Slicers and Tooltips for non-technical users.</w:t>
+        <w:t xml:space="preserve">          </w:t>
       </w:r>
     </w:p>
     <w:p>
@@ -6803,14 +6751,135 @@
         <w:rPr>
           <w:rFonts w:ascii="Times New Roman" w:hAnsi="Times New Roman" w:cs="Times New Roman"/>
         </w:rPr>
+        <w:t xml:space="preserve">           </w:t>
+      </w:r>
+      <w:r>
+        <w:rPr>
+          <w:rFonts w:ascii="Times New Roman" w:hAnsi="Times New Roman" w:cs="Times New Roman"/>
+        </w:rPr>
+        <w:t xml:space="preserve"> </w:t>
+      </w:r>
+      <w:r>
+        <w:rPr>
+          <w:rFonts w:ascii="Times New Roman" w:hAnsi="Times New Roman" w:cs="Times New Roman"/>
+        </w:rPr>
+        <w:t>Before:</w:t>
+      </w:r>
+      <w:r>
+        <w:rPr>
+          <w:rFonts w:ascii="Times New Roman" w:hAnsi="Times New Roman" w:cs="Times New Roman"/>
+        </w:rPr>
+        <w:t xml:space="preserve">                                                                                        </w:t>
+      </w:r>
+      <w:r>
+        <w:rPr>
+          <w:rFonts w:ascii="Times New Roman" w:hAnsi="Times New Roman" w:cs="Times New Roman"/>
+        </w:rPr>
+        <w:t>After:</w:t>
+      </w:r>
+    </w:p>
+    <w:p>
+      <w:pPr>
+        <w:pStyle w:val="ListParagraph"/>
+        <w:tabs>
+          <w:tab w:val="left" w:pos="9270"/>
+        </w:tabs>
+        <w:ind w:left="-90"/>
+        <w:jc w:val="both"/>
+        <w:rPr>
+          <w:rFonts w:ascii="Times New Roman" w:hAnsi="Times New Roman" w:cs="Times New Roman"/>
+        </w:rPr>
+      </w:pPr>
+    </w:p>
+    <w:p>
+      <w:pPr>
+        <w:pStyle w:val="ListParagraph"/>
+        <w:tabs>
+          <w:tab w:val="left" w:pos="9270"/>
+        </w:tabs>
+        <w:ind w:left="-90"/>
+        <w:jc w:val="both"/>
+        <w:rPr>
+          <w:rFonts w:ascii="Times New Roman" w:hAnsi="Times New Roman" w:cs="Times New Roman"/>
+        </w:rPr>
+      </w:pPr>
+      <w:r>
+        <w:rPr>
+          <w:rFonts w:ascii="Times New Roman" w:hAnsi="Times New Roman" w:cs="Times New Roman"/>
+        </w:rPr>
         <w:drawing>
-          <wp:anchor distT="0" distB="0" distL="114300" distR="114300" simplePos="0" relativeHeight="251669504" behindDoc="0" locked="0" layoutInCell="1" allowOverlap="1" wp14:anchorId="664F1188" wp14:editId="7F99412B">
+          <wp:anchor distT="0" distB="0" distL="114300" distR="114300" simplePos="0" relativeHeight="251670528" behindDoc="0" locked="0" layoutInCell="1" allowOverlap="1" wp14:anchorId="7D99E84B" wp14:editId="5C51B213">
             <wp:simplePos x="0" y="0"/>
             <wp:positionH relativeFrom="margin">
-              <wp:posOffset>-6350</wp:posOffset>
+              <wp:posOffset>3505200</wp:posOffset>
             </wp:positionH>
             <wp:positionV relativeFrom="paragraph">
-              <wp:posOffset>362585</wp:posOffset>
+              <wp:posOffset>38735</wp:posOffset>
+            </wp:positionV>
+            <wp:extent cx="2694940" cy="2769870"/>
+            <wp:effectExtent l="19050" t="19050" r="10160" b="11430"/>
+            <wp:wrapSquare wrapText="bothSides"/>
+            <wp:docPr id="895050387" name="Picture 1"/>
+            <wp:cNvGraphicFramePr>
+              <a:graphicFrameLocks xmlns:a="http://schemas.openxmlformats.org/drawingml/2006/main" noChangeAspect="1"/>
+            </wp:cNvGraphicFramePr>
+            <a:graphic xmlns:a="http://schemas.openxmlformats.org/drawingml/2006/main">
+              <a:graphicData uri="http://schemas.openxmlformats.org/drawingml/2006/picture">
+                <pic:pic xmlns:pic="http://schemas.openxmlformats.org/drawingml/2006/picture">
+                  <pic:nvPicPr>
+                    <pic:cNvPr id="895050387" name=""/>
+                    <pic:cNvPicPr/>
+                  </pic:nvPicPr>
+                  <pic:blipFill>
+                    <a:blip r:embed="rId29">
+                      <a:extLst>
+                        <a:ext uri="{28A0092B-C50C-407E-A947-70E740481C1C}">
+                          <a14:useLocalDpi xmlns:a14="http://schemas.microsoft.com/office/drawing/2010/main" val="0"/>
+                        </a:ext>
+                      </a:extLst>
+                    </a:blip>
+                    <a:stretch>
+                      <a:fillRect/>
+                    </a:stretch>
+                  </pic:blipFill>
+                  <pic:spPr>
+                    <a:xfrm>
+                      <a:off x="0" y="0"/>
+                      <a:ext cx="2694940" cy="2769870"/>
+                    </a:xfrm>
+                    <a:prstGeom prst="rect">
+                      <a:avLst/>
+                    </a:prstGeom>
+                    <a:ln>
+                      <a:solidFill>
+                        <a:schemeClr val="accent1"/>
+                      </a:solidFill>
+                    </a:ln>
+                  </pic:spPr>
+                </pic:pic>
+              </a:graphicData>
+            </a:graphic>
+            <wp14:sizeRelH relativeFrom="margin">
+              <wp14:pctWidth>0</wp14:pctWidth>
+            </wp14:sizeRelH>
+            <wp14:sizeRelV relativeFrom="margin">
+              <wp14:pctHeight>0</wp14:pctHeight>
+            </wp14:sizeRelV>
+          </wp:anchor>
+        </w:drawing>
+      </w:r>
+      <w:r>
+        <w:rPr>
+          <w:rFonts w:ascii="Times New Roman" w:hAnsi="Times New Roman" w:cs="Times New Roman"/>
+        </w:rPr>
+        <w:drawing>
+          <wp:anchor distT="0" distB="0" distL="114300" distR="114300" simplePos="0" relativeHeight="251669504" behindDoc="0" locked="0" layoutInCell="1" allowOverlap="1" wp14:anchorId="664F1188" wp14:editId="114B5022">
+            <wp:simplePos x="0" y="0"/>
+            <wp:positionH relativeFrom="margin">
+              <wp:posOffset>31750</wp:posOffset>
+            </wp:positionH>
+            <wp:positionV relativeFrom="paragraph">
+              <wp:posOffset>20320</wp:posOffset>
             </wp:positionV>
             <wp:extent cx="2762250" cy="2673985"/>
             <wp:effectExtent l="19050" t="19050" r="19050" b="12065"/>
@@ -6827,7 +6896,7 @@
                     <pic:cNvPicPr/>
                   </pic:nvPicPr>
                   <pic:blipFill>
-                    <a:blip r:embed="rId29">
+                    <a:blip r:embed="rId30">
                       <a:extLst>
                         <a:ext uri="{28A0092B-C50C-407E-A947-70E740481C1C}">
                           <a14:useLocalDpi xmlns:a14="http://schemas.microsoft.com/office/drawing/2010/main" val="0"/>
@@ -6864,121 +6933,6 @@
           </wp:anchor>
         </w:drawing>
       </w:r>
-      <w:r>
-        <w:rPr>
-          <w:rFonts w:ascii="Times New Roman" w:hAnsi="Times New Roman" w:cs="Times New Roman"/>
-        </w:rPr>
-        <w:t xml:space="preserve">           </w:t>
-      </w:r>
-      <w:r>
-        <w:rPr>
-          <w:rFonts w:ascii="Times New Roman" w:hAnsi="Times New Roman" w:cs="Times New Roman"/>
-        </w:rPr>
-        <w:t>Before:</w:t>
-      </w:r>
-      <w:r>
-        <w:rPr>
-          <w:rFonts w:ascii="Times New Roman" w:hAnsi="Times New Roman" w:cs="Times New Roman"/>
-        </w:rPr>
-        <w:t xml:space="preserve">                                                                                        </w:t>
-      </w:r>
-      <w:r>
-        <w:rPr>
-          <w:rFonts w:ascii="Times New Roman" w:hAnsi="Times New Roman" w:cs="Times New Roman"/>
-        </w:rPr>
-        <w:t>After:</w:t>
-      </w:r>
-    </w:p>
-    <w:p>
-      <w:pPr>
-        <w:pStyle w:val="ListParagraph"/>
-        <w:tabs>
-          <w:tab w:val="left" w:pos="9270"/>
-        </w:tabs>
-        <w:ind w:left="-90"/>
-        <w:jc w:val="both"/>
-        <w:rPr>
-          <w:rFonts w:ascii="Times New Roman" w:hAnsi="Times New Roman" w:cs="Times New Roman"/>
-        </w:rPr>
-      </w:pPr>
-    </w:p>
-    <w:p>
-      <w:pPr>
-        <w:pStyle w:val="ListParagraph"/>
-        <w:tabs>
-          <w:tab w:val="left" w:pos="9270"/>
-        </w:tabs>
-        <w:ind w:left="-90"/>
-        <w:jc w:val="both"/>
-        <w:rPr>
-          <w:rFonts w:ascii="Times New Roman" w:hAnsi="Times New Roman" w:cs="Times New Roman"/>
-        </w:rPr>
-      </w:pPr>
-      <w:r>
-        <w:rPr>
-          <w:rFonts w:ascii="Times New Roman" w:hAnsi="Times New Roman" w:cs="Times New Roman"/>
-        </w:rPr>
-        <w:drawing>
-          <wp:anchor distT="0" distB="0" distL="114300" distR="114300" simplePos="0" relativeHeight="251670528" behindDoc="0" locked="0" layoutInCell="1" allowOverlap="1" wp14:anchorId="7D99E84B" wp14:editId="0F9DFEE4">
-            <wp:simplePos x="0" y="0"/>
-            <wp:positionH relativeFrom="margin">
-              <wp:posOffset>3556000</wp:posOffset>
-            </wp:positionH>
-            <wp:positionV relativeFrom="paragraph">
-              <wp:posOffset>-240665</wp:posOffset>
-            </wp:positionV>
-            <wp:extent cx="2694940" cy="2769870"/>
-            <wp:effectExtent l="19050" t="19050" r="10160" b="11430"/>
-            <wp:wrapSquare wrapText="bothSides"/>
-            <wp:docPr id="895050387" name="Picture 1"/>
-            <wp:cNvGraphicFramePr>
-              <a:graphicFrameLocks xmlns:a="http://schemas.openxmlformats.org/drawingml/2006/main" noChangeAspect="1"/>
-            </wp:cNvGraphicFramePr>
-            <a:graphic xmlns:a="http://schemas.openxmlformats.org/drawingml/2006/main">
-              <a:graphicData uri="http://schemas.openxmlformats.org/drawingml/2006/picture">
-                <pic:pic xmlns:pic="http://schemas.openxmlformats.org/drawingml/2006/picture">
-                  <pic:nvPicPr>
-                    <pic:cNvPr id="895050387" name=""/>
-                    <pic:cNvPicPr/>
-                  </pic:nvPicPr>
-                  <pic:blipFill>
-                    <a:blip r:embed="rId30">
-                      <a:extLst>
-                        <a:ext uri="{28A0092B-C50C-407E-A947-70E740481C1C}">
-                          <a14:useLocalDpi xmlns:a14="http://schemas.microsoft.com/office/drawing/2010/main" val="0"/>
-                        </a:ext>
-                      </a:extLst>
-                    </a:blip>
-                    <a:stretch>
-                      <a:fillRect/>
-                    </a:stretch>
-                  </pic:blipFill>
-                  <pic:spPr>
-                    <a:xfrm>
-                      <a:off x="0" y="0"/>
-                      <a:ext cx="2694940" cy="2769870"/>
-                    </a:xfrm>
-                    <a:prstGeom prst="rect">
-                      <a:avLst/>
-                    </a:prstGeom>
-                    <a:ln>
-                      <a:solidFill>
-                        <a:schemeClr val="accent1"/>
-                      </a:solidFill>
-                    </a:ln>
-                  </pic:spPr>
-                </pic:pic>
-              </a:graphicData>
-            </a:graphic>
-            <wp14:sizeRelH relativeFrom="margin">
-              <wp14:pctWidth>0</wp14:pctWidth>
-            </wp14:sizeRelH>
-            <wp14:sizeRelV relativeFrom="margin">
-              <wp14:pctHeight>0</wp14:pctHeight>
-            </wp14:sizeRelV>
-          </wp:anchor>
-        </w:drawing>
-      </w:r>
     </w:p>
     <w:p>
       <w:pPr>
@@ -7157,6 +7111,29 @@
     </w:p>
     <w:p>
       <w:pPr>
+        <w:tabs>
+          <w:tab w:val="left" w:pos="9270"/>
+        </w:tabs>
+        <w:spacing w:line="360" w:lineRule="auto"/>
+        <w:jc w:val="both"/>
+        <w:rPr>
+          <w:rFonts w:ascii="Times New Roman" w:hAnsi="Times New Roman" w:cs="Times New Roman"/>
+          <w:b/>
+          <w:bCs/>
+        </w:rPr>
+      </w:pPr>
+      <w:r>
+        <w:rPr>
+          <w:rFonts w:ascii="Times New Roman" w:hAnsi="Times New Roman" w:cs="Times New Roman"/>
+          <w:b/>
+          <w:bCs/>
+        </w:rPr>
+        <w:lastRenderedPageBreak/>
+        <w:t>e. Extraction of Weekday for Behavioral Analysis</w:t>
+      </w:r>
+    </w:p>
+    <w:p>
+      <w:pPr>
         <w:pStyle w:val="ListParagraph"/>
         <w:tabs>
           <w:tab w:val="left" w:pos="9270"/>
@@ -7166,68 +7143,13 @@
         <w:jc w:val="both"/>
         <w:rPr>
           <w:rFonts w:ascii="Times New Roman" w:hAnsi="Times New Roman" w:cs="Times New Roman"/>
-          <w:b/>
-          <w:bCs/>
-        </w:rPr>
-      </w:pPr>
-    </w:p>
-    <w:p>
-      <w:pPr>
-        <w:pStyle w:val="ListParagraph"/>
-        <w:tabs>
-          <w:tab w:val="left" w:pos="9270"/>
-        </w:tabs>
-        <w:spacing w:line="360" w:lineRule="auto"/>
-        <w:ind w:left="-90"/>
-        <w:jc w:val="both"/>
-        <w:rPr>
-          <w:rFonts w:ascii="Times New Roman" w:hAnsi="Times New Roman" w:cs="Times New Roman"/>
-          <w:b/>
-          <w:bCs/>
-        </w:rPr>
-      </w:pPr>
-      <w:r>
-        <w:rPr>
-          <w:rFonts w:ascii="Times New Roman" w:hAnsi="Times New Roman" w:cs="Times New Roman"/>
-          <w:b/>
-          <w:bCs/>
-        </w:rPr>
-        <w:lastRenderedPageBreak/>
-        <w:t>e. Extraction of Weekday for Behavioral Analysis</w:t>
-      </w:r>
-    </w:p>
-    <w:p>
-      <w:pPr>
-        <w:pStyle w:val="ListParagraph"/>
-        <w:tabs>
-          <w:tab w:val="left" w:pos="9270"/>
-        </w:tabs>
-        <w:spacing w:line="360" w:lineRule="auto"/>
-        <w:ind w:left="-90"/>
-        <w:jc w:val="both"/>
-        <w:rPr>
-          <w:rFonts w:ascii="Times New Roman" w:hAnsi="Times New Roman" w:cs="Times New Roman"/>
-        </w:rPr>
-      </w:pPr>
-      <w:r>
-        <w:rPr>
-          <w:rFonts w:ascii="Times New Roman" w:hAnsi="Times New Roman" w:cs="Times New Roman"/>
-        </w:rPr>
-        <w:t xml:space="preserve">The </w:t>
-      </w:r>
-      <w:proofErr w:type="spellStart"/>
-      <w:r>
-        <w:rPr>
-          <w:rFonts w:ascii="Times New Roman" w:hAnsi="Times New Roman" w:cs="Times New Roman"/>
-        </w:rPr>
-        <w:t>AppointmentDate</w:t>
-      </w:r>
-      <w:proofErr w:type="spellEnd"/>
-      <w:r>
-        <w:rPr>
-          <w:rFonts w:ascii="Times New Roman" w:hAnsi="Times New Roman" w:cs="Times New Roman"/>
-        </w:rPr>
-        <w:t xml:space="preserve"> column was used to identify the specific day of the week.</w:t>
+        </w:rPr>
+      </w:pPr>
+      <w:r>
+        <w:rPr>
+          <w:rFonts w:ascii="Times New Roman" w:hAnsi="Times New Roman" w:cs="Times New Roman"/>
+        </w:rPr>
+        <w:t>The AppointmentDate column was used to identify the specific day of the week.</w:t>
       </w:r>
       <w:r>
         <w:rPr>
@@ -7749,39 +7671,9 @@
     </w:p>
     <w:p>
       <w:pPr>
-        <w:pStyle w:val="ListParagraph"/>
-        <w:tabs>
-          <w:tab w:val="left" w:pos="9270"/>
-        </w:tabs>
-        <w:spacing w:line="360" w:lineRule="auto"/>
-        <w:ind w:left="360"/>
-        <w:jc w:val="both"/>
-        <w:rPr>
-          <w:rFonts w:ascii="Times New Roman" w:hAnsi="Times New Roman" w:cs="Times New Roman"/>
-        </w:rPr>
-      </w:pPr>
-    </w:p>
-    <w:p>
-      <w:pPr>
-        <w:pStyle w:val="ListParagraph"/>
-        <w:tabs>
-          <w:tab w:val="left" w:pos="9270"/>
-        </w:tabs>
-        <w:spacing w:line="360" w:lineRule="auto"/>
-        <w:ind w:left="360"/>
-        <w:jc w:val="both"/>
-        <w:rPr>
-          <w:rFonts w:ascii="Times New Roman" w:hAnsi="Times New Roman" w:cs="Times New Roman"/>
-        </w:rPr>
-      </w:pPr>
-    </w:p>
-    <w:p>
-      <w:pPr>
-        <w:pStyle w:val="ListParagraph"/>
-        <w:tabs>
-          <w:tab w:val="left" w:pos="9270"/>
-        </w:tabs>
-        <w:ind w:left="-90"/>
+        <w:tabs>
+          <w:tab w:val="left" w:pos="9270"/>
+        </w:tabs>
         <w:jc w:val="both"/>
         <w:rPr>
           <w:rFonts w:ascii="Times New Roman" w:hAnsi="Times New Roman" w:cs="Times New Roman"/>
@@ -8203,35 +8095,7 @@
         <w:rPr>
           <w:rFonts w:ascii="Times New Roman" w:hAnsi="Times New Roman" w:cs="Times New Roman"/>
         </w:rPr>
-        <w:t xml:space="preserve">Action: Utilized the Reference feature in Power Query to create a downstream table named </w:t>
-      </w:r>
-      <w:proofErr w:type="spellStart"/>
-      <w:r>
-        <w:rPr>
-          <w:rFonts w:ascii="Times New Roman" w:hAnsi="Times New Roman" w:cs="Times New Roman"/>
-        </w:rPr>
-        <w:t>Dim_Patient</w:t>
-      </w:r>
-      <w:proofErr w:type="spellEnd"/>
-      <w:r>
-        <w:rPr>
-          <w:rFonts w:ascii="Times New Roman" w:hAnsi="Times New Roman" w:cs="Times New Roman"/>
-        </w:rPr>
-        <w:t xml:space="preserve">. I performed a Column Selection to isolate patient-specific attributes and applied the Remove Duplicates transformation on the </w:t>
-      </w:r>
-      <w:proofErr w:type="spellStart"/>
-      <w:r>
-        <w:rPr>
-          <w:rFonts w:ascii="Times New Roman" w:hAnsi="Times New Roman" w:cs="Times New Roman"/>
-        </w:rPr>
-        <w:t>PatientId</w:t>
-      </w:r>
-      <w:proofErr w:type="spellEnd"/>
-      <w:r>
-        <w:rPr>
-          <w:rFonts w:ascii="Times New Roman" w:hAnsi="Times New Roman" w:cs="Times New Roman"/>
-        </w:rPr>
-        <w:t xml:space="preserve"> field.</w:t>
+        <w:t>Action: Utilized the Reference feature in Power Query to create a downstream table named Dim_Patient. I performed a Column Selection to isolate patient-specific attributes and applied the Remove Duplicates transformation on the PatientId field.</w:t>
       </w:r>
     </w:p>
     <w:p>
@@ -8257,35 +8121,7 @@
         <w:rPr>
           <w:rFonts w:ascii="Times New Roman" w:hAnsi="Times New Roman" w:cs="Times New Roman"/>
         </w:rPr>
-        <w:t xml:space="preserve">Reason: This transformation converts the "flat" data structure into a Relational Star Schema. By ensuring </w:t>
-      </w:r>
-      <w:proofErr w:type="spellStart"/>
-      <w:r>
-        <w:rPr>
-          <w:rFonts w:ascii="Times New Roman" w:hAnsi="Times New Roman" w:cs="Times New Roman"/>
-        </w:rPr>
-        <w:t>PatientId</w:t>
-      </w:r>
-      <w:proofErr w:type="spellEnd"/>
-      <w:r>
-        <w:rPr>
-          <w:rFonts w:ascii="Times New Roman" w:hAnsi="Times New Roman" w:cs="Times New Roman"/>
-        </w:rPr>
-        <w:t xml:space="preserve"> is a unique primary key, I can establish a one-to-many (</w:t>
-      </w:r>
-      <w:proofErr w:type="gramStart"/>
-      <w:r>
-        <w:rPr>
-          <w:rFonts w:ascii="Times New Roman" w:hAnsi="Times New Roman" w:cs="Times New Roman"/>
-        </w:rPr>
-        <w:t>1:*</w:t>
-      </w:r>
-      <w:proofErr w:type="gramEnd"/>
-      <w:r>
-        <w:rPr>
-          <w:rFonts w:ascii="Times New Roman" w:hAnsi="Times New Roman" w:cs="Times New Roman"/>
-        </w:rPr>
-        <w:t>) relationship with the appointment records, which optimizes the model for Filter Context and reduces data redundancy.</w:t>
+        <w:t>Reason: This transformation converts the "flat" data structure into a Relational Star Schema. By ensuring PatientId is a unique primary key, I can establish a one-to-many (1:*) relationship with the appointment records, which optimizes the model for Filter Context and reduces data redundancy.</w:t>
       </w:r>
     </w:p>
     <w:p>
@@ -8424,35 +8260,7 @@
         <w:rPr>
           <w:rFonts w:ascii="Times New Roman" w:hAnsi="Times New Roman" w:cs="Times New Roman"/>
         </w:rPr>
-        <w:t xml:space="preserve">Action: Applied the Remove Duplicates transformation to the </w:t>
-      </w:r>
-      <w:proofErr w:type="spellStart"/>
-      <w:r>
-        <w:rPr>
-          <w:rFonts w:ascii="Times New Roman" w:hAnsi="Times New Roman" w:cs="Times New Roman"/>
-        </w:rPr>
-        <w:t>PatientId</w:t>
-      </w:r>
-      <w:proofErr w:type="spellEnd"/>
-      <w:r>
-        <w:rPr>
-          <w:rFonts w:ascii="Times New Roman" w:hAnsi="Times New Roman" w:cs="Times New Roman"/>
-        </w:rPr>
-        <w:t xml:space="preserve"> column in the </w:t>
-      </w:r>
-      <w:proofErr w:type="spellStart"/>
-      <w:r>
-        <w:rPr>
-          <w:rFonts w:ascii="Times New Roman" w:hAnsi="Times New Roman" w:cs="Times New Roman"/>
-        </w:rPr>
-        <w:t>Dim_Patient</w:t>
-      </w:r>
-      <w:proofErr w:type="spellEnd"/>
-      <w:r>
-        <w:rPr>
-          <w:rFonts w:ascii="Times New Roman" w:hAnsi="Times New Roman" w:cs="Times New Roman"/>
-        </w:rPr>
-        <w:t xml:space="preserve"> table.</w:t>
+        <w:t>Action: Applied the Remove Duplicates transformation to the PatientId column in the Dim_Patient table.</w:t>
       </w:r>
     </w:p>
     <w:p>
@@ -8477,42 +8285,18 @@
           <w:rFonts w:ascii="Times New Roman" w:hAnsi="Times New Roman" w:cs="Times New Roman"/>
         </w:rPr>
         <w:lastRenderedPageBreak/>
-        <w:t>Reason: This ensures referential integrity. Without this step, Power BI would be unable to create a valid relationship between the patient's profile and their multiple appointment records.</w:t>
-      </w:r>
-    </w:p>
-    <w:p>
-      <w:pPr>
-        <w:pStyle w:val="ListParagraph"/>
-        <w:tabs>
-          <w:tab w:val="left" w:pos="9270"/>
-        </w:tabs>
-        <w:ind w:left="-90"/>
-        <w:jc w:val="both"/>
-        <w:rPr>
-          <w:rFonts w:ascii="Times New Roman" w:hAnsi="Times New Roman" w:cs="Times New Roman"/>
-        </w:rPr>
-      </w:pPr>
-    </w:p>
-    <w:p>
-      <w:pPr>
-        <w:pStyle w:val="ListParagraph"/>
-        <w:tabs>
-          <w:tab w:val="left" w:pos="9270"/>
-        </w:tabs>
-        <w:ind w:left="-90"/>
-        <w:jc w:val="center"/>
-        <w:rPr>
-          <w:rFonts w:ascii="Times New Roman" w:hAnsi="Times New Roman" w:cs="Times New Roman"/>
-        </w:rPr>
-      </w:pPr>
-      <w:r>
-        <w:rPr>
-          <w:rFonts w:ascii="Times New Roman" w:hAnsi="Times New Roman" w:cs="Times New Roman"/>
-        </w:rPr>
         <w:drawing>
-          <wp:inline distT="0" distB="0" distL="0" distR="0" wp14:anchorId="464A1881" wp14:editId="75DAA5C1">
-            <wp:extent cx="2715004" cy="828791"/>
-            <wp:effectExtent l="19050" t="19050" r="9525" b="28575"/>
+          <wp:anchor distT="0" distB="0" distL="114300" distR="114300" simplePos="0" relativeHeight="251694080" behindDoc="0" locked="0" layoutInCell="1" allowOverlap="1" wp14:anchorId="464A1881" wp14:editId="475EB6BB">
+            <wp:simplePos x="0" y="0"/>
+            <wp:positionH relativeFrom="margin">
+              <wp:align>right</wp:align>
+            </wp:positionH>
+            <wp:positionV relativeFrom="paragraph">
+              <wp:posOffset>19050</wp:posOffset>
+            </wp:positionV>
+            <wp:extent cx="2559050" cy="781184"/>
+            <wp:effectExtent l="19050" t="19050" r="12700" b="19050"/>
+            <wp:wrapSquare wrapText="bothSides"/>
             <wp:docPr id="1778400036" name="Picture 1"/>
             <wp:cNvGraphicFramePr>
               <a:graphicFrameLocks xmlns:a="http://schemas.openxmlformats.org/drawingml/2006/main" noChangeAspect="1"/>
@@ -8525,7 +8309,13 @@
                     <pic:cNvPicPr/>
                   </pic:nvPicPr>
                   <pic:blipFill>
-                    <a:blip r:embed="rId37"/>
+                    <a:blip r:embed="rId37">
+                      <a:extLst>
+                        <a:ext uri="{28A0092B-C50C-407E-A947-70E740481C1C}">
+                          <a14:useLocalDpi xmlns:a14="http://schemas.microsoft.com/office/drawing/2010/main" val="0"/>
+                        </a:ext>
+                      </a:extLst>
+                    </a:blip>
                     <a:stretch>
                       <a:fillRect/>
                     </a:stretch>
@@ -8533,7 +8323,7 @@
                   <pic:spPr>
                     <a:xfrm>
                       <a:off x="0" y="0"/>
-                      <a:ext cx="2715004" cy="828791"/>
+                      <a:ext cx="2559050" cy="781184"/>
                     </a:xfrm>
                     <a:prstGeom prst="rect">
                       <a:avLst/>
@@ -8547,9 +8337,31 @@
                 </pic:pic>
               </a:graphicData>
             </a:graphic>
-          </wp:inline>
+          </wp:anchor>
         </w:drawing>
       </w:r>
+      <w:r>
+        <w:rPr>
+          <w:rFonts w:ascii="Times New Roman" w:hAnsi="Times New Roman" w:cs="Times New Roman"/>
+        </w:rPr>
+        <w:t>Reason: This ensures referential integrity. Without this step, Power BI would be unable to create a valid relationship between the patient's profile and their multiple appointment records.</w:t>
+      </w:r>
+    </w:p>
+    <w:p>
+      <w:pPr>
+        <w:pStyle w:val="ListParagraph"/>
+        <w:tabs>
+          <w:tab w:val="left" w:pos="9270"/>
+        </w:tabs>
+        <w:spacing w:line="360" w:lineRule="auto"/>
+        <w:ind w:left="-90"/>
+        <w:jc w:val="both"/>
+        <w:rPr>
+          <w:rFonts w:ascii="Times New Roman" w:hAnsi="Times New Roman" w:cs="Times New Roman"/>
+          <w:sz w:val="6"/>
+          <w:szCs w:val="6"/>
+        </w:rPr>
+      </w:pPr>
     </w:p>
     <w:p>
       <w:pPr>
@@ -8559,7 +8371,7 @@
           <w:rFonts w:ascii="Times New Roman" w:hAnsi="Times New Roman" w:cs="Times New Roman"/>
         </w:rPr>
       </w:pPr>
-      <w:bookmarkStart w:id="12" w:name="_Toc227464833"/>
+      <w:bookmarkStart w:id="12" w:name="_Toc227465214"/>
       <w:r>
         <w:rPr>
           <w:rFonts w:ascii="Times New Roman" w:hAnsi="Times New Roman" w:cs="Times New Roman"/>
@@ -8803,7 +8615,7 @@
           <w:szCs w:val="28"/>
         </w:rPr>
       </w:pPr>
-      <w:bookmarkStart w:id="13" w:name="_Toc227464834"/>
+      <w:bookmarkStart w:id="13" w:name="_Toc227465215"/>
       <w:r>
         <w:rPr>
           <w:rFonts w:ascii="Times New Roman" w:hAnsi="Times New Roman" w:cs="Times New Roman"/>
@@ -8877,7 +8689,7 @@
           <w:szCs w:val="24"/>
         </w:rPr>
       </w:pPr>
-      <w:bookmarkStart w:id="14" w:name="_Toc227464835"/>
+      <w:bookmarkStart w:id="14" w:name="_Toc227465216"/>
       <w:r>
         <w:rPr>
           <w:rFonts w:ascii="Times New Roman" w:hAnsi="Times New Roman" w:cs="Times New Roman"/>
@@ -8908,49 +8720,7 @@
         <w:rPr>
           <w:rFonts w:ascii="Times New Roman" w:hAnsi="Times New Roman" w:cs="Times New Roman"/>
         </w:rPr>
-        <w:t xml:space="preserve">The data model was transitioned from a flat file structure into a Snowflake Schema to optimize the Power BI </w:t>
-      </w:r>
-      <w:proofErr w:type="spellStart"/>
-      <w:r>
-        <w:rPr>
-          <w:rFonts w:ascii="Times New Roman" w:hAnsi="Times New Roman" w:cs="Times New Roman"/>
-        </w:rPr>
-        <w:t>VertiPaq</w:t>
-      </w:r>
-      <w:proofErr w:type="spellEnd"/>
-      <w:r>
-        <w:rPr>
-          <w:rFonts w:ascii="Times New Roman" w:hAnsi="Times New Roman" w:cs="Times New Roman"/>
-        </w:rPr>
-        <w:t xml:space="preserve"> engine and ensure referential integrity. The architecture is built on a "One-to-Many" (</w:t>
-      </w:r>
-      <w:proofErr w:type="gramStart"/>
-      <w:r>
-        <w:rPr>
-          <w:rFonts w:ascii="Times New Roman" w:hAnsi="Times New Roman" w:cs="Times New Roman"/>
-        </w:rPr>
-        <w:t>1:*</w:t>
-      </w:r>
-      <w:proofErr w:type="gramEnd"/>
-      <w:r>
-        <w:rPr>
-          <w:rFonts w:ascii="Times New Roman" w:hAnsi="Times New Roman" w:cs="Times New Roman"/>
-        </w:rPr>
-        <w:t xml:space="preserve">) relationship flow, where the dimension tables act as filters for the central </w:t>
-      </w:r>
-      <w:proofErr w:type="spellStart"/>
-      <w:r>
-        <w:rPr>
-          <w:rFonts w:ascii="Times New Roman" w:hAnsi="Times New Roman" w:cs="Times New Roman"/>
-        </w:rPr>
-        <w:t>Fact_Appointments</w:t>
-      </w:r>
-      <w:proofErr w:type="spellEnd"/>
-      <w:r>
-        <w:rPr>
-          <w:rFonts w:ascii="Times New Roman" w:hAnsi="Times New Roman" w:cs="Times New Roman"/>
-        </w:rPr>
-        <w:t xml:space="preserve"> table. By enforcing a single-direction cross-filter, the model avoids ambiguity and ensures that DAX measures, such as the No-Show Rate %, are calculated accurately across different demographic and temporal segments.</w:t>
+        <w:t>The data model was transitioned from a flat file structure into a Snowflake Schema to optimize the Power BI VertiPaq engine and ensure referential integrity. The architecture is built on a "One-to-Many" (1:*) relationship flow, where the dimension tables act as filters for the central Fact_Appointments table. By enforcing a single-direction cross-filter, the model avoids ambiguity and ensures that DAX measures, such as the No-Show Rate %, are calculated accurately across different demographic and temporal segments.</w:t>
       </w:r>
     </w:p>
     <w:p>
@@ -8982,7 +8752,7 @@
           <w:szCs w:val="24"/>
         </w:rPr>
       </w:pPr>
-      <w:bookmarkStart w:id="15" w:name="_Toc227464836"/>
+      <w:bookmarkStart w:id="15" w:name="_Toc227465217"/>
       <w:r>
         <w:rPr>
           <w:rFonts w:ascii="Times New Roman" w:hAnsi="Times New Roman" w:cs="Times New Roman"/>
@@ -9013,49 +8783,7 @@
         <w:rPr>
           <w:rFonts w:ascii="Times New Roman" w:hAnsi="Times New Roman" w:cs="Times New Roman"/>
         </w:rPr>
-        <w:t xml:space="preserve">A key architectural decision was the normalization of the location data into a Snowflake extension. Unlike a traditional Star Schema, where all location data is flattened, this model separates clinical </w:t>
-      </w:r>
-      <w:proofErr w:type="spellStart"/>
-      <w:r>
-        <w:rPr>
-          <w:rFonts w:ascii="Times New Roman" w:hAnsi="Times New Roman" w:cs="Times New Roman"/>
-        </w:rPr>
-        <w:t>Neighbourhoods</w:t>
-      </w:r>
-      <w:proofErr w:type="spellEnd"/>
-      <w:r>
-        <w:rPr>
-          <w:rFonts w:ascii="Times New Roman" w:hAnsi="Times New Roman" w:cs="Times New Roman"/>
-        </w:rPr>
-        <w:t xml:space="preserve"> from city-wide Socio-Economic indicators. The </w:t>
-      </w:r>
-      <w:proofErr w:type="spellStart"/>
-      <w:r>
-        <w:rPr>
-          <w:rFonts w:ascii="Times New Roman" w:hAnsi="Times New Roman" w:cs="Times New Roman"/>
-        </w:rPr>
-        <w:t>Dim_Location</w:t>
-      </w:r>
-      <w:proofErr w:type="spellEnd"/>
-      <w:r>
-        <w:rPr>
-          <w:rFonts w:ascii="Times New Roman" w:hAnsi="Times New Roman" w:cs="Times New Roman"/>
-        </w:rPr>
-        <w:t xml:space="preserve"> table serves as a bridge, linking specific clinics to the </w:t>
-      </w:r>
-      <w:proofErr w:type="spellStart"/>
-      <w:r>
-        <w:rPr>
-          <w:rFonts w:ascii="Times New Roman" w:hAnsi="Times New Roman" w:cs="Times New Roman"/>
-        </w:rPr>
-        <w:t>Dim_SocioEconomic</w:t>
-      </w:r>
-      <w:proofErr w:type="spellEnd"/>
-      <w:r>
-        <w:rPr>
-          <w:rFonts w:ascii="Times New Roman" w:hAnsi="Times New Roman" w:cs="Times New Roman"/>
-        </w:rPr>
-        <w:t xml:space="preserve"> table. This structure is strategically designed to handle "Many-to-One" mapping, allowing the model to aggregate appointment data at a neighborhood level while simultaneously correlating it with city-level wealth metrics like GDP_CAPITA.</w:t>
+        <w:t>A key architectural decision was the normalization of the location data into a Snowflake extension. Unlike a traditional Star Schema, where all location data is flattened, this model separates clinical Neighbourhoods from city-wide Socio-Economic indicators. The Dim_Location table serves as a bridge, linking specific clinics to the Dim_SocioEconomic table. This structure is strategically designed to handle "Many-to-One" mapping, allowing the model to aggregate appointment data at a neighborhood level while simultaneously correlating it with city-level wealth metrics like GDP_CAPITA.</w:t>
       </w:r>
     </w:p>
     <w:p>
@@ -9113,63 +8841,7 @@
         <w:rPr>
           <w:rFonts w:ascii="Times New Roman" w:hAnsi="Times New Roman" w:cs="Times New Roman"/>
         </w:rPr>
-        <w:t xml:space="preserve">To support Time Intelligence, a dedicated </w:t>
-      </w:r>
-      <w:proofErr w:type="spellStart"/>
-      <w:r>
-        <w:rPr>
-          <w:rFonts w:ascii="Times New Roman" w:hAnsi="Times New Roman" w:cs="Times New Roman"/>
-        </w:rPr>
-        <w:t>Dim_Date</w:t>
-      </w:r>
-      <w:proofErr w:type="spellEnd"/>
-      <w:r>
-        <w:rPr>
-          <w:rFonts w:ascii="Times New Roman" w:hAnsi="Times New Roman" w:cs="Times New Roman"/>
-        </w:rPr>
-        <w:t xml:space="preserve"> table was linked to the </w:t>
-      </w:r>
-      <w:proofErr w:type="spellStart"/>
-      <w:r>
-        <w:rPr>
-          <w:rFonts w:ascii="Times New Roman" w:hAnsi="Times New Roman" w:cs="Times New Roman"/>
-        </w:rPr>
-        <w:t>AppointmentDate</w:t>
-      </w:r>
-      <w:proofErr w:type="spellEnd"/>
-      <w:r>
-        <w:rPr>
-          <w:rFonts w:ascii="Times New Roman" w:hAnsi="Times New Roman" w:cs="Times New Roman"/>
-        </w:rPr>
-        <w:t xml:space="preserve"> in the Fact table. This relationship is critical for functions like TOTALMTD and DATEADD, providing a continuous date reference that is not possible with the raw dataset alone. Similarly, the </w:t>
-      </w:r>
-      <w:proofErr w:type="spellStart"/>
-      <w:r>
-        <w:rPr>
-          <w:rFonts w:ascii="Times New Roman" w:hAnsi="Times New Roman" w:cs="Times New Roman"/>
-        </w:rPr>
-        <w:t>Dim_Patient</w:t>
-      </w:r>
-      <w:proofErr w:type="spellEnd"/>
-      <w:r>
-        <w:rPr>
-          <w:rFonts w:ascii="Times New Roman" w:hAnsi="Times New Roman" w:cs="Times New Roman"/>
-        </w:rPr>
-        <w:t xml:space="preserve"> table was cleaned to ensure that </w:t>
-      </w:r>
-      <w:proofErr w:type="spellStart"/>
-      <w:r>
-        <w:rPr>
-          <w:rFonts w:ascii="Times New Roman" w:hAnsi="Times New Roman" w:cs="Times New Roman"/>
-        </w:rPr>
-        <w:t>PatientID</w:t>
-      </w:r>
-      <w:proofErr w:type="spellEnd"/>
-      <w:r>
-        <w:rPr>
-          <w:rFonts w:ascii="Times New Roman" w:hAnsi="Times New Roman" w:cs="Times New Roman"/>
-        </w:rPr>
-        <w:t xml:space="preserve"> serves as a unique Primary Key. This normalization ensures that patient attributes, such as Scholarship status and Clinical Flags, correctly filter the appointment records without duplicating transactional data, thereby maintaining a lean and high-performing data model.</w:t>
+        <w:t>To support Time Intelligence, a dedicated Dim_Date table was linked to the AppointmentDate in the Fact table. This relationship is critical for functions like TOTALMTD and DATEADD, providing a continuous date reference that is not possible with the raw dataset alone. Similarly, the Dim_Patient table was cleaned to ensure that PatientID serves as a unique Primary Key. This normalization ensures that patient attributes, such as Scholarship status and Clinical Flags, correctly filter the appointment records without duplicating transactional data, thereby maintaining a lean and high-performing data model.</w:t>
       </w:r>
     </w:p>
     <w:p>
@@ -9200,7 +8872,7 @@
           <w:szCs w:val="24"/>
         </w:rPr>
       </w:pPr>
-      <w:bookmarkStart w:id="16" w:name="_Toc227464837"/>
+      <w:bookmarkStart w:id="16" w:name="_Toc227465218"/>
       <w:r>
         <w:rPr>
           <w:rFonts w:ascii="Times New Roman" w:hAnsi="Times New Roman" w:cs="Times New Roman"/>
@@ -9469,7 +9141,7 @@
           <w:szCs w:val="28"/>
         </w:rPr>
       </w:pPr>
-      <w:bookmarkStart w:id="17" w:name="_Toc227464838"/>
+      <w:bookmarkStart w:id="17" w:name="_Toc227465219"/>
       <w:r>
         <w:rPr>
           <w:rFonts w:ascii="Times New Roman" w:hAnsi="Times New Roman" w:cs="Times New Roman"/>
@@ -9507,7 +9179,7 @@
           <w:szCs w:val="24"/>
         </w:rPr>
       </w:pPr>
-      <w:bookmarkStart w:id="18" w:name="_Toc227464839"/>
+      <w:bookmarkStart w:id="18" w:name="_Toc227465220"/>
       <w:r>
         <w:rPr>
           <w:rFonts w:ascii="Times New Roman" w:hAnsi="Times New Roman" w:cs="Times New Roman"/>
@@ -9662,18 +9334,6 @@
     </w:p>
     <w:p>
       <w:pPr>
-        <w:pStyle w:val="ListParagraph"/>
-        <w:tabs>
-          <w:tab w:val="left" w:pos="9270"/>
-        </w:tabs>
-        <w:ind w:left="-90"/>
-        <w:rPr>
-          <w:rFonts w:ascii="Times New Roman" w:hAnsi="Times New Roman" w:cs="Times New Roman"/>
-        </w:rPr>
-      </w:pPr>
-    </w:p>
-    <w:p>
-      <w:pPr>
         <w:pStyle w:val="Heading2"/>
         <w:rPr>
           <w:rFonts w:ascii="Times New Roman" w:hAnsi="Times New Roman" w:cs="Times New Roman"/>
@@ -9684,7 +9344,7 @@
           <w:szCs w:val="24"/>
         </w:rPr>
       </w:pPr>
-      <w:bookmarkStart w:id="19" w:name="_Toc227464840"/>
+      <w:bookmarkStart w:id="19" w:name="_Toc227465221"/>
       <w:r>
         <w:rPr>
           <w:rFonts w:ascii="Times New Roman" w:hAnsi="Times New Roman" w:cs="Times New Roman"/>
@@ -9842,35 +9502,7 @@
         <w:rPr>
           <w:rFonts w:ascii="Times New Roman" w:hAnsi="Times New Roman" w:cs="Times New Roman"/>
         </w:rPr>
-        <w:t xml:space="preserve">What it calculates: It uses the COUNT function to aggregate every unique </w:t>
-      </w:r>
-      <w:proofErr w:type="spellStart"/>
-      <w:r>
-        <w:rPr>
-          <w:rFonts w:ascii="Times New Roman" w:hAnsi="Times New Roman" w:cs="Times New Roman"/>
-        </w:rPr>
-        <w:t>AppointmentID</w:t>
-      </w:r>
-      <w:proofErr w:type="spellEnd"/>
-      <w:r>
-        <w:rPr>
-          <w:rFonts w:ascii="Times New Roman" w:hAnsi="Times New Roman" w:cs="Times New Roman"/>
-        </w:rPr>
-        <w:t xml:space="preserve"> in the </w:t>
-      </w:r>
-      <w:proofErr w:type="spellStart"/>
-      <w:r>
-        <w:rPr>
-          <w:rFonts w:ascii="Times New Roman" w:hAnsi="Times New Roman" w:cs="Times New Roman"/>
-        </w:rPr>
-        <w:t>Fact_Appointments</w:t>
-      </w:r>
-      <w:proofErr w:type="spellEnd"/>
-      <w:r>
-        <w:rPr>
-          <w:rFonts w:ascii="Times New Roman" w:hAnsi="Times New Roman" w:cs="Times New Roman"/>
-        </w:rPr>
-        <w:t xml:space="preserve"> table.</w:t>
+        <w:t>What it calculates: It uses the COUNT function to aggregate every unique AppointmentID in the Fact_Appointments table.</w:t>
       </w:r>
     </w:p>
     <w:p>
@@ -10162,21 +9794,7 @@
         <w:rPr>
           <w:rFonts w:ascii="Times New Roman" w:hAnsi="Times New Roman" w:cs="Times New Roman"/>
         </w:rPr>
-        <w:t xml:space="preserve">What it calculates: The arithmetic mean of the </w:t>
-      </w:r>
-      <w:proofErr w:type="spellStart"/>
-      <w:r>
-        <w:rPr>
-          <w:rFonts w:ascii="Times New Roman" w:hAnsi="Times New Roman" w:cs="Times New Roman"/>
-        </w:rPr>
-        <w:t>WaitDays</w:t>
-      </w:r>
-      <w:proofErr w:type="spellEnd"/>
-      <w:r>
-        <w:rPr>
-          <w:rFonts w:ascii="Times New Roman" w:hAnsi="Times New Roman" w:cs="Times New Roman"/>
-        </w:rPr>
-        <w:t xml:space="preserve"> column (the difference between the scheduling date and the appointment date).</w:t>
+        <w:t>What it calculates: The arithmetic mean of the WaitDays column (the difference between the scheduling date and the appointment date).</w:t>
       </w:r>
     </w:p>
     <w:p>
@@ -10494,21 +10112,8 @@
         <w:rPr>
           <w:rFonts w:ascii="Times New Roman" w:hAnsi="Times New Roman" w:cs="Times New Roman"/>
         </w:rPr>
-        <w:t xml:space="preserve">Decision-making value: This is used for Trend Analysis. By comparing the current rate to the previous month, management can see if new interventions (like a new reminder system) are </w:t>
-      </w:r>
-      <w:proofErr w:type="gramStart"/>
-      <w:r>
-        <w:rPr>
-          <w:rFonts w:ascii="Times New Roman" w:hAnsi="Times New Roman" w:cs="Times New Roman"/>
-        </w:rPr>
-        <w:t>actually working</w:t>
-      </w:r>
-      <w:proofErr w:type="gramEnd"/>
-      <w:r>
-        <w:rPr>
-          <w:rFonts w:ascii="Times New Roman" w:hAnsi="Times New Roman" w:cs="Times New Roman"/>
-        </w:rPr>
-        <w:t xml:space="preserve"> or if the problem is worsening.</w:t>
+        <w:lastRenderedPageBreak/>
+        <w:t>Decision-making value: This is used for Trend Analysis. By comparing the current rate to the previous month, management can see if new interventions (like a new reminder system) are actually working or if the problem is worsening.</w:t>
       </w:r>
     </w:p>
     <w:p>
@@ -10525,7 +10130,6 @@
         <w:rPr>
           <w:rFonts w:ascii="Times New Roman" w:hAnsi="Times New Roman" w:cs="Times New Roman"/>
         </w:rPr>
-        <w:lastRenderedPageBreak/>
         <w:drawing>
           <wp:inline distT="0" distB="0" distL="0" distR="0" wp14:anchorId="240806E4" wp14:editId="2E303EC9">
             <wp:extent cx="6089073" cy="498475"/>
@@ -10579,21 +10183,7 @@
         <w:rPr>
           <w:rFonts w:ascii="Times New Roman" w:hAnsi="Times New Roman" w:cs="Times New Roman"/>
         </w:rPr>
-        <w:t>6. N</w:t>
-      </w:r>
-      <w:proofErr w:type="spellStart"/>
-      <w:r>
-        <w:rPr>
-          <w:rFonts w:ascii="Times New Roman" w:hAnsi="Times New Roman" w:cs="Times New Roman"/>
-        </w:rPr>
-        <w:t>eighbourhood</w:t>
-      </w:r>
-      <w:proofErr w:type="spellEnd"/>
-      <w:r>
-        <w:rPr>
-          <w:rFonts w:ascii="Times New Roman" w:hAnsi="Times New Roman" w:cs="Times New Roman"/>
-        </w:rPr>
-        <w:t xml:space="preserve"> Rank</w:t>
+        <w:t>6. Neighbourhood Rank</w:t>
       </w:r>
     </w:p>
     <w:p>
@@ -10899,6 +10489,7 @@
         <w:rPr>
           <w:rFonts w:ascii="Times New Roman" w:hAnsi="Times New Roman" w:cs="Times New Roman"/>
         </w:rPr>
+        <w:lastRenderedPageBreak/>
         <w:drawing>
           <wp:inline distT="0" distB="0" distL="0" distR="0" wp14:anchorId="683166CA" wp14:editId="42A76235">
             <wp:extent cx="6061364" cy="491490"/>
@@ -10945,7 +10536,7 @@
           <w:bCs/>
         </w:rPr>
       </w:pPr>
-      <w:bookmarkStart w:id="20" w:name="_Toc227464841"/>
+      <w:bookmarkStart w:id="20" w:name="_Toc227465222"/>
       <w:r>
         <w:rPr>
           <w:rFonts w:ascii="Times New Roman" w:hAnsi="Times New Roman" w:cs="Times New Roman"/>
@@ -10955,7 +10546,6 @@
           <w:sz w:val="28"/>
           <w:szCs w:val="28"/>
         </w:rPr>
-        <w:lastRenderedPageBreak/>
         <w:t>Part E: Dashboard Design and Visualization</w:t>
       </w:r>
       <w:bookmarkEnd w:id="20"/>
@@ -11098,18 +10688,6 @@
     </w:p>
     <w:p>
       <w:pPr>
-        <w:pStyle w:val="ListParagraph"/>
-        <w:tabs>
-          <w:tab w:val="left" w:pos="9270"/>
-        </w:tabs>
-        <w:ind w:left="-90"/>
-        <w:rPr>
-          <w:rFonts w:ascii="Times New Roman" w:hAnsi="Times New Roman" w:cs="Times New Roman"/>
-        </w:rPr>
-      </w:pPr>
-    </w:p>
-    <w:p>
-      <w:pPr>
         <w:pStyle w:val="Heading2"/>
         <w:spacing w:line="360" w:lineRule="auto"/>
         <w:rPr>
@@ -11121,7 +10699,7 @@
           <w:szCs w:val="24"/>
         </w:rPr>
       </w:pPr>
-      <w:bookmarkStart w:id="21" w:name="_Toc227464842"/>
+      <w:bookmarkStart w:id="21" w:name="_Toc227465223"/>
       <w:r>
         <w:rPr>
           <w:rFonts w:ascii="Times New Roman" w:hAnsi="Times New Roman" w:cs="Times New Roman"/>
@@ -11218,21 +10796,7 @@
         <w:rPr>
           <w:rFonts w:ascii="Times New Roman" w:hAnsi="Times New Roman" w:cs="Times New Roman"/>
         </w:rPr>
-        <w:t xml:space="preserve">The dashboard’s architectural layout is governed by a strict Visual Hierarchy and Logic Flow, specifically designed to cater to different levels of clinical management. On the Executive Summary (Page 1), I implemented a "Top-Down" hierarchy where critical Key Performance Indicators (KPIs), such as Total Appointments, No-Show Rate, and Average Wait Days, are positioned at the header of the page. This placement ensures immediate situational awareness for senior stakeholders. To maintain a professional aesthetic, I utilized a consistent blue-scale color theme, which symbolizes "Health and Professionalism." This thematic choice ensures that high-impact visuals, such as the No-Show Rate Gauge and Geographic </w:t>
-      </w:r>
-      <w:proofErr w:type="spellStart"/>
-      <w:r>
-        <w:rPr>
-          <w:rFonts w:ascii="Times New Roman" w:hAnsi="Times New Roman" w:cs="Times New Roman"/>
-        </w:rPr>
-        <w:t>Treemap</w:t>
-      </w:r>
-      <w:proofErr w:type="spellEnd"/>
-      <w:r>
-        <w:rPr>
-          <w:rFonts w:ascii="Times New Roman" w:hAnsi="Times New Roman" w:cs="Times New Roman"/>
-        </w:rPr>
-        <w:t>, remain prominent without creating unnecessary visual clutter.</w:t>
+        <w:t>The dashboard’s architectural layout is governed by a strict Visual Hierarchy and Logic Flow, specifically designed to cater to different levels of clinical management. On the Executive Summary (Page 1), I implemented a "Top-Down" hierarchy where critical Key Performance Indicators (KPIs), such as Total Appointments, No-Show Rate, and Average Wait Days, are positioned at the header of the page. This placement ensures immediate situational awareness for senior stakeholders. To maintain a professional aesthetic, I utilized a consistent blue-scale color theme, which symbolizes "Health and Professionalism." This thematic choice ensures that high-impact visuals, such as the No-Show Rate Gauge and Geographic Treemap, remain prominent without creating unnecessary visual clutter.</w:t>
       </w:r>
     </w:p>
     <w:p>
@@ -11268,14 +10832,14 @@
         <w:rPr>
           <w:rFonts w:ascii="Times New Roman" w:hAnsi="Times New Roman" w:cs="Times New Roman"/>
         </w:rPr>
-        <w:t xml:space="preserve">Moving into Diagnostic Analytics (Page 2), the design shifts from descriptive to predictive by incorporating AI-driven visuals like the Decomposition Tree and Key Influencers. These tools were selected to move the analytical conversation from "what happened" to "why it happened," leveraging machine learning to isolate specific behavioral drivers such as "Long Wait Times" and "Male Gender." Finally, for Performance Monitoring (Page 3), I prioritized comparative analysis. By utilizing an Area Chart for Time Intelligence, the dashboard highlights the performance "gap" </w:t>
+        <w:t xml:space="preserve">Moving into Diagnostic Analytics (Page 2), the design shifts from descriptive to predictive by incorporating AI-driven visuals like the Decomposition Tree and Key Influencers. These tools were selected to move the analytical conversation from "what happened" to "why it happened," leveraging machine learning to isolate specific behavioral drivers such as "Long Wait Times" and "Male Gender." Finally, for Performance Monitoring (Page 3), I prioritized comparative analysis. </w:t>
       </w:r>
       <w:r>
         <w:rPr>
           <w:rFonts w:ascii="Times New Roman" w:hAnsi="Times New Roman" w:cs="Times New Roman"/>
         </w:rPr>
         <w:lastRenderedPageBreak/>
-        <w:t>between the current and prior months, while a Funnel Chart provides a clear visualization of "Process Loss," tracking the attrition of patients from the point of initial booking to final clinical attendance.</w:t>
+        <w:t>By utilizing an Area Chart for Time Intelligence, the dashboard highlights the performance "gap" between the current and prior months, while a Funnel Chart provides a clear visualization of "Process Loss," tracking the attrition of patients from the point of initial booking to final clinical attendance.</w:t>
       </w:r>
     </w:p>
     <w:p>
@@ -11304,7 +10868,7 @@
           <w:szCs w:val="24"/>
         </w:rPr>
       </w:pPr>
-      <w:bookmarkStart w:id="22" w:name="_Toc227464843"/>
+      <w:bookmarkStart w:id="22" w:name="_Toc227465224"/>
       <w:r>
         <w:rPr>
           <w:rFonts w:ascii="Times New Roman" w:hAnsi="Times New Roman" w:cs="Times New Roman"/>
@@ -11364,7 +10928,7 @@
           <w:bCs/>
         </w:rPr>
       </w:pPr>
-      <w:bookmarkStart w:id="23" w:name="_Toc227464844"/>
+      <w:bookmarkStart w:id="23" w:name="_Toc227465225"/>
       <w:r>
         <w:rPr>
           <w:rFonts w:ascii="Times New Roman" w:hAnsi="Times New Roman" w:cs="Times New Roman"/>
@@ -11390,7 +10954,7 @@
           <w:szCs w:val="24"/>
         </w:rPr>
       </w:pPr>
-      <w:bookmarkStart w:id="24" w:name="_Toc227464845"/>
+      <w:bookmarkStart w:id="24" w:name="_Toc227465226"/>
       <w:r>
         <w:rPr>
           <w:rFonts w:ascii="Times New Roman" w:hAnsi="Times New Roman" w:cs="Times New Roman"/>
@@ -11441,21 +11005,14 @@
         <w:rPr>
           <w:rFonts w:ascii="Times New Roman" w:hAnsi="Times New Roman" w:cs="Times New Roman"/>
         </w:rPr>
-        <w:t xml:space="preserve"> The "Lead-Time" Risk Factor A deep dive into the Decomposition Tree and Funnel Chart reveals that the most significant predictor of non-attendance is the "Lead-Time Risk Factor." Appointments categorized as "Long" wait times (exceeding 7 days) suffer from a staggering 32% no-show rate. In contrast, "Same Day" bookings maintain </w:t>
-      </w:r>
-      <w:proofErr w:type="gramStart"/>
-      <w:r>
-        <w:rPr>
-          <w:rFonts w:ascii="Times New Roman" w:hAnsi="Times New Roman" w:cs="Times New Roman"/>
-        </w:rPr>
-        <w:t>a near-</w:t>
-      </w:r>
-      <w:proofErr w:type="gramEnd"/>
-      <w:r>
-        <w:rPr>
-          <w:rFonts w:ascii="Times New Roman" w:hAnsi="Times New Roman" w:cs="Times New Roman"/>
-        </w:rPr>
-        <w:t>perfect attendance rate. This indicates that patient commitment to a medical visit diminishes significantly as the temporal gap between the booking action and the actual appointment date increases.</w:t>
+        <w:t xml:space="preserve"> The "Lead-Time" Risk Factor A deep dive into the Decomposition Tree and Funnel Chart reveals that the most significant predictor of non-attendance is the "Lead-Time Risk Factor." Appointments categorized as "Long" wait times (exceeding 7 days) suffer from a staggering 32% no-show rate. In contrast, "Same Day" bookings maintain a near-perfect attendance rate. This </w:t>
+      </w:r>
+      <w:r>
+        <w:rPr>
+          <w:rFonts w:ascii="Times New Roman" w:hAnsi="Times New Roman" w:cs="Times New Roman"/>
+        </w:rPr>
+        <w:lastRenderedPageBreak/>
+        <w:t>indicates that patient commitment to a medical visit diminishes significantly as the temporal gap between the booking action and the actual appointment date increases.</w:t>
       </w:r>
     </w:p>
     <w:p>
@@ -11479,7 +11036,6 @@
           <w:i/>
           <w:iCs/>
         </w:rPr>
-        <w:lastRenderedPageBreak/>
         <w:t xml:space="preserve">b. </w:t>
       </w:r>
       <w:r>
@@ -11496,21 +11052,7 @@
         <w:rPr>
           <w:rFonts w:ascii="Times New Roman" w:hAnsi="Times New Roman" w:cs="Times New Roman"/>
         </w:rPr>
-        <w:t xml:space="preserve"> Socio-Economic Attendance Imbalance </w:t>
-      </w:r>
-      <w:proofErr w:type="gramStart"/>
-      <w:r>
-        <w:rPr>
-          <w:rFonts w:ascii="Times New Roman" w:hAnsi="Times New Roman" w:cs="Times New Roman"/>
-        </w:rPr>
-        <w:t>The</w:t>
-      </w:r>
-      <w:proofErr w:type="gramEnd"/>
-      <w:r>
-        <w:rPr>
-          <w:rFonts w:ascii="Times New Roman" w:hAnsi="Times New Roman" w:cs="Times New Roman"/>
-        </w:rPr>
-        <w:t xml:space="preserve"> Snowflake Scatter Plot identifies a distinct regional imbalance where health outcomes are tied to economic prosperity. Neighborhoods with the lowest GDP per Capita</w:t>
+        <w:t xml:space="preserve"> Socio-Economic Attendance Imbalance The Snowflake Scatter Plot identifies a distinct regional imbalance where health outcomes are tied to economic prosperity. Neighborhoods with the lowest GDP per Capita</w:t>
       </w:r>
       <w:r>
         <w:rPr>
@@ -11522,14 +11064,7 @@
         <w:rPr>
           <w:rFonts w:ascii="Times New Roman" w:hAnsi="Times New Roman" w:cs="Times New Roman"/>
         </w:rPr>
-        <w:t xml:space="preserve">mapped through the external IBGE </w:t>
-      </w:r>
-      <w:proofErr w:type="gramStart"/>
-      <w:r>
-        <w:rPr>
-          <w:rFonts w:ascii="Times New Roman" w:hAnsi="Times New Roman" w:cs="Times New Roman"/>
-        </w:rPr>
-        <w:t>dataset</w:t>
+        <w:t>mapped through the external IBGE dataset</w:t>
       </w:r>
       <w:r>
         <w:rPr>
@@ -11541,14 +11076,7 @@
         <w:rPr>
           <w:rFonts w:ascii="Times New Roman" w:hAnsi="Times New Roman" w:cs="Times New Roman"/>
         </w:rPr>
-        <w:t>consistently</w:t>
-      </w:r>
-      <w:proofErr w:type="gramEnd"/>
-      <w:r>
-        <w:rPr>
-          <w:rFonts w:ascii="Times New Roman" w:hAnsi="Times New Roman" w:cs="Times New Roman"/>
-        </w:rPr>
-        <w:t xml:space="preserve"> populate the "Top 5 Worst Performers" list for attendance. This suggests that the barrier to healthcare in these specific regions is likely structural, potentially linked to high transportation costs or the inability of patients in low-income sectors to sacrifice hourly wages for a clinic visit.</w:t>
+        <w:t>consistently populate the "Top 5 Worst Performers" list for attendance. This suggests that the barrier to healthcare in these specific regions is likely structural, potentially linked to high transportation costs or the inability of patients in low-income sectors to sacrifice hourly wages for a clinic visit.</w:t>
       </w:r>
     </w:p>
     <w:p>
@@ -11604,35 +11132,7 @@
         <w:rPr>
           <w:rFonts w:ascii="Times New Roman" w:hAnsi="Times New Roman" w:cs="Times New Roman"/>
         </w:rPr>
-        <w:t xml:space="preserve"> The "Scholarship" Paradox </w:t>
-      </w:r>
-      <w:proofErr w:type="gramStart"/>
-      <w:r>
-        <w:rPr>
-          <w:rFonts w:ascii="Times New Roman" w:hAnsi="Times New Roman" w:cs="Times New Roman"/>
-        </w:rPr>
-        <w:t>The</w:t>
-      </w:r>
-      <w:proofErr w:type="gramEnd"/>
-      <w:r>
-        <w:rPr>
-          <w:rFonts w:ascii="Times New Roman" w:hAnsi="Times New Roman" w:cs="Times New Roman"/>
-        </w:rPr>
-        <w:t xml:space="preserve"> Key Influencers AI visual produced a counter-intuitive finding regarding social welfare. Data indicates that patients enrolled in the Bolsa Família (Scholarship) program are </w:t>
-      </w:r>
-      <w:proofErr w:type="gramStart"/>
-      <w:r>
-        <w:rPr>
-          <w:rFonts w:ascii="Times New Roman" w:hAnsi="Times New Roman" w:cs="Times New Roman"/>
-        </w:rPr>
-        <w:t>actually more</w:t>
-      </w:r>
-      <w:proofErr w:type="gramEnd"/>
-      <w:r>
-        <w:rPr>
-          <w:rFonts w:ascii="Times New Roman" w:hAnsi="Times New Roman" w:cs="Times New Roman"/>
-        </w:rPr>
-        <w:t xml:space="preserve"> likely to miss appointments than those who are not. This "Scholarship Paradox" suggests that while financial aid addresses basic needs, it does not currently mitigate the systemic barriers</w:t>
+        <w:t xml:space="preserve"> The "Scholarship" Paradox The Key Influencers AI visual produced a counter-intuitive finding regarding social welfare. Data indicates that patients enrolled in the Bolsa Família (Scholarship) program are actually more likely to miss appointments than those who are not. This "Scholarship Paradox" suggests that while financial aid addresses basic needs, it does not currently mitigate the systemic barriers</w:t>
       </w:r>
       <w:r>
         <w:rPr>
@@ -11712,35 +11212,7 @@
         <w:rPr>
           <w:rFonts w:ascii="Times New Roman" w:hAnsi="Times New Roman" w:cs="Times New Roman"/>
         </w:rPr>
-        <w:t xml:space="preserve"> Demographic Behavioral Variance Analysis of the Stacked Bar Chart reveals that while total appointment volume is relatively consistent across genders, the "No-Show Rate %" is noticeably higher among the male demographic. When this data is </w:t>
-      </w:r>
-      <w:proofErr w:type="gramStart"/>
-      <w:r>
-        <w:rPr>
-          <w:rFonts w:ascii="Times New Roman" w:hAnsi="Times New Roman" w:cs="Times New Roman"/>
-        </w:rPr>
-        <w:t>cross-filtered</w:t>
-      </w:r>
-      <w:proofErr w:type="gramEnd"/>
-      <w:r>
-        <w:rPr>
-          <w:rFonts w:ascii="Times New Roman" w:hAnsi="Times New Roman" w:cs="Times New Roman"/>
-        </w:rPr>
-        <w:t xml:space="preserve"> with the "</w:t>
-      </w:r>
-      <w:proofErr w:type="spellStart"/>
-      <w:r>
-        <w:rPr>
-          <w:rFonts w:ascii="Times New Roman" w:hAnsi="Times New Roman" w:cs="Times New Roman"/>
-        </w:rPr>
-        <w:t>WaitTimeCategory</w:t>
-      </w:r>
-      <w:proofErr w:type="spellEnd"/>
-      <w:r>
-        <w:rPr>
-          <w:rFonts w:ascii="Times New Roman" w:hAnsi="Times New Roman" w:cs="Times New Roman"/>
-        </w:rPr>
-        <w:t>," it becomes evident that men are significantly less likely to attend appointments scheduled more than a week in advance compared to women. This identifies men as a high-risk demographic segment that requires more aggressive engagement for long-term scheduling.</w:t>
+        <w:t xml:space="preserve"> Demographic Behavioral Variance Analysis of the Stacked Bar Chart reveals that while total appointment volume is relatively consistent across genders, the "No-Show Rate %" is noticeably higher among the male demographic. When this data is cross-filtered with the "WaitTimeCategory," it becomes evident that men are significantly less likely to attend appointments scheduled more than a week in advance compared to women. This identifies men as a high-risk demographic segment that requires more aggressive engagement for long-term scheduling.</w:t>
       </w:r>
     </w:p>
     <w:p>
@@ -11796,21 +11268,7 @@
         <w:rPr>
           <w:rFonts w:ascii="Times New Roman" w:hAnsi="Times New Roman" w:cs="Times New Roman"/>
         </w:rPr>
-        <w:t xml:space="preserve"> Diminishing Returns on SMS Communication </w:t>
-      </w:r>
-      <w:proofErr w:type="gramStart"/>
-      <w:r>
-        <w:rPr>
-          <w:rFonts w:ascii="Times New Roman" w:hAnsi="Times New Roman" w:cs="Times New Roman"/>
-        </w:rPr>
-        <w:t>The</w:t>
-      </w:r>
-      <w:proofErr w:type="gramEnd"/>
-      <w:r>
-        <w:rPr>
-          <w:rFonts w:ascii="Times New Roman" w:hAnsi="Times New Roman" w:cs="Times New Roman"/>
-        </w:rPr>
-        <w:t xml:space="preserve"> Time Intelligence monitoring on Page 3 demonstrates a plateau in the effectiveness of current patient outreach. Despite a high volume of SMS reminders being dispatched during the peak months of May and June, the no-show rate did not decline in a proportional or meaningful way. This suggests that a "one-size-fits-all" automated messaging strategy is losing its impact and that the timing or content of these reminders is failing to influence the decision-making process of high-risk patients.</w:t>
+        <w:t xml:space="preserve"> Diminishing Returns on SMS Communication The Time Intelligence monitoring on Page 3 demonstrates a plateau in the effectiveness of current patient outreach. Despite a high volume of SMS reminders being dispatched during the peak months of May and June, the no-show rate did not decline in a proportional or meaningful way. This suggests that a "one-size-fits-all" automated messaging strategy is losing its impact and that the timing or content of these reminders is failing to influence the decision-making process of high-risk patients.</w:t>
       </w:r>
     </w:p>
     <w:p>
@@ -11825,7 +11283,7 @@
           <w:szCs w:val="24"/>
         </w:rPr>
       </w:pPr>
-      <w:bookmarkStart w:id="25" w:name="_Toc227464846"/>
+      <w:bookmarkStart w:id="25" w:name="_Toc227465227"/>
       <w:r>
         <w:rPr>
           <w:rFonts w:ascii="Times New Roman" w:hAnsi="Times New Roman" w:cs="Times New Roman"/>
@@ -11835,6 +11293,7 @@
           <w:sz w:val="24"/>
           <w:szCs w:val="24"/>
         </w:rPr>
+        <w:lastRenderedPageBreak/>
         <w:t>2. Actionable Recommendations</w:t>
       </w:r>
       <w:bookmarkEnd w:id="25"/>
@@ -11876,42 +11335,7 @@
         <w:rPr>
           <w:rFonts w:ascii="Times New Roman" w:hAnsi="Times New Roman" w:cs="Times New Roman"/>
         </w:rPr>
-        <w:t xml:space="preserve"> Implementation of a Dynamic Confirmation Workflow To address the high attrition rate in long-term </w:t>
-      </w:r>
-      <w:proofErr w:type="gramStart"/>
-      <w:r>
-        <w:rPr>
-          <w:rFonts w:ascii="Times New Roman" w:hAnsi="Times New Roman" w:cs="Times New Roman"/>
-        </w:rPr>
-        <w:t>bookings,</w:t>
-      </w:r>
-      <w:proofErr w:type="gramEnd"/>
-      <w:r>
-        <w:rPr>
-          <w:rFonts w:ascii="Times New Roman" w:hAnsi="Times New Roman" w:cs="Times New Roman"/>
-        </w:rPr>
-        <w:t xml:space="preserve"> the clinic should move away from static reminders and implement a staggered confirmation system. For "Short-term" bookings, a standard SMS 24 hours </w:t>
-      </w:r>
-      <w:r>
-        <w:rPr>
-          <w:rFonts w:ascii="Times New Roman" w:hAnsi="Times New Roman" w:cs="Times New Roman"/>
-        </w:rPr>
-        <w:lastRenderedPageBreak/>
-        <w:t xml:space="preserve">prior is sufficient. However, for "Long-term" appointments, </w:t>
-      </w:r>
-      <w:proofErr w:type="gramStart"/>
-      <w:r>
-        <w:rPr>
-          <w:rFonts w:ascii="Times New Roman" w:hAnsi="Times New Roman" w:cs="Times New Roman"/>
-        </w:rPr>
-        <w:t>a mandatory</w:t>
-      </w:r>
-      <w:proofErr w:type="gramEnd"/>
-      <w:r>
-        <w:rPr>
-          <w:rFonts w:ascii="Times New Roman" w:hAnsi="Times New Roman" w:cs="Times New Roman"/>
-        </w:rPr>
-        <w:t xml:space="preserve"> phone confirmation should be required 48 hours before the slot. If the patient does not confirm via the call, the slot should be automatically released to a dynamic waitlist, thereby reducing the 32% "Process Loss" identified in the analytical funnel.</w:t>
+        <w:t xml:space="preserve"> Implementation of a Dynamic Confirmation Workflow To address the high attrition rate in long-term bookings, the clinic should move away from static reminders and implement a staggered confirmation system. For "Short-term" bookings, a standard SMS 24 hours prior is sufficient. However, for "Long-term" appointments, a mandatory phone confirmation should be required 48 hours before the slot. If the patient does not confirm via the call, the slot should be automatically released to a dynamic waitlist, thereby reducing the 32% "Process Loss" identified in the analytical funnel.</w:t>
       </w:r>
     </w:p>
     <w:p>
@@ -12035,21 +11459,7 @@
         <w:rPr>
           <w:rFonts w:ascii="Times New Roman" w:hAnsi="Times New Roman" w:cs="Times New Roman"/>
         </w:rPr>
-        <w:t xml:space="preserve"> the clinic must personalize its communication style. Reminders for male patients should shift to highlight the "efficiency" and "</w:t>
-      </w:r>
-      <w:proofErr w:type="gramStart"/>
-      <w:r>
-        <w:rPr>
-          <w:rFonts w:ascii="Times New Roman" w:hAnsi="Times New Roman" w:cs="Times New Roman"/>
-        </w:rPr>
-        <w:t>time-saving</w:t>
-      </w:r>
-      <w:proofErr w:type="gramEnd"/>
-      <w:r>
-        <w:rPr>
-          <w:rFonts w:ascii="Times New Roman" w:hAnsi="Times New Roman" w:cs="Times New Roman"/>
-        </w:rPr>
-        <w:t>" aspects of the visit to appeal to those who view healthcare as a disruption to their workday. For scholarship recipients, the clinic should partner with community leaders to synchronize "Health Education" outreach with social grant payout dates, ensuring that medical attendance is framed as a foundational part of the family’s monthly welfare routine.</w:t>
+        <w:t xml:space="preserve"> the clinic must personalize its communication style. Reminders for male patients should shift to highlight the "efficiency" and "time-saving" aspects of the visit to appeal to those who view healthcare as a disruption to their workday. For scholarship recipients, the clinic should partner with community leaders to synchronize "Health Education" outreach with social grant payout dates, ensuring that medical attendance is framed as a foundational part of the family’s monthly welfare routine.</w:t>
       </w:r>
     </w:p>
     <w:p>
@@ -12064,7 +11474,7 @@
           <w:szCs w:val="24"/>
         </w:rPr>
       </w:pPr>
-      <w:bookmarkStart w:id="26" w:name="_Toc227464847"/>
+      <w:bookmarkStart w:id="26" w:name="_Toc227465228"/>
       <w:r>
         <w:rPr>
           <w:rFonts w:ascii="Times New Roman" w:hAnsi="Times New Roman" w:cs="Times New Roman"/>
@@ -12178,28 +11588,14 @@
         <w:rPr>
           <w:rFonts w:ascii="Times New Roman" w:hAnsi="Times New Roman" w:cs="Times New Roman"/>
         </w:rPr>
-        <w:t xml:space="preserve"> identified that the "Lead-Time Risk Factor" is the primary driver of operational inefficiency, with no-show rates tripling as booking dates </w:t>
-      </w:r>
-      <w:proofErr w:type="gramStart"/>
-      <w:r>
-        <w:rPr>
-          <w:rFonts w:ascii="Times New Roman" w:hAnsi="Times New Roman" w:cs="Times New Roman"/>
-        </w:rPr>
-        <w:t>extend</w:t>
-      </w:r>
-      <w:proofErr w:type="gramEnd"/>
-      <w:r>
-        <w:rPr>
-          <w:rFonts w:ascii="Times New Roman" w:hAnsi="Times New Roman" w:cs="Times New Roman"/>
-        </w:rPr>
-        <w:t xml:space="preserve"> beyond one week. Furthermore, the integration of external IBGE socio-economic data proved that regional wealth (GDP) and development indices (IDHM) are statistically significant indicators of patient reliability. </w:t>
+        <w:t xml:space="preserve"> identified that the "Lead-Time Risk Factor" is the primary driver of </w:t>
       </w:r>
       <w:r>
         <w:rPr>
           <w:rFonts w:ascii="Times New Roman" w:hAnsi="Times New Roman" w:cs="Times New Roman"/>
         </w:rPr>
         <w:lastRenderedPageBreak/>
-        <w:t>This confirms that a "one-size-fits-all" approach to clinical management is insufficient; instead, healthcare providers must adopt a localized, demographic-specific strategy.</w:t>
+        <w:t>operational inefficiency, with no-show rates tripling as booking dates extend beyond one week. Furthermore, the integration of external IBGE socio-economic data proved that regional wealth (GDP) and development indices (IDHM) are statistically significant indicators of patient reliability. This confirms that a "one-size-fits-all" approach to clinical management is insufficient; instead, healthcare providers must adopt a localized, demographic-specific strategy.</w:t>
       </w:r>
     </w:p>
     <w:p>
@@ -12271,7 +11667,7 @@
           <w:bCs/>
         </w:rPr>
       </w:pPr>
-      <w:bookmarkStart w:id="27" w:name="_Toc227464848"/>
+      <w:bookmarkStart w:id="27" w:name="_Toc227465229"/>
       <w:r>
         <w:rPr>
           <w:rFonts w:ascii="Times New Roman" w:hAnsi="Times New Roman" w:cs="Times New Roman"/>
@@ -12295,26 +11691,37 @@
     </w:p>
     <w:p>
       <w:pPr>
-        <w:pStyle w:val="ListParagraph"/>
-        <w:tabs>
-          <w:tab w:val="left" w:pos="9270"/>
-        </w:tabs>
-        <w:ind w:left="-90"/>
-        <w:rPr>
-          <w:rFonts w:ascii="Times New Roman" w:hAnsi="Times New Roman" w:cs="Times New Roman"/>
-        </w:rPr>
-      </w:pPr>
-      <w:r>
-        <w:rPr>
-          <w:rFonts w:ascii="Times New Roman" w:eastAsiaTheme="majorEastAsia" w:hAnsi="Times New Roman" w:cs="Times New Roman"/>
+        <w:pStyle w:val="Heading2"/>
+        <w:rPr>
+          <w:rFonts w:ascii="Times New Roman" w:hAnsi="Times New Roman" w:cs="Times New Roman"/>
           <w:i/>
           <w:iCs/>
+          <w:color w:val="auto"/>
+          <w:sz w:val="24"/>
+          <w:szCs w:val="24"/>
+        </w:rPr>
+      </w:pPr>
+      <w:bookmarkStart w:id="28" w:name="_Toc227465230"/>
+      <w:r>
+        <w:rPr>
+          <w:rFonts w:ascii="Times New Roman" w:hAnsi="Times New Roman" w:cs="Times New Roman"/>
+          <w:i/>
+          <w:iCs/>
+          <w:color w:val="auto"/>
+          <w:sz w:val="24"/>
+          <w:szCs w:val="24"/>
         </w:rPr>
         <w:t>GitHub Link</w:t>
       </w:r>
-      <w:r>
-        <w:rPr>
-          <w:rFonts w:ascii="Times New Roman" w:hAnsi="Times New Roman" w:cs="Times New Roman"/>
+      <w:bookmarkEnd w:id="28"/>
+      <w:r>
+        <w:rPr>
+          <w:rFonts w:ascii="Times New Roman" w:hAnsi="Times New Roman" w:cs="Times New Roman"/>
+          <w:i/>
+          <w:iCs/>
+          <w:color w:val="auto"/>
+          <w:sz w:val="24"/>
+          <w:szCs w:val="24"/>
         </w:rPr>
         <w:t>:</w:t>
       </w:r>
@@ -12331,21 +11738,12 @@
         </w:rPr>
       </w:pPr>
       <w:hyperlink r:id="rId56" w:history="1">
-        <w:proofErr w:type="spellStart"/>
         <w:r>
           <w:rPr>
             <w:rStyle w:val="Hyperlink"/>
             <w:rFonts w:ascii="Times New Roman" w:hAnsi="Times New Roman" w:cs="Times New Roman"/>
           </w:rPr>
-          <w:t>HermelaDev</w:t>
-        </w:r>
-        <w:proofErr w:type="spellEnd"/>
-        <w:r>
-          <w:rPr>
-            <w:rStyle w:val="Hyperlink"/>
-            <w:rFonts w:ascii="Times New Roman" w:hAnsi="Times New Roman" w:cs="Times New Roman"/>
-          </w:rPr>
-          <w:t>/DSA3050A-Advanced-PowerBI-Exam</w:t>
+          <w:t>HermelaDev/DSA3050A-Advanced-PowerBI-Exam</w:t>
         </w:r>
       </w:hyperlink>
     </w:p>
@@ -12365,36 +11763,48 @@
     </w:p>
     <w:p>
       <w:pPr>
-        <w:pStyle w:val="ListParagraph"/>
-        <w:tabs>
-          <w:tab w:val="left" w:pos="9270"/>
-        </w:tabs>
-        <w:ind w:left="-90"/>
-        <w:rPr>
-          <w:rFonts w:ascii="Times New Roman" w:hAnsi="Times New Roman" w:cs="Times New Roman"/>
-        </w:rPr>
-      </w:pPr>
-      <w:proofErr w:type="spellStart"/>
-      <w:r>
-        <w:rPr>
-          <w:rFonts w:ascii="Times New Roman" w:eastAsiaTheme="majorEastAsia" w:hAnsi="Times New Roman" w:cs="Times New Roman"/>
+        <w:pStyle w:val="Heading2"/>
+        <w:rPr>
+          <w:rFonts w:ascii="Times New Roman" w:hAnsi="Times New Roman" w:cs="Times New Roman"/>
           <w:i/>
           <w:iCs/>
-        </w:rPr>
-        <w:t>PowerBI</w:t>
-      </w:r>
-      <w:proofErr w:type="spellEnd"/>
-      <w:r>
-        <w:rPr>
-          <w:rFonts w:ascii="Times New Roman" w:eastAsiaTheme="majorEastAsia" w:hAnsi="Times New Roman" w:cs="Times New Roman"/>
+          <w:color w:val="auto"/>
+          <w:sz w:val="24"/>
+          <w:szCs w:val="24"/>
+        </w:rPr>
+      </w:pPr>
+      <w:bookmarkStart w:id="29" w:name="_Toc227465231"/>
+      <w:r>
+        <w:rPr>
+          <w:rFonts w:ascii="Times New Roman" w:hAnsi="Times New Roman" w:cs="Times New Roman"/>
           <w:i/>
           <w:iCs/>
+          <w:color w:val="auto"/>
+          <w:sz w:val="24"/>
+          <w:szCs w:val="24"/>
+        </w:rPr>
+        <w:t>PowerBI</w:t>
+      </w:r>
+      <w:r>
+        <w:rPr>
+          <w:rFonts w:ascii="Times New Roman" w:hAnsi="Times New Roman" w:cs="Times New Roman"/>
+          <w:i/>
+          <w:iCs/>
+          <w:color w:val="auto"/>
+          <w:sz w:val="24"/>
+          <w:szCs w:val="24"/>
         </w:rPr>
         <w:t xml:space="preserve"> Published Link</w:t>
       </w:r>
-      <w:r>
-        <w:rPr>
-          <w:rFonts w:ascii="Times New Roman" w:hAnsi="Times New Roman" w:cs="Times New Roman"/>
+      <w:bookmarkEnd w:id="29"/>
+      <w:r>
+        <w:rPr>
+          <w:rFonts w:ascii="Times New Roman" w:hAnsi="Times New Roman" w:cs="Times New Roman"/>
+          <w:i/>
+          <w:iCs/>
+          <w:color w:val="auto"/>
+          <w:sz w:val="24"/>
+          <w:szCs w:val="24"/>
         </w:rPr>
         <w:t>:</w:t>
       </w:r>
@@ -12519,6 +11929,7 @@
       <w:pStyle w:val="Footer"/>
     </w:pPr>
   </w:p>
+  <w:p/>
 </w:ftr>
 </file>
 
